--- a/report/assignment-1/Modern_Computer_Vision_Architecture.docx
+++ b/report/assignment-1/Modern_Computer_Vision_Architecture.docx
@@ -3014,7 +3014,7 @@
           <w:lang w:val="en-GB"/>
         </w:rPr>
         <w:drawing>
-          <wp:inline distT="0" distB="0" distL="0" distR="0" wp14:anchorId="41AD22F0" wp14:editId="6547925E">
+          <wp:inline distT="0" distB="0" distL="0" distR="0" wp14:anchorId="41AD22F0" wp14:editId="6B883ED6">
             <wp:extent cx="3677697" cy="1320199"/>
             <wp:effectExtent l="0" t="0" r="0" b="0"/>
             <wp:docPr id="581286956" name="Picture 9"/>
@@ -3485,7 +3485,7 @@
           <w:lang w:val="en-GB"/>
         </w:rPr>
         <w:drawing>
-          <wp:inline distT="0" distB="0" distL="0" distR="0" wp14:anchorId="3C572B9E" wp14:editId="1C9D9AC7">
+          <wp:inline distT="0" distB="0" distL="0" distR="0" wp14:anchorId="3C572B9E" wp14:editId="13A2E718">
             <wp:extent cx="4195187" cy="1678075"/>
             <wp:effectExtent l="0" t="0" r="0" b="0"/>
             <wp:docPr id="2078392062" name="Picture 7"/>
@@ -5370,7 +5370,27 @@
         <w:sz w:val="20"/>
         <w:szCs w:val="20"/>
       </w:rPr>
-      <w:t>Advanced Machine Learning: Assignment 1</w:t>
+      <w:t>Assignment 1</w:t>
+    </w:r>
+    <w:r>
+      <w:rPr>
+        <w:rFonts w:ascii="Arial" w:hAnsi="Arial" w:cs="Arial"/>
+        <w:i/>
+        <w:iCs/>
+        <w:sz w:val="20"/>
+        <w:szCs w:val="20"/>
+      </w:rPr>
+      <w:t xml:space="preserve"> - </w:t>
+    </w:r>
+    <w:r>
+      <w:rPr>
+        <w:rFonts w:ascii="Arial" w:hAnsi="Arial" w:cs="Arial"/>
+        <w:i/>
+        <w:iCs/>
+        <w:sz w:val="20"/>
+        <w:szCs w:val="20"/>
+      </w:rPr>
+      <w:t>Advanced Machine Learning</w:t>
     </w:r>
   </w:p>
 </w:hdr>
@@ -7727,9 +7747,9 @@
   <w:font w:name="Consolas">
     <w:panose1 w:val="020B0609020204030204"/>
     <w:charset w:val="00"/>
-    <w:family w:val="roman"/>
-    <w:notTrueType/>
-    <w:pitch w:val="default"/>
+    <w:family w:val="modern"/>
+    <w:pitch w:val="fixed"/>
+    <w:sig w:usb0="E00006FF" w:usb1="0000FCFF" w:usb2="00000001" w:usb3="00000000" w:csb0="0000019F" w:csb1="00000000"/>
   </w:font>
   <w:font w:name="DengXian">
     <w:panose1 w:val="02010600030101010101"/>
@@ -7766,6 +7786,7 @@
     <w:rsidRoot w:val="009F2903"/>
     <w:rsid w:val="002F425A"/>
     <w:rsid w:val="004722B6"/>
+    <w:rsid w:val="0054762F"/>
     <w:rsid w:val="005B5A64"/>
     <w:rsid w:val="0064391B"/>
     <w:rsid w:val="0077454C"/>
@@ -7773,6 +7794,7 @@
     <w:rsid w:val="00AB5F70"/>
     <w:rsid w:val="00B05ADC"/>
     <w:rsid w:val="00B971C6"/>
+    <w:rsid w:val="00D14F81"/>
     <w:rsid w:val="00EE1443"/>
   </w:rsids>
   <m:mathPr>

--- a/report/assignment-1/Modern_Computer_Vision_Architecture.docx
+++ b/report/assignment-1/Modern_Computer_Vision_Architecture.docx
@@ -4,6 +4,9 @@
   <w:body>
     <w:sdt>
       <w:sdtPr>
+        <w:rPr>
+          <w:rFonts w:ascii="Calibri" w:hAnsi="Calibri" w:cs="Calibri"/>
+        </w:rPr>
         <w:id w:val="-979454517"/>
         <w:docPartObj>
           <w:docPartGallery w:val="Cover Pages"/>
@@ -18,7 +21,13 @@
         </w:rPr>
       </w:sdtEndPr>
       <w:sdtContent>
-        <w:p/>
+        <w:p>
+          <w:pPr>
+            <w:rPr>
+              <w:rFonts w:ascii="Calibri" w:hAnsi="Calibri" w:cs="Calibri"/>
+            </w:rPr>
+          </w:pPr>
+        </w:p>
         <w:tbl>
           <w:tblPr>
             <w:tblpPr w:leftFromText="187" w:rightFromText="187" w:horzAnchor="margin" w:tblpXSpec="center" w:tblpY="2881"/>
@@ -50,6 +59,7 @@
                 <w:pPr>
                   <w:pStyle w:val="NoSpacing"/>
                   <w:rPr>
+                    <w:rFonts w:ascii="Calibri" w:hAnsi="Calibri" w:cs="Calibri"/>
                     <w:color w:val="0F4761" w:themeColor="accent1" w:themeShade="BF"/>
                     <w:sz w:val="24"/>
                   </w:rPr>
@@ -65,7 +75,7 @@
               <w:sdt>
                 <w:sdtPr>
                   <w:rPr>
-                    <w:rFonts w:asciiTheme="majorHAnsi" w:eastAsiaTheme="majorEastAsia" w:hAnsiTheme="majorHAnsi" w:cstheme="majorBidi"/>
+                    <w:rFonts w:ascii="Calibri" w:eastAsiaTheme="majorEastAsia" w:hAnsi="Calibri" w:cs="Calibri"/>
                     <w:color w:val="156082" w:themeColor="accent1"/>
                     <w:sz w:val="88"/>
                     <w:szCs w:val="88"/>
@@ -84,7 +94,7 @@
                       <w:pStyle w:val="NoSpacing"/>
                       <w:spacing w:line="216" w:lineRule="auto"/>
                       <w:rPr>
-                        <w:rFonts w:asciiTheme="majorHAnsi" w:eastAsiaTheme="majorEastAsia" w:hAnsiTheme="majorHAnsi" w:cstheme="majorBidi"/>
+                        <w:rFonts w:ascii="Calibri" w:eastAsiaTheme="majorEastAsia" w:hAnsi="Calibri" w:cs="Calibri"/>
                         <w:color w:val="156082" w:themeColor="accent1"/>
                         <w:sz w:val="88"/>
                         <w:szCs w:val="88"/>
@@ -92,7 +102,7 @@
                     </w:pPr>
                     <w:r>
                       <w:rPr>
-                        <w:rFonts w:asciiTheme="majorHAnsi" w:eastAsiaTheme="majorEastAsia" w:hAnsiTheme="majorHAnsi" w:cstheme="majorBidi"/>
+                        <w:rFonts w:ascii="Calibri" w:eastAsiaTheme="majorEastAsia" w:hAnsi="Calibri" w:cs="Calibri"/>
                         <w:color w:val="156082" w:themeColor="accent1"/>
                         <w:sz w:val="88"/>
                         <w:szCs w:val="88"/>
@@ -108,6 +118,7 @@
             <w:sdt>
               <w:sdtPr>
                 <w:rPr>
+                  <w:rFonts w:ascii="Calibri" w:hAnsi="Calibri" w:cs="Calibri"/>
                   <w:color w:val="0F4761" w:themeColor="accent1" w:themeShade="BF"/>
                   <w:sz w:val="24"/>
                   <w:szCs w:val="24"/>
@@ -135,12 +146,14 @@
                     <w:pPr>
                       <w:pStyle w:val="NoSpacing"/>
                       <w:rPr>
+                        <w:rFonts w:ascii="Calibri" w:hAnsi="Calibri" w:cs="Calibri"/>
                         <w:color w:val="0F4761" w:themeColor="accent1" w:themeShade="BF"/>
                         <w:sz w:val="24"/>
                       </w:rPr>
                     </w:pPr>
                     <w:r>
                       <w:rPr>
+                        <w:rFonts w:ascii="Calibri" w:hAnsi="Calibri" w:cs="Calibri"/>
                         <w:color w:val="0F4761" w:themeColor="accent1" w:themeShade="BF"/>
                         <w:sz w:val="24"/>
                         <w:szCs w:val="24"/>
@@ -176,6 +189,7 @@
               <w:sdt>
                 <w:sdtPr>
                   <w:rPr>
+                    <w:rFonts w:ascii="Calibri" w:hAnsi="Calibri" w:cs="Calibri"/>
                     <w:color w:val="156082" w:themeColor="accent1"/>
                     <w:sz w:val="28"/>
                     <w:szCs w:val="28"/>
@@ -193,6 +207,7 @@
                     <w:pPr>
                       <w:pStyle w:val="NoSpacing"/>
                       <w:rPr>
+                        <w:rFonts w:ascii="Calibri" w:hAnsi="Calibri" w:cs="Calibri"/>
                         <w:color w:val="156082" w:themeColor="accent1"/>
                         <w:sz w:val="28"/>
                         <w:szCs w:val="28"/>
@@ -200,6 +215,7 @@
                     </w:pPr>
                     <w:r>
                       <w:rPr>
+                        <w:rFonts w:ascii="Calibri" w:hAnsi="Calibri" w:cs="Calibri"/>
                         <w:color w:val="156082" w:themeColor="accent1"/>
                         <w:sz w:val="28"/>
                         <w:szCs w:val="28"/>
@@ -208,6 +224,7 @@
                     </w:r>
                     <w:r>
                       <w:rPr>
+                        <w:rFonts w:ascii="Calibri" w:hAnsi="Calibri" w:cs="Calibri"/>
                         <w:color w:val="156082" w:themeColor="accent1"/>
                         <w:sz w:val="28"/>
                         <w:szCs w:val="28"/>
@@ -220,6 +237,7 @@
               <w:sdt>
                 <w:sdtPr>
                   <w:rPr>
+                    <w:rFonts w:ascii="Calibri" w:hAnsi="Calibri" w:cs="Calibri"/>
                     <w:color w:val="156082" w:themeColor="accent1"/>
                     <w:sz w:val="28"/>
                     <w:szCs w:val="28"/>
@@ -243,6 +261,7 @@
                     <w:pPr>
                       <w:pStyle w:val="NoSpacing"/>
                       <w:rPr>
+                        <w:rFonts w:ascii="Calibri" w:hAnsi="Calibri" w:cs="Calibri"/>
                         <w:color w:val="156082" w:themeColor="accent1"/>
                         <w:sz w:val="28"/>
                         <w:szCs w:val="28"/>
@@ -250,6 +269,7 @@
                     </w:pPr>
                     <w:r>
                       <w:rPr>
+                        <w:rFonts w:ascii="Calibri" w:hAnsi="Calibri" w:cs="Calibri"/>
                         <w:color w:val="156082" w:themeColor="accent1"/>
                         <w:sz w:val="28"/>
                         <w:szCs w:val="28"/>
@@ -263,6 +283,7 @@
                 <w:pPr>
                   <w:pStyle w:val="NoSpacing"/>
                   <w:rPr>
+                    <w:rFonts w:ascii="Calibri" w:hAnsi="Calibri" w:cs="Calibri"/>
                     <w:color w:val="156082" w:themeColor="accent1"/>
                   </w:rPr>
                 </w:pPr>
@@ -273,6 +294,7 @@
         <w:p>
           <w:pPr>
             <w:rPr>
+              <w:rFonts w:ascii="Calibri" w:hAnsi="Calibri" w:cs="Calibri"/>
               <w:b/>
               <w:bCs/>
               <w:lang w:val="en-GB"/>
@@ -280,6 +302,7 @@
           </w:pPr>
           <w:r>
             <w:rPr>
+              <w:rFonts w:ascii="Calibri" w:hAnsi="Calibri" w:cs="Calibri"/>
               <w:b/>
               <w:bCs/>
               <w:lang w:val="en-GB"/>
@@ -292,7 +315,7 @@
     <w:sdt>
       <w:sdtPr>
         <w:rPr>
-          <w:rFonts w:asciiTheme="minorHAnsi" w:eastAsiaTheme="minorHAnsi" w:hAnsiTheme="minorHAnsi" w:cstheme="minorBidi"/>
+          <w:rFonts w:ascii="Calibri" w:eastAsiaTheme="minorHAnsi" w:hAnsi="Calibri" w:cs="Calibri"/>
           <w:color w:val="auto"/>
           <w:sz w:val="24"/>
           <w:szCs w:val="24"/>
@@ -315,9 +338,13 @@
         <w:p>
           <w:pPr>
             <w:pStyle w:val="TOCHeading"/>
+            <w:rPr>
+              <w:rFonts w:ascii="Calibri" w:hAnsi="Calibri" w:cs="Calibri"/>
+            </w:rPr>
           </w:pPr>
           <w:r>
             <w:rPr>
+              <w:rFonts w:ascii="Calibri" w:hAnsi="Calibri" w:cs="Calibri"/>
               <w:lang w:val="en-GB"/>
             </w:rPr>
             <w:t>Contents</w:t>
@@ -338,18 +365,28 @@
             </w:rPr>
           </w:pPr>
           <w:r>
+            <w:rPr>
+              <w:rFonts w:ascii="Calibri" w:hAnsi="Calibri" w:cs="Calibri"/>
+            </w:rPr>
             <w:fldChar w:fldCharType="begin"/>
           </w:r>
           <w:r>
+            <w:rPr>
+              <w:rFonts w:ascii="Calibri" w:hAnsi="Calibri" w:cs="Calibri"/>
+            </w:rPr>
             <w:instrText xml:space="preserve"> TOC \o "1-3" \h \z \u </w:instrText>
           </w:r>
           <w:r>
+            <w:rPr>
+              <w:rFonts w:ascii="Calibri" w:hAnsi="Calibri" w:cs="Calibri"/>
+            </w:rPr>
             <w:fldChar w:fldCharType="separate"/>
           </w:r>
-          <w:hyperlink w:anchor="_Toc226829146" w:history="1">
+          <w:hyperlink w:anchor="_Toc226901982" w:history="1">
             <w:r>
               <w:rPr>
                 <w:rStyle w:val="Hyperlink"/>
+                <w:rFonts w:ascii="Calibri" w:hAnsi="Calibri" w:cs="Calibri"/>
                 <w:noProof/>
               </w:rPr>
               <w:t>1. Introduction</w:t>
@@ -373,7 +410,7 @@
                 <w:noProof/>
                 <w:webHidden/>
               </w:rPr>
-              <w:instrText xml:space="preserve"> PAGEREF _Toc226829146 \h </w:instrText>
+              <w:instrText xml:space="preserve"> PAGEREF _Toc226901982 \h </w:instrText>
             </w:r>
             <w:r>
               <w:rPr>
@@ -418,10 +455,11 @@
               <w14:ligatures w14:val="standardContextual"/>
             </w:rPr>
           </w:pPr>
-          <w:hyperlink w:anchor="_Toc226829147" w:history="1">
+          <w:hyperlink w:anchor="_Toc226901983" w:history="1">
             <w:r>
               <w:rPr>
                 <w:rStyle w:val="Hyperlink"/>
+                <w:rFonts w:ascii="Calibri" w:hAnsi="Calibri" w:cs="Calibri"/>
                 <w:noProof/>
               </w:rPr>
               <w:t>Example 1: ResNet as a shared backbone</w:t>
@@ -445,7 +483,7 @@
                 <w:noProof/>
                 <w:webHidden/>
               </w:rPr>
-              <w:instrText xml:space="preserve"> PAGEREF _Toc226829147 \h </w:instrText>
+              <w:instrText xml:space="preserve"> PAGEREF _Toc226901983 \h </w:instrText>
             </w:r>
             <w:r>
               <w:rPr>
@@ -490,10 +528,11 @@
               <w14:ligatures w14:val="standardContextual"/>
             </w:rPr>
           </w:pPr>
-          <w:hyperlink w:anchor="_Toc226829148" w:history="1">
+          <w:hyperlink w:anchor="_Toc226901984" w:history="1">
             <w:r>
               <w:rPr>
                 <w:rStyle w:val="Hyperlink"/>
+                <w:rFonts w:ascii="Calibri" w:hAnsi="Calibri" w:cs="Calibri"/>
                 <w:noProof/>
               </w:rPr>
               <w:t>Example 2: Vision Transformer backbones reused across tasks</w:t>
@@ -517,7 +556,7 @@
                 <w:noProof/>
                 <w:webHidden/>
               </w:rPr>
-              <w:instrText xml:space="preserve"> PAGEREF _Toc226829148 \h </w:instrText>
+              <w:instrText xml:space="preserve"> PAGEREF _Toc226901984 \h </w:instrText>
             </w:r>
             <w:r>
               <w:rPr>
@@ -562,10 +601,11 @@
               <w14:ligatures w14:val="standardContextual"/>
             </w:rPr>
           </w:pPr>
-          <w:hyperlink w:anchor="_Toc226829149" w:history="1">
+          <w:hyperlink w:anchor="_Toc226901985" w:history="1">
             <w:r>
               <w:rPr>
                 <w:rStyle w:val="Hyperlink"/>
+                <w:rFonts w:ascii="Calibri" w:hAnsi="Calibri" w:cs="Calibri"/>
                 <w:noProof/>
                 <w:lang w:val="en-GB"/>
               </w:rPr>
@@ -590,7 +630,7 @@
                 <w:noProof/>
                 <w:webHidden/>
               </w:rPr>
-              <w:instrText xml:space="preserve"> PAGEREF _Toc226829149 \h </w:instrText>
+              <w:instrText xml:space="preserve"> PAGEREF _Toc226901985 \h </w:instrText>
             </w:r>
             <w:r>
               <w:rPr>
@@ -635,10 +675,11 @@
               <w14:ligatures w14:val="standardContextual"/>
             </w:rPr>
           </w:pPr>
-          <w:hyperlink w:anchor="_Toc226829150" w:history="1">
+          <w:hyperlink w:anchor="_Toc226901986" w:history="1">
             <w:r>
               <w:rPr>
                 <w:rStyle w:val="Hyperlink"/>
+                <w:rFonts w:ascii="Calibri" w:hAnsi="Calibri" w:cs="Calibri"/>
                 <w:noProof/>
                 <w:lang w:val="en-GB"/>
               </w:rPr>
@@ -663,7 +704,7 @@
                 <w:noProof/>
                 <w:webHidden/>
               </w:rPr>
-              <w:instrText xml:space="preserve"> PAGEREF _Toc226829150 \h </w:instrText>
+              <w:instrText xml:space="preserve"> PAGEREF _Toc226901986 \h </w:instrText>
             </w:r>
             <w:r>
               <w:rPr>
@@ -708,10 +749,11 @@
               <w14:ligatures w14:val="standardContextual"/>
             </w:rPr>
           </w:pPr>
-          <w:hyperlink w:anchor="_Toc226829151" w:history="1">
+          <w:hyperlink w:anchor="_Toc226901987" w:history="1">
             <w:r>
               <w:rPr>
                 <w:rStyle w:val="Hyperlink"/>
+                <w:rFonts w:ascii="Calibri" w:hAnsi="Calibri" w:cs="Calibri"/>
                 <w:noProof/>
                 <w:lang w:val="en-GB"/>
               </w:rPr>
@@ -736,7 +778,7 @@
                 <w:noProof/>
                 <w:webHidden/>
               </w:rPr>
-              <w:instrText xml:space="preserve"> PAGEREF _Toc226829151 \h </w:instrText>
+              <w:instrText xml:space="preserve"> PAGEREF _Toc226901987 \h </w:instrText>
             </w:r>
             <w:r>
               <w:rPr>
@@ -781,10 +823,11 @@
               <w14:ligatures w14:val="standardContextual"/>
             </w:rPr>
           </w:pPr>
-          <w:hyperlink w:anchor="_Toc226829152" w:history="1">
+          <w:hyperlink w:anchor="_Toc226901988" w:history="1">
             <w:r>
               <w:rPr>
                 <w:rStyle w:val="Hyperlink"/>
+                <w:rFonts w:ascii="Calibri" w:hAnsi="Calibri" w:cs="Calibri"/>
                 <w:noProof/>
                 <w:lang w:val="en-GB"/>
               </w:rPr>
@@ -809,7 +852,7 @@
                 <w:noProof/>
                 <w:webHidden/>
               </w:rPr>
-              <w:instrText xml:space="preserve"> PAGEREF _Toc226829152 \h </w:instrText>
+              <w:instrText xml:space="preserve"> PAGEREF _Toc226901988 \h </w:instrText>
             </w:r>
             <w:r>
               <w:rPr>
@@ -854,10 +897,11 @@
               <w14:ligatures w14:val="standardContextual"/>
             </w:rPr>
           </w:pPr>
-          <w:hyperlink w:anchor="_Toc226829153" w:history="1">
+          <w:hyperlink w:anchor="_Toc226901989" w:history="1">
             <w:r>
               <w:rPr>
                 <w:rStyle w:val="Hyperlink"/>
+                <w:rFonts w:ascii="Calibri" w:hAnsi="Calibri" w:cs="Calibri"/>
                 <w:noProof/>
                 <w:lang w:val="en-GB"/>
               </w:rPr>
@@ -882,7 +926,7 @@
                 <w:noProof/>
                 <w:webHidden/>
               </w:rPr>
-              <w:instrText xml:space="preserve"> PAGEREF _Toc226829153 \h </w:instrText>
+              <w:instrText xml:space="preserve"> PAGEREF _Toc226901989 \h </w:instrText>
             </w:r>
             <w:r>
               <w:rPr>
@@ -927,10 +971,11 @@
               <w14:ligatures w14:val="standardContextual"/>
             </w:rPr>
           </w:pPr>
-          <w:hyperlink w:anchor="_Toc226829154" w:history="1">
+          <w:hyperlink w:anchor="_Toc226901990" w:history="1">
             <w:r>
               <w:rPr>
                 <w:rStyle w:val="Hyperlink"/>
+                <w:rFonts w:ascii="Calibri" w:hAnsi="Calibri" w:cs="Calibri"/>
                 <w:noProof/>
                 <w:lang w:val="en-GB"/>
               </w:rPr>
@@ -955,7 +1000,7 @@
                 <w:noProof/>
                 <w:webHidden/>
               </w:rPr>
-              <w:instrText xml:space="preserve"> PAGEREF _Toc226829154 \h </w:instrText>
+              <w:instrText xml:space="preserve"> PAGEREF _Toc226901990 \h </w:instrText>
             </w:r>
             <w:r>
               <w:rPr>
@@ -1000,10 +1045,11 @@
               <w14:ligatures w14:val="standardContextual"/>
             </w:rPr>
           </w:pPr>
-          <w:hyperlink w:anchor="_Toc226829155" w:history="1">
+          <w:hyperlink w:anchor="_Toc226901991" w:history="1">
             <w:r>
               <w:rPr>
                 <w:rStyle w:val="Hyperlink"/>
+                <w:rFonts w:ascii="Calibri" w:hAnsi="Calibri" w:cs="Calibri"/>
                 <w:noProof/>
                 <w:lang w:val="en-GB"/>
               </w:rPr>
@@ -1028,7 +1074,7 @@
                 <w:noProof/>
                 <w:webHidden/>
               </w:rPr>
-              <w:instrText xml:space="preserve"> PAGEREF _Toc226829155 \h </w:instrText>
+              <w:instrText xml:space="preserve"> PAGEREF _Toc226901991 \h </w:instrText>
             </w:r>
             <w:r>
               <w:rPr>
@@ -1073,10 +1119,11 @@
               <w14:ligatures w14:val="standardContextual"/>
             </w:rPr>
           </w:pPr>
-          <w:hyperlink w:anchor="_Toc226829156" w:history="1">
+          <w:hyperlink w:anchor="_Toc226901992" w:history="1">
             <w:r>
               <w:rPr>
                 <w:rStyle w:val="Hyperlink"/>
+                <w:rFonts w:ascii="Calibri" w:hAnsi="Calibri" w:cs="Calibri"/>
                 <w:noProof/>
                 <w:lang w:val="en-GB"/>
               </w:rPr>
@@ -1101,7 +1148,7 @@
                 <w:noProof/>
                 <w:webHidden/>
               </w:rPr>
-              <w:instrText xml:space="preserve"> PAGEREF _Toc226829156 \h </w:instrText>
+              <w:instrText xml:space="preserve"> PAGEREF _Toc226901992 \h </w:instrText>
             </w:r>
             <w:r>
               <w:rPr>
@@ -1146,10 +1193,11 @@
               <w14:ligatures w14:val="standardContextual"/>
             </w:rPr>
           </w:pPr>
-          <w:hyperlink w:anchor="_Toc226829157" w:history="1">
+          <w:hyperlink w:anchor="_Toc226901993" w:history="1">
             <w:r>
               <w:rPr>
                 <w:rStyle w:val="Hyperlink"/>
+                <w:rFonts w:ascii="Calibri" w:hAnsi="Calibri" w:cs="Calibri"/>
                 <w:noProof/>
                 <w:lang w:val="en-GB"/>
               </w:rPr>
@@ -1174,7 +1222,7 @@
                 <w:noProof/>
                 <w:webHidden/>
               </w:rPr>
-              <w:instrText xml:space="preserve"> PAGEREF _Toc226829157 \h </w:instrText>
+              <w:instrText xml:space="preserve"> PAGEREF _Toc226901993 \h </w:instrText>
             </w:r>
             <w:r>
               <w:rPr>
@@ -1194,7 +1242,7 @@
                 <w:noProof/>
                 <w:webHidden/>
               </w:rPr>
-              <w:t>7</w:t>
+              <w:t>6</w:t>
             </w:r>
             <w:r>
               <w:rPr>
@@ -1219,10 +1267,11 @@
               <w14:ligatures w14:val="standardContextual"/>
             </w:rPr>
           </w:pPr>
-          <w:hyperlink w:anchor="_Toc226829158" w:history="1">
+          <w:hyperlink w:anchor="_Toc226901994" w:history="1">
             <w:r>
               <w:rPr>
                 <w:rStyle w:val="Hyperlink"/>
+                <w:rFonts w:ascii="Calibri" w:hAnsi="Calibri" w:cs="Calibri"/>
                 <w:noProof/>
                 <w:lang w:val="en-GB"/>
               </w:rPr>
@@ -1247,7 +1296,7 @@
                 <w:noProof/>
                 <w:webHidden/>
               </w:rPr>
-              <w:instrText xml:space="preserve"> PAGEREF _Toc226829158 \h </w:instrText>
+              <w:instrText xml:space="preserve"> PAGEREF _Toc226901994 \h </w:instrText>
             </w:r>
             <w:r>
               <w:rPr>
@@ -1292,10 +1341,11 @@
               <w14:ligatures w14:val="standardContextual"/>
             </w:rPr>
           </w:pPr>
-          <w:hyperlink w:anchor="_Toc226829159" w:history="1">
+          <w:hyperlink w:anchor="_Toc226901995" w:history="1">
             <w:r>
               <w:rPr>
                 <w:rStyle w:val="Hyperlink"/>
+                <w:rFonts w:ascii="Calibri" w:hAnsi="Calibri" w:cs="Calibri"/>
                 <w:noProof/>
                 <w:lang w:val="en-GB"/>
               </w:rPr>
@@ -1320,7 +1370,7 @@
                 <w:noProof/>
                 <w:webHidden/>
               </w:rPr>
-              <w:instrText xml:space="preserve"> PAGEREF _Toc226829159 \h </w:instrText>
+              <w:instrText xml:space="preserve"> PAGEREF _Toc226901995 \h </w:instrText>
             </w:r>
             <w:r>
               <w:rPr>
@@ -1365,10 +1415,11 @@
               <w14:ligatures w14:val="standardContextual"/>
             </w:rPr>
           </w:pPr>
-          <w:hyperlink w:anchor="_Toc226829160" w:history="1">
+          <w:hyperlink w:anchor="_Toc226901996" w:history="1">
             <w:r>
               <w:rPr>
                 <w:rStyle w:val="Hyperlink"/>
+                <w:rFonts w:ascii="Calibri" w:hAnsi="Calibri" w:cs="Calibri"/>
                 <w:noProof/>
                 <w:lang w:val="en-GB"/>
               </w:rPr>
@@ -1393,7 +1444,7 @@
                 <w:noProof/>
                 <w:webHidden/>
               </w:rPr>
-              <w:instrText xml:space="preserve"> PAGEREF _Toc226829160 \h </w:instrText>
+              <w:instrText xml:space="preserve"> PAGEREF _Toc226901996 \h </w:instrText>
             </w:r>
             <w:r>
               <w:rPr>
@@ -1425,8 +1476,14 @@
           </w:hyperlink>
         </w:p>
         <w:p>
+          <w:pPr>
+            <w:rPr>
+              <w:rFonts w:ascii="Calibri" w:hAnsi="Calibri" w:cs="Calibri"/>
+            </w:rPr>
+          </w:pPr>
           <w:r>
             <w:rPr>
+              <w:rFonts w:ascii="Calibri" w:hAnsi="Calibri" w:cs="Calibri"/>
               <w:b/>
               <w:bCs/>
             </w:rPr>
@@ -1438,14 +1495,15 @@
     <w:p>
       <w:pPr>
         <w:rPr>
-          <w:lang w:val="en-GB"/>
-        </w:rPr>
-      </w:pPr>
-    </w:p>
-    <w:p>
-      <w:pPr>
-        <w:rPr>
-          <w:rFonts w:asciiTheme="majorHAnsi" w:eastAsiaTheme="majorEastAsia" w:hAnsiTheme="majorHAnsi" w:cstheme="majorBidi"/>
+          <w:rFonts w:ascii="Calibri" w:hAnsi="Calibri" w:cs="Calibri"/>
+          <w:lang w:val="en-GB"/>
+        </w:rPr>
+      </w:pPr>
+    </w:p>
+    <w:p>
+      <w:pPr>
+        <w:rPr>
+          <w:rFonts w:ascii="Calibri" w:eastAsiaTheme="majorEastAsia" w:hAnsi="Calibri" w:cs="Calibri"/>
           <w:color w:val="0F4761" w:themeColor="accent1" w:themeShade="BF"/>
           <w:sz w:val="40"/>
           <w:szCs w:val="40"/>
@@ -1454,6 +1512,7 @@
       </w:pPr>
       <w:r>
         <w:rPr>
+          <w:rFonts w:ascii="Calibri" w:hAnsi="Calibri" w:cs="Calibri"/>
           <w:lang w:val="en-GB"/>
         </w:rPr>
         <w:br w:type="page"/>
@@ -1462,9 +1521,13 @@
     <w:p>
       <w:pPr>
         <w:pStyle w:val="TOCHeading"/>
-      </w:pPr>
-      <w:r>
-        <w:rPr>
+        <w:rPr>
+          <w:rFonts w:ascii="Calibri" w:hAnsi="Calibri" w:cs="Calibri"/>
+        </w:rPr>
+      </w:pPr>
+      <w:r>
+        <w:rPr>
+          <w:rFonts w:ascii="Calibri" w:hAnsi="Calibri" w:cs="Calibri"/>
           <w:lang w:val="en-GB"/>
         </w:rPr>
         <w:lastRenderedPageBreak/>
@@ -1487,26 +1550,30 @@
       </w:pPr>
       <w:r>
         <w:rPr>
+          <w:rFonts w:ascii="Calibri" w:hAnsi="Calibri" w:cs="Calibri"/>
           <w:lang w:val="en-GB"/>
         </w:rPr>
         <w:fldChar w:fldCharType="begin"/>
       </w:r>
       <w:r>
         <w:rPr>
+          <w:rFonts w:ascii="Calibri" w:hAnsi="Calibri" w:cs="Calibri"/>
           <w:lang w:val="en-GB"/>
         </w:rPr>
         <w:instrText xml:space="preserve"> TOC \h \z \c "Figure" </w:instrText>
       </w:r>
       <w:r>
         <w:rPr>
+          <w:rFonts w:ascii="Calibri" w:hAnsi="Calibri" w:cs="Calibri"/>
           <w:lang w:val="en-GB"/>
         </w:rPr>
         <w:fldChar w:fldCharType="separate"/>
       </w:r>
-      <w:hyperlink w:anchor="_Toc226829161" w:history="1">
+      <w:hyperlink w:anchor="_Toc226901858" w:history="1">
         <w:r>
           <w:rPr>
             <w:rStyle w:val="Hyperlink"/>
+            <w:rFonts w:ascii="Calibri" w:hAnsi="Calibri" w:cs="Calibri"/>
             <w:noProof/>
           </w:rPr>
           <w:t xml:space="preserve">Figure 1 </w:t>
@@ -1514,6 +1581,7 @@
         <w:r>
           <w:rPr>
             <w:rStyle w:val="Hyperlink"/>
+            <w:rFonts w:ascii="Calibri" w:hAnsi="Calibri" w:cs="Calibri"/>
             <w:noProof/>
             <w:lang w:val="en-GB"/>
           </w:rPr>
@@ -1538,7 +1606,7 @@
             <w:noProof/>
             <w:webHidden/>
           </w:rPr>
-          <w:instrText xml:space="preserve"> PAGEREF _Toc226829161 \h </w:instrText>
+          <w:instrText xml:space="preserve"> PAGEREF _Toc226901858 \h </w:instrText>
         </w:r>
         <w:r>
           <w:rPr>
@@ -1583,10 +1651,11 @@
           <w14:ligatures w14:val="standardContextual"/>
         </w:rPr>
       </w:pPr>
-      <w:hyperlink w:anchor="_Toc226829162" w:history="1">
+      <w:hyperlink w:anchor="_Toc226901859" w:history="1">
         <w:r>
           <w:rPr>
             <w:rStyle w:val="Hyperlink"/>
+            <w:rFonts w:ascii="Calibri" w:hAnsi="Calibri" w:cs="Calibri"/>
             <w:noProof/>
           </w:rPr>
           <w:t>Figure 2 Supervised pretraining flow</w:t>
@@ -1610,7 +1679,7 @@
             <w:noProof/>
             <w:webHidden/>
           </w:rPr>
-          <w:instrText xml:space="preserve"> PAGEREF _Toc226829162 \h </w:instrText>
+          <w:instrText xml:space="preserve"> PAGEREF _Toc226901859 \h </w:instrText>
         </w:r>
         <w:r>
           <w:rPr>
@@ -1655,10 +1724,11 @@
           <w14:ligatures w14:val="standardContextual"/>
         </w:rPr>
       </w:pPr>
-      <w:hyperlink w:anchor="_Toc226829163" w:history="1">
+      <w:hyperlink w:anchor="_Toc226901860" w:history="1">
         <w:r>
           <w:rPr>
             <w:rStyle w:val="Hyperlink"/>
+            <w:rFonts w:ascii="Calibri" w:hAnsi="Calibri" w:cs="Calibri"/>
             <w:noProof/>
           </w:rPr>
           <w:t>Figure 3 Self-supervised pretraining flow</w:t>
@@ -1682,7 +1752,7 @@
             <w:noProof/>
             <w:webHidden/>
           </w:rPr>
-          <w:instrText xml:space="preserve"> PAGEREF _Toc226829163 \h </w:instrText>
+          <w:instrText xml:space="preserve"> PAGEREF _Toc226901860 \h </w:instrText>
         </w:r>
         <w:r>
           <w:rPr>
@@ -1727,10 +1797,11 @@
           <w14:ligatures w14:val="standardContextual"/>
         </w:rPr>
       </w:pPr>
-      <w:hyperlink w:anchor="_Toc226829164" w:history="1">
+      <w:hyperlink w:anchor="_Toc226901861" w:history="1">
         <w:r>
           <w:rPr>
             <w:rStyle w:val="Hyperlink"/>
+            <w:rFonts w:ascii="Calibri" w:hAnsi="Calibri" w:cs="Calibri"/>
             <w:noProof/>
           </w:rPr>
           <w:t>Figure 4 SAM as Backbone + Head + Prompts</w:t>
@@ -1754,7 +1825,7 @@
             <w:noProof/>
             <w:webHidden/>
           </w:rPr>
-          <w:instrText xml:space="preserve"> PAGEREF _Toc226829164 \h </w:instrText>
+          <w:instrText xml:space="preserve"> PAGEREF _Toc226901861 \h </w:instrText>
         </w:r>
         <w:r>
           <w:rPr>
@@ -1799,10 +1870,11 @@
           <w14:ligatures w14:val="standardContextual"/>
         </w:rPr>
       </w:pPr>
-      <w:hyperlink w:anchor="_Toc226829165" w:history="1">
+      <w:hyperlink w:anchor="_Toc226901862" w:history="1">
         <w:r>
           <w:rPr>
             <w:rStyle w:val="Hyperlink"/>
+            <w:rFonts w:ascii="Calibri" w:hAnsi="Calibri" w:cs="Calibri"/>
             <w:noProof/>
           </w:rPr>
           <w:t>Figure 5 Tasks - Recognition vs Reconstruction</w:t>
@@ -1826,7 +1898,7 @@
             <w:noProof/>
             <w:webHidden/>
           </w:rPr>
-          <w:instrText xml:space="preserve"> PAGEREF _Toc226829165 \h </w:instrText>
+          <w:instrText xml:space="preserve"> PAGEREF _Toc226901862 \h </w:instrText>
         </w:r>
         <w:r>
           <w:rPr>
@@ -1860,7 +1932,7 @@
     <w:p>
       <w:pPr>
         <w:rPr>
-          <w:rFonts w:asciiTheme="majorHAnsi" w:eastAsiaTheme="majorEastAsia" w:hAnsiTheme="majorHAnsi" w:cstheme="majorBidi"/>
+          <w:rFonts w:ascii="Calibri" w:eastAsiaTheme="majorEastAsia" w:hAnsi="Calibri" w:cs="Calibri"/>
           <w:color w:val="0F4761" w:themeColor="accent1" w:themeShade="BF"/>
           <w:sz w:val="32"/>
           <w:szCs w:val="32"/>
@@ -1869,6 +1941,7 @@
       </w:pPr>
       <w:r>
         <w:rPr>
+          <w:rFonts w:ascii="Calibri" w:hAnsi="Calibri" w:cs="Calibri"/>
           <w:lang w:val="en-GB"/>
         </w:rPr>
         <w:fldChar w:fldCharType="end"/>
@@ -1877,26 +1950,38 @@
     <w:p>
       <w:pPr>
         <w:rPr>
-          <w:rFonts w:asciiTheme="majorHAnsi" w:eastAsiaTheme="majorEastAsia" w:hAnsiTheme="majorHAnsi" w:cstheme="majorBidi"/>
+          <w:rFonts w:ascii="Calibri" w:eastAsiaTheme="majorEastAsia" w:hAnsi="Calibri" w:cs="Calibri"/>
           <w:color w:val="0F4761" w:themeColor="accent1" w:themeShade="BF"/>
           <w:sz w:val="40"/>
           <w:szCs w:val="40"/>
         </w:rPr>
       </w:pPr>
       <w:r>
+        <w:rPr>
+          <w:rFonts w:ascii="Calibri" w:hAnsi="Calibri" w:cs="Calibri"/>
+        </w:rPr>
         <w:br w:type="page"/>
       </w:r>
     </w:p>
     <w:p>
       <w:pPr>
         <w:pStyle w:val="Heading1"/>
-      </w:pPr>
-      <w:bookmarkStart w:id="0" w:name="_Toc226829146"/>
-      <w:r>
+        <w:rPr>
+          <w:rFonts w:ascii="Calibri" w:hAnsi="Calibri" w:cs="Calibri"/>
+        </w:rPr>
+      </w:pPr>
+      <w:bookmarkStart w:id="0" w:name="_Toc226901982"/>
+      <w:r>
+        <w:rPr>
+          <w:rFonts w:ascii="Calibri" w:hAnsi="Calibri" w:cs="Calibri"/>
+        </w:rPr>
         <w:lastRenderedPageBreak/>
         <w:t xml:space="preserve">1. </w:t>
       </w:r>
       <w:r>
+        <w:rPr>
+          <w:rFonts w:ascii="Calibri" w:hAnsi="Calibri" w:cs="Calibri"/>
+        </w:rPr>
         <w:t>Introduction</w:t>
       </w:r>
       <w:bookmarkEnd w:id="0"/>
@@ -1905,20 +1990,20 @@
       <w:pPr>
         <w:jc w:val="both"/>
         <w:rPr>
-          <w:rFonts w:ascii="Arial" w:hAnsi="Arial" w:cs="Arial"/>
-          <w:lang w:val="en-GB"/>
-        </w:rPr>
-      </w:pPr>
-      <w:r>
-        <w:rPr>
-          <w:rFonts w:ascii="Arial" w:hAnsi="Arial" w:cs="Arial"/>
+          <w:rFonts w:ascii="Calibri" w:hAnsi="Calibri" w:cs="Calibri"/>
+          <w:lang w:val="en-GB"/>
+        </w:rPr>
+      </w:pPr>
+      <w:r>
+        <w:rPr>
+          <w:rFonts w:ascii="Calibri" w:hAnsi="Calibri" w:cs="Calibri"/>
           <w:lang w:val="en-GB"/>
         </w:rPr>
         <w:t>In modern computer vision, a model is often split into two parts: a </w:t>
       </w:r>
       <w:r>
         <w:rPr>
-          <w:rFonts w:ascii="Arial" w:hAnsi="Arial" w:cs="Arial"/>
+          <w:rFonts w:ascii="Calibri" w:hAnsi="Calibri" w:cs="Calibri"/>
           <w:b/>
           <w:bCs/>
           <w:lang w:val="en-GB"/>
@@ -1927,14 +2012,14 @@
       </w:r>
       <w:r>
         <w:rPr>
-          <w:rFonts w:ascii="Arial" w:hAnsi="Arial" w:cs="Arial"/>
+          <w:rFonts w:ascii="Calibri" w:hAnsi="Calibri" w:cs="Calibri"/>
           <w:lang w:val="en-GB"/>
         </w:rPr>
         <w:t> and a </w:t>
       </w:r>
       <w:r>
         <w:rPr>
-          <w:rFonts w:ascii="Arial" w:hAnsi="Arial" w:cs="Arial"/>
+          <w:rFonts w:ascii="Calibri" w:hAnsi="Calibri" w:cs="Calibri"/>
           <w:b/>
           <w:bCs/>
           <w:lang w:val="en-GB"/>
@@ -1943,7 +2028,7 @@
       </w:r>
       <w:r>
         <w:rPr>
-          <w:rFonts w:ascii="Arial" w:hAnsi="Arial" w:cs="Arial"/>
+          <w:rFonts w:ascii="Calibri" w:hAnsi="Calibri" w:cs="Calibri"/>
           <w:lang w:val="en-GB"/>
         </w:rPr>
         <w:t>. </w:t>
@@ -1953,20 +2038,20 @@
       <w:pPr>
         <w:jc w:val="both"/>
         <w:rPr>
-          <w:rFonts w:ascii="Arial" w:hAnsi="Arial" w:cs="Arial"/>
-          <w:lang w:val="en-GB"/>
-        </w:rPr>
-      </w:pPr>
-      <w:r>
-        <w:rPr>
-          <w:rFonts w:ascii="Arial" w:hAnsi="Arial" w:cs="Arial"/>
+          <w:rFonts w:ascii="Calibri" w:hAnsi="Calibri" w:cs="Calibri"/>
+          <w:lang w:val="en-GB"/>
+        </w:rPr>
+      </w:pPr>
+      <w:r>
+        <w:rPr>
+          <w:rFonts w:ascii="Calibri" w:hAnsi="Calibri" w:cs="Calibri"/>
           <w:lang w:val="en-GB"/>
         </w:rPr>
         <w:t xml:space="preserve">The </w:t>
       </w:r>
       <w:r>
         <w:rPr>
-          <w:rFonts w:ascii="Arial" w:hAnsi="Arial" w:cs="Arial"/>
+          <w:rFonts w:ascii="Calibri" w:hAnsi="Calibri" w:cs="Calibri"/>
           <w:b/>
           <w:bCs/>
           <w:lang w:val="en-GB"/>
@@ -1975,7 +2060,7 @@
       </w:r>
       <w:r>
         <w:rPr>
-          <w:rFonts w:ascii="Arial" w:hAnsi="Arial" w:cs="Arial"/>
+          <w:rFonts w:ascii="Calibri" w:hAnsi="Calibri" w:cs="Calibri"/>
           <w:lang w:val="en-GB"/>
         </w:rPr>
         <w:t xml:space="preserve"> is the main feature extractor. It takes an input image and converts it into increasingly useful internal representations. Early layers usually capture local patterns such as edges, corners, and textures, while deeper layers capture higher-level structures such as object parts, shapes, and semantic content. Because this transformation is broadly useful across many tasks, the backbone is often pretrained once and then reused.</w:t>
@@ -1985,20 +2070,20 @@
       <w:pPr>
         <w:jc w:val="both"/>
         <w:rPr>
-          <w:rFonts w:ascii="Arial" w:hAnsi="Arial" w:cs="Arial"/>
-          <w:lang w:val="en-GB"/>
-        </w:rPr>
-      </w:pPr>
-      <w:r>
-        <w:rPr>
-          <w:rFonts w:ascii="Arial" w:hAnsi="Arial" w:cs="Arial"/>
+          <w:rFonts w:ascii="Calibri" w:hAnsi="Calibri" w:cs="Calibri"/>
+          <w:lang w:val="en-GB"/>
+        </w:rPr>
+      </w:pPr>
+      <w:r>
+        <w:rPr>
+          <w:rFonts w:ascii="Calibri" w:hAnsi="Calibri" w:cs="Calibri"/>
           <w:lang w:val="en-GB"/>
         </w:rPr>
         <w:t>The </w:t>
       </w:r>
       <w:r>
         <w:rPr>
-          <w:rFonts w:ascii="Arial" w:hAnsi="Arial" w:cs="Arial"/>
+          <w:rFonts w:ascii="Calibri" w:hAnsi="Calibri" w:cs="Calibri"/>
           <w:b/>
           <w:bCs/>
           <w:lang w:val="en-GB"/>
@@ -2007,7 +2092,7 @@
       </w:r>
       <w:r>
         <w:rPr>
-          <w:rFonts w:ascii="Arial" w:hAnsi="Arial" w:cs="Arial"/>
+          <w:rFonts w:ascii="Calibri" w:hAnsi="Calibri" w:cs="Calibri"/>
           <w:lang w:val="en-GB"/>
         </w:rPr>
         <w:t> is the task-specific part attached to the backbone. It takes the backbone features and turns them into outputs for a particular problem. For image classification, the head may be a linear layer that predicts class probabilities. For object detection, the head may predict bounding boxes and categories. For segmentation, the head may output a mask for each pixel. The key idea is that the backbone provides general-purpose visual features, while the head adapts those features to the final task.</w:t>
@@ -2017,43 +2102,99 @@
       <w:pPr>
         <w:jc w:val="both"/>
         <w:rPr>
-          <w:rFonts w:ascii="Arial" w:hAnsi="Arial" w:cs="Arial"/>
-          <w:lang w:val="en-GB"/>
-        </w:rPr>
-      </w:pPr>
-      <w:r>
-        <w:rPr>
-          <w:rFonts w:ascii="Arial" w:hAnsi="Arial" w:cs="Arial"/>
-          <w:lang w:val="en-GB"/>
-        </w:rPr>
-        <w:t>This design is attractive because it separates general visual understanding from task-specific prediction. Instead of training every model from scratch, we can keep the same backbone and swap or fine-tune different heads depending on whether we want classification, detection, segmentation, or depth estimation.</w:t>
+          <w:rFonts w:ascii="Calibri" w:hAnsi="Calibri" w:cs="Calibri"/>
+          <w:lang w:val="en-GB"/>
+        </w:rPr>
+      </w:pPr>
+      <w:r>
+        <w:rPr>
+          <w:rFonts w:ascii="Calibri" w:hAnsi="Calibri" w:cs="Calibri"/>
+          <w:lang w:val="en-GB"/>
+        </w:rPr>
+        <w:t>This design is attractive because it separates general visual understanding from task-specific prediction. Instead of training every model from scratch, we can keep the same backbone and swap or fine-tune different heads depending on whether we want</w:t>
+      </w:r>
+      <w:r>
+        <w:rPr>
+          <w:rFonts w:ascii="Calibri" w:hAnsi="Calibri" w:cs="Calibri"/>
+          <w:lang w:val="en-GB"/>
+        </w:rPr>
+        <w:t xml:space="preserve"> </w:t>
+      </w:r>
+      <w:r>
+        <w:rPr>
+          <w:rFonts w:ascii="Calibri" w:hAnsi="Calibri" w:cs="Calibri"/>
+          <w:lang w:val="en-GB"/>
+        </w:rPr>
+        <w:t>classification,</w:t>
+      </w:r>
+      <w:r>
+        <w:rPr>
+          <w:rFonts w:ascii="Calibri" w:hAnsi="Calibri" w:cs="Calibri"/>
+          <w:lang w:val="en-GB"/>
+        </w:rPr>
+        <w:t xml:space="preserve"> </w:t>
+      </w:r>
+      <w:r>
+        <w:rPr>
+          <w:rFonts w:ascii="Calibri" w:hAnsi="Calibri" w:cs="Calibri"/>
+          <w:lang w:val="en-GB"/>
+        </w:rPr>
+        <w:t>detection,</w:t>
+      </w:r>
+      <w:r>
+        <w:rPr>
+          <w:rFonts w:ascii="Calibri" w:hAnsi="Calibri" w:cs="Calibri"/>
+          <w:lang w:val="en-GB"/>
+        </w:rPr>
+        <w:t xml:space="preserve"> </w:t>
+      </w:r>
+      <w:r>
+        <w:rPr>
+          <w:rFonts w:ascii="Calibri" w:hAnsi="Calibri" w:cs="Calibri"/>
+          <w:lang w:val="en-GB"/>
+        </w:rPr>
+        <w:t>segmentation</w:t>
+      </w:r>
+      <w:r>
+        <w:rPr>
+          <w:rFonts w:ascii="Calibri" w:hAnsi="Calibri" w:cs="Calibri"/>
+          <w:lang w:val="en-GB"/>
+        </w:rPr>
+        <w:t xml:space="preserve"> </w:t>
+      </w:r>
+      <w:r>
+        <w:rPr>
+          <w:rFonts w:ascii="Calibri" w:hAnsi="Calibri" w:cs="Calibri"/>
+          <w:lang w:val="en-GB"/>
+        </w:rPr>
+        <w:t>or depth estimation.</w:t>
       </w:r>
     </w:p>
     <w:p>
       <w:pPr>
         <w:jc w:val="both"/>
         <w:rPr>
-          <w:rFonts w:ascii="Arial" w:hAnsi="Arial" w:cs="Arial"/>
-          <w:lang w:val="en-GB"/>
-        </w:rPr>
-      </w:pPr>
-      <w:r>
-        <w:rPr>
-          <w:rFonts w:ascii="Arial" w:hAnsi="Arial" w:cs="Arial"/>
+          <w:rFonts w:ascii="Calibri" w:hAnsi="Calibri" w:cs="Calibri"/>
+          <w:lang w:val="en-GB"/>
+        </w:rPr>
+      </w:pPr>
+      <w:r>
+        <w:rPr>
+          <w:rFonts w:ascii="Calibri" w:hAnsi="Calibri" w:cs="Calibri"/>
           <w:lang w:val="en-GB"/>
         </w:rPr>
         <w:t xml:space="preserve">Two common examples </w:t>
       </w:r>
       <w:r>
         <w:rPr>
-          <w:rFonts w:ascii="Arial" w:hAnsi="Arial" w:cs="Arial"/>
+          <w:rFonts w:ascii="Calibri" w:hAnsi="Calibri" w:cs="Calibri"/>
           <w:lang w:val="en-GB"/>
         </w:rPr>
         <w:t>to</w:t>
       </w:r>
       <w:r>
         <w:rPr>
-          <w:rFonts w:ascii="Arial" w:hAnsi="Arial" w:cs="Arial"/>
+          <w:rFonts w:ascii="Calibri" w:hAnsi="Calibri" w:cs="Calibri"/>
           <w:lang w:val="en-GB"/>
         </w:rPr>
         <w:t xml:space="preserve"> show how the same backbone can support multiple tasks.</w:t>
@@ -2062,9 +2203,15 @@
     <w:p>
       <w:pPr>
         <w:pStyle w:val="Heading2"/>
-      </w:pPr>
-      <w:bookmarkStart w:id="1" w:name="_Toc226829147"/>
-      <w:r>
+        <w:rPr>
+          <w:rFonts w:ascii="Calibri" w:hAnsi="Calibri" w:cs="Calibri"/>
+        </w:rPr>
+      </w:pPr>
+      <w:bookmarkStart w:id="1" w:name="_Toc226901983"/>
+      <w:r>
+        <w:rPr>
+          <w:rFonts w:ascii="Calibri" w:hAnsi="Calibri" w:cs="Calibri"/>
+        </w:rPr>
         <w:t>Example 1: ResNet as a shared backbone</w:t>
       </w:r>
       <w:bookmarkEnd w:id="1"/>
@@ -2073,20 +2220,20 @@
       <w:pPr>
         <w:jc w:val="both"/>
         <w:rPr>
-          <w:rFonts w:ascii="Arial" w:hAnsi="Arial" w:cs="Arial"/>
-          <w:lang w:val="en-GB"/>
-        </w:rPr>
-      </w:pPr>
-      <w:r>
-        <w:rPr>
-          <w:rFonts w:ascii="Arial" w:hAnsi="Arial" w:cs="Arial"/>
+          <w:rFonts w:ascii="Calibri" w:hAnsi="Calibri" w:cs="Calibri"/>
+          <w:lang w:val="en-GB"/>
+        </w:rPr>
+      </w:pPr>
+      <w:r>
+        <w:rPr>
+          <w:rFonts w:ascii="Calibri" w:hAnsi="Calibri" w:cs="Calibri"/>
           <w:lang w:val="en-GB"/>
         </w:rPr>
         <w:t xml:space="preserve">ResNet was originally introduced for image classification on </w:t>
       </w:r>
       <w:r>
         <w:rPr>
-          <w:rFonts w:ascii="Arial" w:hAnsi="Arial" w:cs="Arial"/>
+          <w:rFonts w:ascii="Calibri" w:hAnsi="Calibri" w:cs="Calibri"/>
           <w:b/>
           <w:bCs/>
           <w:i/>
@@ -2097,14 +2244,14 @@
       </w:r>
       <w:r>
         <w:rPr>
-          <w:rFonts w:ascii="Arial" w:hAnsi="Arial" w:cs="Arial"/>
+          <w:rFonts w:ascii="Calibri" w:hAnsi="Calibri" w:cs="Calibri"/>
           <w:lang w:val="en-GB"/>
         </w:rPr>
         <w:t xml:space="preserve">, where a classification head maps global image features to class labels [1]. Later, the same ResNet backbone was reused in detection and segmentation systems such as </w:t>
       </w:r>
       <w:r>
         <w:rPr>
-          <w:rFonts w:ascii="Arial" w:hAnsi="Arial" w:cs="Arial"/>
+          <w:rFonts w:ascii="Calibri" w:hAnsi="Calibri" w:cs="Calibri"/>
           <w:b/>
           <w:bCs/>
           <w:i/>
@@ -2115,14 +2262,14 @@
       </w:r>
       <w:r>
         <w:rPr>
-          <w:rFonts w:ascii="Arial" w:hAnsi="Arial" w:cs="Arial"/>
+          <w:rFonts w:ascii="Calibri" w:hAnsi="Calibri" w:cs="Calibri"/>
           <w:lang w:val="en-GB"/>
         </w:rPr>
         <w:t xml:space="preserve"> and </w:t>
       </w:r>
       <w:r>
         <w:rPr>
-          <w:rFonts w:ascii="Arial" w:hAnsi="Arial" w:cs="Arial"/>
+          <w:rFonts w:ascii="Calibri" w:hAnsi="Calibri" w:cs="Calibri"/>
           <w:b/>
           <w:bCs/>
           <w:i/>
@@ -2133,7 +2280,7 @@
       </w:r>
       <w:r>
         <w:rPr>
-          <w:rFonts w:ascii="Arial" w:hAnsi="Arial" w:cs="Arial"/>
+          <w:rFonts w:ascii="Calibri" w:hAnsi="Calibri" w:cs="Calibri"/>
           <w:lang w:val="en-GB"/>
         </w:rPr>
         <w:t> [2, 3]. In those systems, the head changes: Faster R-CNN adds region proposal and detection heads, while Mask R-CNN adds an extra mask prediction head for instance segmentation. The backbone still extracts strong features, but the head determines the task.</w:t>
@@ -2142,9 +2289,15 @@
     <w:p>
       <w:pPr>
         <w:pStyle w:val="Heading2"/>
-      </w:pPr>
-      <w:bookmarkStart w:id="2" w:name="_Toc226829148"/>
-      <w:r>
+        <w:rPr>
+          <w:rFonts w:ascii="Calibri" w:hAnsi="Calibri" w:cs="Calibri"/>
+        </w:rPr>
+      </w:pPr>
+      <w:bookmarkStart w:id="2" w:name="_Toc226901984"/>
+      <w:r>
+        <w:rPr>
+          <w:rFonts w:ascii="Calibri" w:hAnsi="Calibri" w:cs="Calibri"/>
+        </w:rPr>
         <w:t>Example 2: Vision Transformer backbones reused across tasks</w:t>
       </w:r>
       <w:bookmarkEnd w:id="2"/>
@@ -2152,13 +2305,13 @@
     <w:p>
       <w:pPr>
         <w:rPr>
-          <w:rFonts w:ascii="Arial" w:hAnsi="Arial" w:cs="Arial"/>
-          <w:lang w:val="en-GB"/>
-        </w:rPr>
-      </w:pPr>
-      <w:r>
-        <w:rPr>
-          <w:rFonts w:ascii="Arial" w:hAnsi="Arial" w:cs="Arial"/>
+          <w:rFonts w:ascii="Calibri" w:hAnsi="Calibri" w:cs="Calibri"/>
+          <w:lang w:val="en-GB"/>
+        </w:rPr>
+      </w:pPr>
+      <w:r>
+        <w:rPr>
+          <w:rFonts w:ascii="Calibri" w:hAnsi="Calibri" w:cs="Calibri"/>
           <w:lang w:val="en-GB"/>
         </w:rPr>
         <w:t>Vision Transformer (ViT) style backbones are also reused broadly [4]. A ViT backbone can be used with:</w:t>
@@ -2171,20 +2324,20 @@
           <w:numId w:val="22"/>
         </w:numPr>
         <w:rPr>
-          <w:rFonts w:ascii="Arial" w:hAnsi="Arial" w:cs="Arial"/>
-          <w:lang w:val="en-GB"/>
-        </w:rPr>
-      </w:pPr>
-      <w:r>
-        <w:rPr>
-          <w:rFonts w:ascii="Arial" w:hAnsi="Arial" w:cs="Arial"/>
+          <w:rFonts w:ascii="Calibri" w:hAnsi="Calibri" w:cs="Calibri"/>
+          <w:lang w:val="en-GB"/>
+        </w:rPr>
+      </w:pPr>
+      <w:r>
+        <w:rPr>
+          <w:rFonts w:ascii="Calibri" w:hAnsi="Calibri" w:cs="Calibri"/>
           <w:lang w:val="en-GB"/>
         </w:rPr>
         <w:t>A</w:t>
       </w:r>
       <w:r>
         <w:rPr>
-          <w:rFonts w:ascii="Arial" w:hAnsi="Arial" w:cs="Arial"/>
+          <w:rFonts w:ascii="Calibri" w:hAnsi="Calibri" w:cs="Calibri"/>
           <w:lang w:val="en-GB"/>
         </w:rPr>
         <w:t xml:space="preserve"> classification head for image recognition,</w:t>
@@ -2197,27 +2350,27 @@
           <w:numId w:val="22"/>
         </w:numPr>
         <w:rPr>
-          <w:rFonts w:ascii="Arial" w:hAnsi="Arial" w:cs="Arial"/>
-          <w:lang w:val="en-GB"/>
-        </w:rPr>
-      </w:pPr>
-      <w:r>
-        <w:rPr>
-          <w:rFonts w:ascii="Arial" w:hAnsi="Arial" w:cs="Arial"/>
+          <w:rFonts w:ascii="Calibri" w:hAnsi="Calibri" w:cs="Calibri"/>
+          <w:lang w:val="en-GB"/>
+        </w:rPr>
+      </w:pPr>
+      <w:r>
+        <w:rPr>
+          <w:rFonts w:ascii="Calibri" w:hAnsi="Calibri" w:cs="Calibri"/>
           <w:lang w:val="en-GB"/>
         </w:rPr>
         <w:t>A</w:t>
       </w:r>
       <w:r>
         <w:rPr>
-          <w:rFonts w:ascii="Arial" w:hAnsi="Arial" w:cs="Arial"/>
+          <w:rFonts w:ascii="Calibri" w:hAnsi="Calibri" w:cs="Calibri"/>
           <w:lang w:val="en-GB"/>
         </w:rPr>
         <w:t xml:space="preserve"> detection head in transformer detectors such as </w:t>
       </w:r>
       <w:r>
         <w:rPr>
-          <w:rFonts w:ascii="Arial" w:hAnsi="Arial" w:cs="Arial"/>
+          <w:rFonts w:ascii="Calibri" w:hAnsi="Calibri" w:cs="Calibri"/>
           <w:b/>
           <w:bCs/>
           <w:lang w:val="en-GB"/>
@@ -2226,7 +2379,7 @@
       </w:r>
       <w:r>
         <w:rPr>
-          <w:rFonts w:ascii="Arial" w:hAnsi="Arial" w:cs="Arial"/>
+          <w:rFonts w:ascii="Calibri" w:hAnsi="Calibri" w:cs="Calibri"/>
           <w:lang w:val="en-GB"/>
         </w:rPr>
         <w:t>-like systems,</w:t>
@@ -2239,20 +2392,20 @@
           <w:numId w:val="22"/>
         </w:numPr>
         <w:rPr>
-          <w:rFonts w:ascii="Arial" w:hAnsi="Arial" w:cs="Arial"/>
-          <w:lang w:val="en-GB"/>
-        </w:rPr>
-      </w:pPr>
-      <w:r>
-        <w:rPr>
-          <w:rFonts w:ascii="Arial" w:hAnsi="Arial" w:cs="Arial"/>
+          <w:rFonts w:ascii="Calibri" w:hAnsi="Calibri" w:cs="Calibri"/>
+          <w:lang w:val="en-GB"/>
+        </w:rPr>
+      </w:pPr>
+      <w:r>
+        <w:rPr>
+          <w:rFonts w:ascii="Calibri" w:hAnsi="Calibri" w:cs="Calibri"/>
           <w:lang w:val="en-GB"/>
         </w:rPr>
         <w:t>A</w:t>
       </w:r>
       <w:r>
         <w:rPr>
-          <w:rFonts w:ascii="Arial" w:hAnsi="Arial" w:cs="Arial"/>
+          <w:rFonts w:ascii="Calibri" w:hAnsi="Calibri" w:cs="Calibri"/>
           <w:lang w:val="en-GB"/>
         </w:rPr>
         <w:t xml:space="preserve"> segmentation decoder or mask head for semantic or instance segmentation,</w:t>
@@ -2265,20 +2418,20 @@
           <w:numId w:val="22"/>
         </w:numPr>
         <w:rPr>
-          <w:rFonts w:ascii="Arial" w:hAnsi="Arial" w:cs="Arial"/>
-          <w:lang w:val="en-GB"/>
-        </w:rPr>
-      </w:pPr>
-      <w:r>
-        <w:rPr>
-          <w:rFonts w:ascii="Arial" w:hAnsi="Arial" w:cs="Arial"/>
+          <w:rFonts w:ascii="Calibri" w:hAnsi="Calibri" w:cs="Calibri"/>
+          <w:lang w:val="en-GB"/>
+        </w:rPr>
+      </w:pPr>
+      <w:r>
+        <w:rPr>
+          <w:rFonts w:ascii="Calibri" w:hAnsi="Calibri" w:cs="Calibri"/>
           <w:lang w:val="en-GB"/>
         </w:rPr>
         <w:t>A</w:t>
       </w:r>
       <w:r>
         <w:rPr>
-          <w:rFonts w:ascii="Arial" w:hAnsi="Arial" w:cs="Arial"/>
+          <w:rFonts w:ascii="Calibri" w:hAnsi="Calibri" w:cs="Calibri"/>
           <w:lang w:val="en-GB"/>
         </w:rPr>
         <w:t xml:space="preserve"> depth prediction head for monocular depth estimation.</w:t>
@@ -2288,13 +2441,13 @@
       <w:pPr>
         <w:jc w:val="both"/>
         <w:rPr>
-          <w:rFonts w:ascii="Arial" w:hAnsi="Arial" w:cs="Arial"/>
-          <w:lang w:val="en-GB"/>
-        </w:rPr>
-      </w:pPr>
-      <w:r>
-        <w:rPr>
-          <w:rFonts w:ascii="Arial" w:hAnsi="Arial" w:cs="Arial"/>
+          <w:rFonts w:ascii="Calibri" w:hAnsi="Calibri" w:cs="Calibri"/>
+          <w:lang w:val="en-GB"/>
+        </w:rPr>
+      </w:pPr>
+      <w:r>
+        <w:rPr>
+          <w:rFonts w:ascii="Calibri" w:hAnsi="Calibri" w:cs="Calibri"/>
           <w:lang w:val="en-GB"/>
         </w:rPr>
         <w:t xml:space="preserve">The same pattern also appears in self-supervised models such as DINO, where the </w:t>
@@ -2302,7 +2455,7 @@
       <w:proofErr w:type="gramStart"/>
       <w:r>
         <w:rPr>
-          <w:rFonts w:ascii="Arial" w:hAnsi="Arial" w:cs="Arial"/>
+          <w:rFonts w:ascii="Calibri" w:hAnsi="Calibri" w:cs="Calibri"/>
           <w:lang w:val="en-GB"/>
         </w:rPr>
         <w:t>pretrained</w:t>
@@ -2310,7 +2463,7 @@
       <w:proofErr w:type="gramEnd"/>
       <w:r>
         <w:rPr>
-          <w:rFonts w:ascii="Arial" w:hAnsi="Arial" w:cs="Arial"/>
+          <w:rFonts w:ascii="Calibri" w:hAnsi="Calibri" w:cs="Calibri"/>
           <w:lang w:val="en-GB"/>
         </w:rPr>
         <w:t xml:space="preserve"> backbone is later fine-tuned or probed with different downstream heads [5].</w:t>
@@ -2320,13 +2473,13 @@
       <w:pPr>
         <w:jc w:val="both"/>
         <w:rPr>
-          <w:rFonts w:ascii="Arial" w:hAnsi="Arial" w:cs="Arial"/>
-          <w:lang w:val="en-GB"/>
-        </w:rPr>
-      </w:pPr>
-      <w:r>
-        <w:rPr>
-          <w:rFonts w:ascii="Arial" w:hAnsi="Arial" w:cs="Arial"/>
+          <w:rFonts w:ascii="Calibri" w:hAnsi="Calibri" w:cs="Calibri"/>
+          <w:lang w:val="en-GB"/>
+        </w:rPr>
+      </w:pPr>
+      <w:r>
+        <w:rPr>
+          <w:rFonts w:ascii="Calibri" w:hAnsi="Calibri" w:cs="Calibri"/>
           <w:lang w:val="en-GB"/>
         </w:rPr>
         <w:lastRenderedPageBreak/>
@@ -2334,42 +2487,42 @@
       </w:r>
       <w:r>
         <w:rPr>
-          <w:rFonts w:ascii="Arial" w:hAnsi="Arial" w:cs="Arial"/>
+          <w:rFonts w:ascii="Calibri" w:hAnsi="Calibri" w:cs="Calibri"/>
           <w:lang w:val="en-GB"/>
         </w:rPr>
         <w:t>is</w:t>
       </w:r>
       <w:r>
         <w:rPr>
-          <w:rFonts w:ascii="Arial" w:hAnsi="Arial" w:cs="Arial"/>
+          <w:rFonts w:ascii="Calibri" w:hAnsi="Calibri" w:cs="Calibri"/>
           <w:lang w:val="en-GB"/>
         </w:rPr>
         <w:t xml:space="preserve"> illustrated with a simple example </w:t>
       </w:r>
       <w:r>
         <w:rPr>
-          <w:rFonts w:ascii="Arial" w:hAnsi="Arial" w:cs="Arial"/>
+          <w:rFonts w:ascii="Calibri" w:hAnsi="Calibri" w:cs="Calibri"/>
           <w:lang w:val="en-GB"/>
         </w:rPr>
         <w:t>of</w:t>
       </w:r>
       <w:r>
         <w:rPr>
-          <w:rFonts w:ascii="Arial" w:hAnsi="Arial" w:cs="Arial"/>
+          <w:rFonts w:ascii="Calibri" w:hAnsi="Calibri" w:cs="Calibri"/>
           <w:lang w:val="en-GB"/>
         </w:rPr>
         <w:t xml:space="preserve"> an image classification model</w:t>
       </w:r>
       <w:r>
         <w:rPr>
-          <w:rFonts w:ascii="Arial" w:hAnsi="Arial" w:cs="Arial"/>
+          <w:rFonts w:ascii="Calibri" w:hAnsi="Calibri" w:cs="Calibri"/>
           <w:lang w:val="en-GB"/>
         </w:rPr>
         <w:t xml:space="preserve"> in Figure 1</w:t>
       </w:r>
       <w:r>
         <w:rPr>
-          <w:rFonts w:ascii="Arial" w:hAnsi="Arial" w:cs="Arial"/>
+          <w:rFonts w:ascii="Calibri" w:hAnsi="Calibri" w:cs="Calibri"/>
           <w:lang w:val="en-GB"/>
         </w:rPr>
         <w:t>:</w:t>
@@ -2378,11 +2531,13 @@
     <w:p>
       <w:pPr>
         <w:rPr>
-          <w:lang w:val="en-GB"/>
-        </w:rPr>
-      </w:pPr>
-      <w:r>
-        <w:rPr>
+          <w:rFonts w:ascii="Calibri" w:hAnsi="Calibri" w:cs="Calibri"/>
+          <w:lang w:val="en-GB"/>
+        </w:rPr>
+      </w:pPr>
+      <w:r>
+        <w:rPr>
+          <w:rFonts w:ascii="Calibri" w:hAnsi="Calibri" w:cs="Calibri"/>
           <w:noProof/>
           <w:lang w:val="en-GB"/>
         </w:rPr>
@@ -2441,14 +2596,16 @@
         <w:pStyle w:val="Caption"/>
         <w:jc w:val="center"/>
         <w:rPr>
+          <w:rFonts w:ascii="Calibri" w:hAnsi="Calibri" w:cs="Calibri"/>
           <w:sz w:val="18"/>
           <w:szCs w:val="18"/>
           <w:lang w:val="en-GB"/>
         </w:rPr>
       </w:pPr>
-      <w:bookmarkStart w:id="3" w:name="_Toc226829161"/>
-      <w:r>
-        <w:rPr>
+      <w:bookmarkStart w:id="3" w:name="_Toc226901858"/>
+      <w:r>
+        <w:rPr>
+          <w:rFonts w:ascii="Calibri" w:hAnsi="Calibri" w:cs="Calibri"/>
           <w:sz w:val="18"/>
           <w:szCs w:val="18"/>
         </w:rPr>
@@ -2456,6 +2613,7 @@
       </w:r>
       <w:r>
         <w:rPr>
+          <w:rFonts w:ascii="Calibri" w:hAnsi="Calibri" w:cs="Calibri"/>
           <w:sz w:val="18"/>
           <w:szCs w:val="18"/>
         </w:rPr>
@@ -2463,6 +2621,7 @@
       </w:r>
       <w:r>
         <w:rPr>
+          <w:rFonts w:ascii="Calibri" w:hAnsi="Calibri" w:cs="Calibri"/>
           <w:sz w:val="18"/>
           <w:szCs w:val="18"/>
         </w:rPr>
@@ -2470,6 +2629,7 @@
       </w:r>
       <w:r>
         <w:rPr>
+          <w:rFonts w:ascii="Calibri" w:hAnsi="Calibri" w:cs="Calibri"/>
           <w:sz w:val="18"/>
           <w:szCs w:val="18"/>
         </w:rPr>
@@ -2477,6 +2637,7 @@
       </w:r>
       <w:r>
         <w:rPr>
+          <w:rFonts w:ascii="Calibri" w:hAnsi="Calibri" w:cs="Calibri"/>
           <w:noProof/>
           <w:sz w:val="18"/>
           <w:szCs w:val="18"/>
@@ -2485,6 +2646,7 @@
       </w:r>
       <w:r>
         <w:rPr>
+          <w:rFonts w:ascii="Calibri" w:hAnsi="Calibri" w:cs="Calibri"/>
           <w:sz w:val="18"/>
           <w:szCs w:val="18"/>
         </w:rPr>
@@ -2492,6 +2654,7 @@
       </w:r>
       <w:r>
         <w:rPr>
+          <w:rFonts w:ascii="Calibri" w:hAnsi="Calibri" w:cs="Calibri"/>
           <w:sz w:val="18"/>
           <w:szCs w:val="18"/>
         </w:rPr>
@@ -2499,6 +2662,7 @@
       </w:r>
       <w:r>
         <w:rPr>
+          <w:rFonts w:ascii="Calibri" w:hAnsi="Calibri" w:cs="Calibri"/>
           <w:sz w:val="18"/>
           <w:szCs w:val="18"/>
           <w:lang w:val="en-GB"/>
@@ -2511,13 +2675,13 @@
       <w:pPr>
         <w:jc w:val="both"/>
         <w:rPr>
-          <w:rFonts w:ascii="Arial" w:hAnsi="Arial" w:cs="Arial"/>
-          <w:lang w:val="en-GB"/>
-        </w:rPr>
-      </w:pPr>
-      <w:r>
-        <w:rPr>
-          <w:rFonts w:ascii="Arial" w:hAnsi="Arial" w:cs="Arial"/>
+          <w:rFonts w:ascii="Calibri" w:hAnsi="Calibri" w:cs="Calibri"/>
+          <w:lang w:val="en-GB"/>
+        </w:rPr>
+      </w:pPr>
+      <w:r>
+        <w:rPr>
+          <w:rFonts w:ascii="Calibri" w:hAnsi="Calibri" w:cs="Calibri"/>
           <w:b/>
           <w:bCs/>
           <w:i/>
@@ -2528,7 +2692,7 @@
       </w:r>
       <w:r>
         <w:rPr>
-          <w:rFonts w:ascii="Arial" w:hAnsi="Arial" w:cs="Arial"/>
+          <w:rFonts w:ascii="Calibri" w:hAnsi="Calibri" w:cs="Calibri"/>
           <w:lang w:val="en-GB"/>
         </w:rPr>
         <w:t xml:space="preserve"> highlights the modular structure: the backbone extracts reusable features, and the head converts them into the output needed for a specific task.</w:t>
@@ -2538,24 +2702,28 @@
       <w:pPr>
         <w:pStyle w:val="Heading1"/>
         <w:rPr>
-          <w:lang w:val="en-GB"/>
-        </w:rPr>
-      </w:pPr>
-      <w:bookmarkStart w:id="4" w:name="_Toc226829149"/>
-      <w:r>
-        <w:rPr>
+          <w:rFonts w:ascii="Calibri" w:hAnsi="Calibri" w:cs="Calibri"/>
+          <w:lang w:val="en-GB"/>
+        </w:rPr>
+      </w:pPr>
+      <w:bookmarkStart w:id="4" w:name="_Toc226901985"/>
+      <w:r>
+        <w:rPr>
+          <w:rFonts w:ascii="Calibri" w:hAnsi="Calibri" w:cs="Calibri"/>
           <w:lang w:val="en-GB"/>
         </w:rPr>
         <w:t xml:space="preserve">2. Supervised </w:t>
       </w:r>
       <w:r>
         <w:rPr>
+          <w:rFonts w:ascii="Calibri" w:hAnsi="Calibri" w:cs="Calibri"/>
           <w:lang w:val="en-GB"/>
         </w:rPr>
         <w:t>and S</w:t>
       </w:r>
       <w:r>
         <w:rPr>
+          <w:rFonts w:ascii="Calibri" w:hAnsi="Calibri" w:cs="Calibri"/>
           <w:lang w:val="en-GB"/>
         </w:rPr>
         <w:t>elf-supervised pretraining</w:t>
@@ -2566,34 +2734,34 @@
       <w:pPr>
         <w:jc w:val="both"/>
         <w:rPr>
-          <w:rFonts w:ascii="Arial" w:hAnsi="Arial" w:cs="Arial"/>
-          <w:lang w:val="en-GB"/>
-        </w:rPr>
-      </w:pPr>
-      <w:r>
-        <w:rPr>
-          <w:rFonts w:ascii="Arial" w:hAnsi="Arial" w:cs="Arial"/>
+          <w:rFonts w:ascii="Calibri" w:hAnsi="Calibri" w:cs="Calibri"/>
+          <w:lang w:val="en-GB"/>
+        </w:rPr>
+      </w:pPr>
+      <w:r>
+        <w:rPr>
+          <w:rFonts w:ascii="Calibri" w:hAnsi="Calibri" w:cs="Calibri"/>
           <w:lang w:val="en-GB"/>
         </w:rPr>
         <w:t xml:space="preserve">Pretraining </w:t>
       </w:r>
       <w:r>
         <w:rPr>
-          <w:rFonts w:ascii="Arial" w:hAnsi="Arial" w:cs="Arial"/>
+          <w:rFonts w:ascii="Calibri" w:hAnsi="Calibri" w:cs="Calibri"/>
           <w:lang w:val="en-GB"/>
         </w:rPr>
         <w:t>refers to</w:t>
       </w:r>
       <w:r>
         <w:rPr>
-          <w:rFonts w:ascii="Arial" w:hAnsi="Arial" w:cs="Arial"/>
+          <w:rFonts w:ascii="Calibri" w:hAnsi="Calibri" w:cs="Calibri"/>
           <w:lang w:val="en-GB"/>
         </w:rPr>
         <w:t xml:space="preserve"> training a model on a large dataset before adapting it to a downstream task. The main difference between </w:t>
       </w:r>
       <w:r>
         <w:rPr>
-          <w:rFonts w:ascii="Arial" w:hAnsi="Arial" w:cs="Arial"/>
+          <w:rFonts w:ascii="Calibri" w:hAnsi="Calibri" w:cs="Calibri"/>
           <w:b/>
           <w:bCs/>
           <w:lang w:val="en-GB"/>
@@ -2602,14 +2770,14 @@
       </w:r>
       <w:r>
         <w:rPr>
-          <w:rFonts w:ascii="Arial" w:hAnsi="Arial" w:cs="Arial"/>
+          <w:rFonts w:ascii="Calibri" w:hAnsi="Calibri" w:cs="Calibri"/>
           <w:lang w:val="en-GB"/>
         </w:rPr>
         <w:t> and </w:t>
       </w:r>
       <w:r>
         <w:rPr>
-          <w:rFonts w:ascii="Arial" w:hAnsi="Arial" w:cs="Arial"/>
+          <w:rFonts w:ascii="Calibri" w:hAnsi="Calibri" w:cs="Calibri"/>
           <w:b/>
           <w:bCs/>
           <w:lang w:val="en-GB"/>
@@ -2618,21 +2786,21 @@
       </w:r>
       <w:r>
         <w:rPr>
-          <w:rFonts w:ascii="Arial" w:hAnsi="Arial" w:cs="Arial"/>
+          <w:rFonts w:ascii="Calibri" w:hAnsi="Calibri" w:cs="Calibri"/>
           <w:lang w:val="en-GB"/>
         </w:rPr>
         <w:t> is the source of the training signal.</w:t>
       </w:r>
       <w:r>
         <w:rPr>
-          <w:rFonts w:ascii="Arial" w:hAnsi="Arial" w:cs="Arial"/>
+          <w:rFonts w:ascii="Calibri" w:hAnsi="Calibri" w:cs="Calibri"/>
           <w:lang w:val="en-GB"/>
         </w:rPr>
         <w:t xml:space="preserve"> </w:t>
       </w:r>
       <w:r>
         <w:rPr>
-          <w:rFonts w:ascii="Arial" w:hAnsi="Arial" w:cs="Arial"/>
+          <w:rFonts w:ascii="Calibri" w:hAnsi="Calibri" w:cs="Calibri"/>
           <w:lang w:val="en-GB"/>
         </w:rPr>
         <w:t>Both approaches can produce strong backbones, but they encourage somewhat different representations.</w:t>
@@ -2642,12 +2810,14 @@
       <w:pPr>
         <w:pStyle w:val="Heading2"/>
         <w:rPr>
-          <w:lang w:val="en-GB"/>
-        </w:rPr>
-      </w:pPr>
-      <w:bookmarkStart w:id="5" w:name="_Toc226829150"/>
-      <w:r>
-        <w:rPr>
+          <w:rFonts w:ascii="Calibri" w:hAnsi="Calibri" w:cs="Calibri"/>
+          <w:lang w:val="en-GB"/>
+        </w:rPr>
+      </w:pPr>
+      <w:bookmarkStart w:id="5" w:name="_Toc226901986"/>
+      <w:r>
+        <w:rPr>
+          <w:rFonts w:ascii="Calibri" w:hAnsi="Calibri" w:cs="Calibri"/>
           <w:lang w:val="en-GB"/>
         </w:rPr>
         <w:t>2.1 Supervised pretraining</w:t>
@@ -2658,13 +2828,13 @@
       <w:pPr>
         <w:pStyle w:val="BodyText"/>
         <w:rPr>
-          <w:rFonts w:ascii="Arial" w:hAnsi="Arial" w:cs="Arial"/>
-          <w:lang w:val="en-GB"/>
-        </w:rPr>
-      </w:pPr>
-      <w:r>
-        <w:rPr>
-          <w:rFonts w:ascii="Arial" w:hAnsi="Arial" w:cs="Arial"/>
+          <w:rFonts w:ascii="Calibri" w:hAnsi="Calibri" w:cs="Calibri"/>
+          <w:lang w:val="en-GB"/>
+        </w:rPr>
+      </w:pPr>
+      <w:r>
+        <w:rPr>
+          <w:rFonts w:ascii="Calibri" w:hAnsi="Calibri" w:cs="Calibri"/>
           <w:lang w:val="en-GB"/>
         </w:rPr>
         <w:t>In supervised pretraining, the model learns from human-provided labels such as object categories or bounding boxes.</w:t>
@@ -2674,12 +2844,14 @@
       <w:pPr>
         <w:pStyle w:val="Heading3"/>
         <w:rPr>
-          <w:lang w:val="en-GB"/>
-        </w:rPr>
-      </w:pPr>
-      <w:bookmarkStart w:id="6" w:name="_Toc226829151"/>
-      <w:r>
-        <w:rPr>
+          <w:rFonts w:ascii="Calibri" w:hAnsi="Calibri" w:cs="Calibri"/>
+          <w:lang w:val="en-GB"/>
+        </w:rPr>
+      </w:pPr>
+      <w:bookmarkStart w:id="6" w:name="_Toc226901987"/>
+      <w:r>
+        <w:rPr>
+          <w:rFonts w:ascii="Calibri" w:hAnsi="Calibri" w:cs="Calibri"/>
           <w:lang w:val="en-GB"/>
         </w:rPr>
         <w:t>Strategy 1: ImageNet classification pretraining</w:t>
@@ -2690,20 +2862,20 @@
       <w:pPr>
         <w:jc w:val="both"/>
         <w:rPr>
-          <w:rFonts w:ascii="Arial" w:hAnsi="Arial" w:cs="Arial"/>
-          <w:lang w:val="en-GB"/>
-        </w:rPr>
-      </w:pPr>
-      <w:r>
-        <w:rPr>
-          <w:rFonts w:ascii="Arial" w:hAnsi="Arial" w:cs="Arial"/>
+          <w:rFonts w:ascii="Calibri" w:hAnsi="Calibri" w:cs="Calibri"/>
+          <w:lang w:val="en-GB"/>
+        </w:rPr>
+      </w:pPr>
+      <w:r>
+        <w:rPr>
+          <w:rFonts w:ascii="Calibri" w:hAnsi="Calibri" w:cs="Calibri"/>
           <w:lang w:val="en-GB"/>
         </w:rPr>
         <w:t xml:space="preserve">A standard supervised strategy is to train a backbone for image classification on </w:t>
       </w:r>
       <w:r>
         <w:rPr>
-          <w:rFonts w:ascii="Arial" w:hAnsi="Arial" w:cs="Arial"/>
+          <w:rFonts w:ascii="Calibri" w:hAnsi="Calibri" w:cs="Calibri"/>
           <w:b/>
           <w:bCs/>
           <w:i/>
@@ -2714,14 +2886,14 @@
       </w:r>
       <w:r>
         <w:rPr>
-          <w:rFonts w:ascii="Arial" w:hAnsi="Arial" w:cs="Arial"/>
+          <w:rFonts w:ascii="Calibri" w:hAnsi="Calibri" w:cs="Calibri"/>
           <w:lang w:val="en-GB"/>
         </w:rPr>
         <w:t xml:space="preserve">, as done for models such as </w:t>
       </w:r>
       <w:r>
         <w:rPr>
-          <w:rFonts w:ascii="Arial" w:hAnsi="Arial" w:cs="Arial"/>
+          <w:rFonts w:ascii="Calibri" w:hAnsi="Calibri" w:cs="Calibri"/>
           <w:b/>
           <w:bCs/>
           <w:i/>
@@ -2732,14 +2904,14 @@
       </w:r>
       <w:r>
         <w:rPr>
-          <w:rFonts w:ascii="Arial" w:hAnsi="Arial" w:cs="Arial"/>
+          <w:rFonts w:ascii="Calibri" w:hAnsi="Calibri" w:cs="Calibri"/>
           <w:lang w:val="en-GB"/>
         </w:rPr>
         <w:t xml:space="preserve"> and </w:t>
       </w:r>
       <w:r>
         <w:rPr>
-          <w:rFonts w:ascii="Arial" w:hAnsi="Arial" w:cs="Arial"/>
+          <w:rFonts w:ascii="Calibri" w:hAnsi="Calibri" w:cs="Calibri"/>
           <w:b/>
           <w:bCs/>
           <w:i/>
@@ -2750,7 +2922,7 @@
       </w:r>
       <w:r>
         <w:rPr>
-          <w:rFonts w:ascii="Arial" w:hAnsi="Arial" w:cs="Arial"/>
+          <w:rFonts w:ascii="Calibri" w:hAnsi="Calibri" w:cs="Calibri"/>
           <w:lang w:val="en-GB"/>
         </w:rPr>
         <w:t> [1, 6]. The model takes an image and predicts one class label from a fixed taxonomy.</w:t>
@@ -2760,20 +2932,20 @@
       <w:pPr>
         <w:jc w:val="both"/>
         <w:rPr>
-          <w:rFonts w:ascii="Arial" w:hAnsi="Arial" w:cs="Arial"/>
-          <w:lang w:val="en-GB"/>
-        </w:rPr>
-      </w:pPr>
-      <w:r>
-        <w:rPr>
-          <w:rFonts w:ascii="Arial" w:hAnsi="Arial" w:cs="Arial"/>
+          <w:rFonts w:ascii="Calibri" w:hAnsi="Calibri" w:cs="Calibri"/>
+          <w:lang w:val="en-GB"/>
+        </w:rPr>
+      </w:pPr>
+      <w:r>
+        <w:rPr>
+          <w:rFonts w:ascii="Calibri" w:hAnsi="Calibri" w:cs="Calibri"/>
           <w:lang w:val="en-GB"/>
         </w:rPr>
         <w:t>The </w:t>
       </w:r>
       <w:r>
         <w:rPr>
-          <w:rFonts w:ascii="Arial" w:hAnsi="Arial" w:cs="Arial"/>
+          <w:rFonts w:ascii="Calibri" w:hAnsi="Calibri" w:cs="Calibri"/>
           <w:b/>
           <w:bCs/>
           <w:lang w:val="en-GB"/>
@@ -2782,7 +2954,7 @@
       </w:r>
       <w:r>
         <w:rPr>
-          <w:rFonts w:ascii="Arial" w:hAnsi="Arial" w:cs="Arial"/>
+          <w:rFonts w:ascii="Calibri" w:hAnsi="Calibri" w:cs="Calibri"/>
           <w:lang w:val="en-GB"/>
         </w:rPr>
         <w:t> is the ground-truth class label for each image. This is explicit human annotation.</w:t>
@@ -2792,20 +2964,20 @@
       <w:pPr>
         <w:jc w:val="both"/>
         <w:rPr>
-          <w:rFonts w:ascii="Arial" w:hAnsi="Arial" w:cs="Arial"/>
-          <w:lang w:val="en-GB"/>
-        </w:rPr>
-      </w:pPr>
-      <w:r>
-        <w:rPr>
-          <w:rFonts w:ascii="Arial" w:hAnsi="Arial" w:cs="Arial"/>
+          <w:rFonts w:ascii="Calibri" w:hAnsi="Calibri" w:cs="Calibri"/>
+          <w:lang w:val="en-GB"/>
+        </w:rPr>
+      </w:pPr>
+      <w:r>
+        <w:rPr>
+          <w:rFonts w:ascii="Calibri" w:hAnsi="Calibri" w:cs="Calibri"/>
           <w:lang w:val="en-GB"/>
         </w:rPr>
         <w:t>The </w:t>
       </w:r>
       <w:r>
         <w:rPr>
-          <w:rFonts w:ascii="Arial" w:hAnsi="Arial" w:cs="Arial"/>
+          <w:rFonts w:ascii="Calibri" w:hAnsi="Calibri" w:cs="Calibri"/>
           <w:b/>
           <w:bCs/>
           <w:lang w:val="en-GB"/>
@@ -2814,7 +2986,7 @@
       </w:r>
       <w:r>
         <w:rPr>
-          <w:rFonts w:ascii="Arial" w:hAnsi="Arial" w:cs="Arial"/>
+          <w:rFonts w:ascii="Calibri" w:hAnsi="Calibri" w:cs="Calibri"/>
           <w:lang w:val="en-GB"/>
         </w:rPr>
         <w:t> by this setup are mainly category-level semantic features. The model is rewarded for being invariant to nuisance factors such as small viewpoint changes, lighting changes, or background clutter, </w:t>
@@ -2822,7 +2994,7 @@
       <w:proofErr w:type="gramStart"/>
       <w:r>
         <w:rPr>
-          <w:rFonts w:ascii="Arial" w:hAnsi="Arial" w:cs="Arial"/>
+          <w:rFonts w:ascii="Calibri" w:hAnsi="Calibri" w:cs="Calibri"/>
           <w:lang w:val="en-GB"/>
         </w:rPr>
         <w:t>as long as</w:t>
@@ -2830,7 +3002,7 @@
       <w:proofErr w:type="gramEnd"/>
       <w:r>
         <w:rPr>
-          <w:rFonts w:ascii="Arial" w:hAnsi="Arial" w:cs="Arial"/>
+          <w:rFonts w:ascii="Calibri" w:hAnsi="Calibri" w:cs="Calibri"/>
           <w:lang w:val="en-GB"/>
         </w:rPr>
         <w:t xml:space="preserve"> it can still predict the correct class. This often produces strong general-purpose features, which is why ImageNet-pretrained backbones became a standard starting point for many downstream tasks.</w:t>
@@ -2840,12 +3012,14 @@
       <w:pPr>
         <w:pStyle w:val="Heading3"/>
         <w:rPr>
-          <w:lang w:val="en-GB"/>
-        </w:rPr>
-      </w:pPr>
-      <w:bookmarkStart w:id="7" w:name="_Toc226829152"/>
-      <w:r>
-        <w:rPr>
+          <w:rFonts w:ascii="Calibri" w:hAnsi="Calibri" w:cs="Calibri"/>
+          <w:lang w:val="en-GB"/>
+        </w:rPr>
+      </w:pPr>
+      <w:bookmarkStart w:id="7" w:name="_Toc226901988"/>
+      <w:r>
+        <w:rPr>
+          <w:rFonts w:ascii="Calibri" w:hAnsi="Calibri" w:cs="Calibri"/>
           <w:lang w:val="en-GB"/>
         </w:rPr>
         <w:t>Strategy 2: Supervised detection pretraining on COCO</w:t>
@@ -2856,20 +3030,20 @@
       <w:pPr>
         <w:jc w:val="both"/>
         <w:rPr>
-          <w:rFonts w:ascii="Arial" w:hAnsi="Arial" w:cs="Arial"/>
-          <w:lang w:val="en-GB"/>
-        </w:rPr>
-      </w:pPr>
-      <w:r>
-        <w:rPr>
-          <w:rFonts w:ascii="Arial" w:hAnsi="Arial" w:cs="Arial"/>
+          <w:rFonts w:ascii="Calibri" w:hAnsi="Calibri" w:cs="Calibri"/>
+          <w:lang w:val="en-GB"/>
+        </w:rPr>
+      </w:pPr>
+      <w:r>
+        <w:rPr>
+          <w:rFonts w:ascii="Calibri" w:hAnsi="Calibri" w:cs="Calibri"/>
           <w:lang w:val="en-GB"/>
         </w:rPr>
         <w:t xml:space="preserve">Another supervised strategy is to train a backbone jointly with a detection head on an object detection dataset such as </w:t>
       </w:r>
       <w:r>
         <w:rPr>
-          <w:rFonts w:ascii="Arial" w:hAnsi="Arial" w:cs="Arial"/>
+          <w:rFonts w:ascii="Calibri" w:hAnsi="Calibri" w:cs="Calibri"/>
           <w:b/>
           <w:bCs/>
           <w:i/>
@@ -2880,14 +3054,14 @@
       </w:r>
       <w:r>
         <w:rPr>
-          <w:rFonts w:ascii="Arial" w:hAnsi="Arial" w:cs="Arial"/>
+          <w:rFonts w:ascii="Calibri" w:hAnsi="Calibri" w:cs="Calibri"/>
           <w:lang w:val="en-GB"/>
         </w:rPr>
         <w:t xml:space="preserve">, for example in </w:t>
       </w:r>
       <w:r>
         <w:rPr>
-          <w:rFonts w:ascii="Arial" w:hAnsi="Arial" w:cs="Arial"/>
+          <w:rFonts w:ascii="Calibri" w:hAnsi="Calibri" w:cs="Calibri"/>
           <w:b/>
           <w:bCs/>
           <w:i/>
@@ -2898,14 +3072,14 @@
       </w:r>
       <w:r>
         <w:rPr>
-          <w:rFonts w:ascii="Arial" w:hAnsi="Arial" w:cs="Arial"/>
+          <w:rFonts w:ascii="Calibri" w:hAnsi="Calibri" w:cs="Calibri"/>
           <w:lang w:val="en-GB"/>
         </w:rPr>
         <w:t xml:space="preserve"> or </w:t>
       </w:r>
       <w:r>
         <w:rPr>
-          <w:rFonts w:ascii="Arial" w:hAnsi="Arial" w:cs="Arial"/>
+          <w:rFonts w:ascii="Calibri" w:hAnsi="Calibri" w:cs="Calibri"/>
           <w:b/>
           <w:bCs/>
           <w:i/>
@@ -2916,7 +3090,7 @@
       </w:r>
       <w:r>
         <w:rPr>
-          <w:rFonts w:ascii="Arial" w:hAnsi="Arial" w:cs="Arial"/>
+          <w:rFonts w:ascii="Calibri" w:hAnsi="Calibri" w:cs="Calibri"/>
           <w:lang w:val="en-GB"/>
         </w:rPr>
         <w:t> [2, 3].</w:t>
@@ -2926,13 +3100,45 @@
       <w:pPr>
         <w:jc w:val="both"/>
         <w:rPr>
-          <w:rFonts w:ascii="Arial" w:hAnsi="Arial" w:cs="Arial"/>
-          <w:lang w:val="en-GB"/>
-        </w:rPr>
-      </w:pPr>
-      <w:r>
-        <w:rPr>
-          <w:rFonts w:ascii="Arial" w:hAnsi="Arial" w:cs="Arial"/>
+          <w:rFonts w:ascii="Calibri" w:hAnsi="Calibri" w:cs="Calibri"/>
+          <w:lang w:val="en-GB"/>
+        </w:rPr>
+      </w:pPr>
+      <w:r>
+        <w:rPr>
+          <w:rFonts w:ascii="Calibri" w:hAnsi="Calibri" w:cs="Calibri"/>
+          <w:lang w:val="en-GB"/>
+        </w:rPr>
+        <w:t>The </w:t>
+      </w:r>
+      <w:r>
+        <w:rPr>
+          <w:rFonts w:ascii="Calibri" w:hAnsi="Calibri" w:cs="Calibri"/>
+          <w:b/>
+          <w:bCs/>
+          <w:lang w:val="en-GB"/>
+        </w:rPr>
+        <w:t>training signal</w:t>
+      </w:r>
+      <w:r>
+        <w:rPr>
+          <w:rFonts w:ascii="Calibri" w:hAnsi="Calibri" w:cs="Calibri"/>
+          <w:lang w:val="en-GB"/>
+        </w:rPr>
+        <w:t> includes human-annotated bounding boxes, object classes, and possibly segmentation masks.</w:t>
+      </w:r>
+    </w:p>
+    <w:p>
+      <w:pPr>
+        <w:jc w:val="both"/>
+        <w:rPr>
+          <w:rFonts w:ascii="Calibri" w:hAnsi="Calibri" w:cs="Calibri"/>
+          <w:lang w:val="en-GB"/>
+        </w:rPr>
+      </w:pPr>
+      <w:r>
+        <w:rPr>
+          <w:rFonts w:ascii="Calibri" w:hAnsi="Calibri" w:cs="Calibri"/>
           <w:lang w:val="en-GB"/>
         </w:rPr>
         <w:lastRenderedPageBreak/>
@@ -2940,62 +3146,30 @@
       </w:r>
       <w:r>
         <w:rPr>
-          <w:rFonts w:ascii="Arial" w:hAnsi="Arial" w:cs="Arial"/>
+          <w:rFonts w:ascii="Calibri" w:hAnsi="Calibri" w:cs="Calibri"/>
           <w:b/>
           <w:bCs/>
           <w:lang w:val="en-GB"/>
         </w:rPr>
-        <w:t>training signal</w:t>
-      </w:r>
-      <w:r>
-        <w:rPr>
-          <w:rFonts w:ascii="Arial" w:hAnsi="Arial" w:cs="Arial"/>
-          <w:lang w:val="en-GB"/>
-        </w:rPr>
-        <w:t> includes human-annotated bounding boxes, object classes, and possibly segmentation masks.</w:t>
-      </w:r>
-    </w:p>
-    <w:p>
-      <w:pPr>
-        <w:jc w:val="both"/>
-        <w:rPr>
-          <w:rFonts w:ascii="Arial" w:hAnsi="Arial" w:cs="Arial"/>
-          <w:lang w:val="en-GB"/>
-        </w:rPr>
-      </w:pPr>
-      <w:r>
-        <w:rPr>
-          <w:rFonts w:ascii="Arial" w:hAnsi="Arial" w:cs="Arial"/>
-          <w:lang w:val="en-GB"/>
-        </w:rPr>
-        <w:t>The </w:t>
-      </w:r>
-      <w:r>
-        <w:rPr>
-          <w:rFonts w:ascii="Arial" w:hAnsi="Arial" w:cs="Arial"/>
-          <w:b/>
-          <w:bCs/>
-          <w:lang w:val="en-GB"/>
-        </w:rPr>
         <w:t>features encouraged</w:t>
       </w:r>
       <w:r>
         <w:rPr>
-          <w:rFonts w:ascii="Arial" w:hAnsi="Arial" w:cs="Arial"/>
+          <w:rFonts w:ascii="Calibri" w:hAnsi="Calibri" w:cs="Calibri"/>
           <w:lang w:val="en-GB"/>
         </w:rPr>
         <w:t> in this case are more object-level and spatially localized than in pure classification. The model must not only recognize object categories</w:t>
       </w:r>
       <w:r>
         <w:rPr>
-          <w:rFonts w:ascii="Arial" w:hAnsi="Arial" w:cs="Arial"/>
+          <w:rFonts w:ascii="Calibri" w:hAnsi="Calibri" w:cs="Calibri"/>
           <w:lang w:val="en-GB"/>
         </w:rPr>
         <w:t xml:space="preserve"> </w:t>
       </w:r>
       <w:r>
         <w:rPr>
-          <w:rFonts w:ascii="Arial" w:hAnsi="Arial" w:cs="Arial"/>
+          <w:rFonts w:ascii="Calibri" w:hAnsi="Calibri" w:cs="Calibri"/>
           <w:lang w:val="en-GB"/>
         </w:rPr>
         <w:t>but also preserve enough spatial detail to localize them. As a result, detection-style supervised pretraining may produce features that are especially useful for localization-heavy downstream tasks.</w:t>
@@ -3005,16 +3179,18 @@
       <w:pPr>
         <w:jc w:val="center"/>
         <w:rPr>
-          <w:lang w:val="en-GB"/>
-        </w:rPr>
-      </w:pPr>
-      <w:r>
-        <w:rPr>
+          <w:rFonts w:ascii="Calibri" w:hAnsi="Calibri" w:cs="Calibri"/>
+          <w:lang w:val="en-GB"/>
+        </w:rPr>
+      </w:pPr>
+      <w:r>
+        <w:rPr>
+          <w:rFonts w:ascii="Calibri" w:hAnsi="Calibri" w:cs="Calibri"/>
           <w:noProof/>
           <w:lang w:val="en-GB"/>
         </w:rPr>
         <w:drawing>
-          <wp:inline distT="0" distB="0" distL="0" distR="0" wp14:anchorId="41AD22F0" wp14:editId="6B883ED6">
+          <wp:inline distT="0" distB="0" distL="0" distR="0" wp14:anchorId="41AD22F0" wp14:editId="2F273CD4">
             <wp:extent cx="3677697" cy="1320199"/>
             <wp:effectExtent l="0" t="0" r="0" b="0"/>
             <wp:docPr id="581286956" name="Picture 9"/>
@@ -3068,28 +3244,59 @@
         <w:pStyle w:val="Caption"/>
         <w:jc w:val="center"/>
         <w:rPr>
-          <w:lang w:val="en-GB"/>
-        </w:rPr>
-      </w:pPr>
-      <w:bookmarkStart w:id="8" w:name="_Toc226829162"/>
-      <w:r>
+          <w:rFonts w:ascii="Calibri" w:hAnsi="Calibri" w:cs="Calibri"/>
+          <w:lang w:val="en-GB"/>
+        </w:rPr>
+      </w:pPr>
+      <w:bookmarkStart w:id="8" w:name="_Toc226901859"/>
+      <w:r>
+        <w:rPr>
+          <w:rFonts w:ascii="Calibri" w:hAnsi="Calibri" w:cs="Calibri"/>
+        </w:rPr>
         <w:t xml:space="preserve">Figure </w:t>
       </w:r>
-      <w:fldSimple w:instr=" SEQ Figure \* ARABIC ">
-        <w:r>
-          <w:rPr>
-            <w:noProof/>
-          </w:rPr>
-          <w:t>2</w:t>
-        </w:r>
-      </w:fldSimple>
-      <w:r>
-        <w:t xml:space="preserve"> </w:t>
-      </w:r>
-      <w:r>
-        <w:t>Supervised pretraining</w:t>
-      </w:r>
-      <w:r>
+      <w:r>
+        <w:rPr>
+          <w:rFonts w:ascii="Calibri" w:hAnsi="Calibri" w:cs="Calibri"/>
+        </w:rPr>
+        <w:fldChar w:fldCharType="begin"/>
+      </w:r>
+      <w:r>
+        <w:rPr>
+          <w:rFonts w:ascii="Calibri" w:hAnsi="Calibri" w:cs="Calibri"/>
+        </w:rPr>
+        <w:instrText xml:space="preserve"> SEQ Figure \* ARABIC </w:instrText>
+      </w:r>
+      <w:r>
+        <w:rPr>
+          <w:rFonts w:ascii="Calibri" w:hAnsi="Calibri" w:cs="Calibri"/>
+        </w:rPr>
+        <w:fldChar w:fldCharType="separate"/>
+      </w:r>
+      <w:r>
+        <w:rPr>
+          <w:rFonts w:ascii="Calibri" w:hAnsi="Calibri" w:cs="Calibri"/>
+          <w:noProof/>
+        </w:rPr>
+        <w:t>2</w:t>
+      </w:r>
+      <w:r>
+        <w:rPr>
+          <w:rFonts w:ascii="Calibri" w:hAnsi="Calibri" w:cs="Calibri"/>
+          <w:noProof/>
+        </w:rPr>
+        <w:fldChar w:fldCharType="end"/>
+      </w:r>
+      <w:r>
+        <w:rPr>
+          <w:rFonts w:ascii="Calibri" w:hAnsi="Calibri" w:cs="Calibri"/>
+        </w:rPr>
+        <w:t xml:space="preserve"> Supervised pretraining</w:t>
+      </w:r>
+      <w:r>
+        <w:rPr>
+          <w:rFonts w:ascii="Calibri" w:hAnsi="Calibri" w:cs="Calibri"/>
+        </w:rPr>
         <w:t xml:space="preserve"> flow</w:t>
       </w:r>
       <w:bookmarkEnd w:id="8"/>
@@ -3098,12 +3305,14 @@
       <w:pPr>
         <w:pStyle w:val="Heading2"/>
         <w:rPr>
-          <w:lang w:val="en-GB"/>
-        </w:rPr>
-      </w:pPr>
-      <w:bookmarkStart w:id="9" w:name="_Toc226829153"/>
-      <w:r>
-        <w:rPr>
+          <w:rFonts w:ascii="Calibri" w:hAnsi="Calibri" w:cs="Calibri"/>
+          <w:lang w:val="en-GB"/>
+        </w:rPr>
+      </w:pPr>
+      <w:bookmarkStart w:id="9" w:name="_Toc226901989"/>
+      <w:r>
+        <w:rPr>
+          <w:rFonts w:ascii="Calibri" w:hAnsi="Calibri" w:cs="Calibri"/>
           <w:lang w:val="en-GB"/>
         </w:rPr>
         <w:t>2.2 Self-supervised pretraining</w:t>
@@ -3114,13 +3323,13 @@
       <w:pPr>
         <w:jc w:val="both"/>
         <w:rPr>
-          <w:rFonts w:ascii="Arial" w:hAnsi="Arial" w:cs="Arial"/>
-          <w:lang w:val="en-GB"/>
-        </w:rPr>
-      </w:pPr>
-      <w:r>
-        <w:rPr>
-          <w:rFonts w:ascii="Arial" w:hAnsi="Arial" w:cs="Arial"/>
+          <w:rFonts w:ascii="Calibri" w:hAnsi="Calibri" w:cs="Calibri"/>
+          <w:lang w:val="en-GB"/>
+        </w:rPr>
+      </w:pPr>
+      <w:r>
+        <w:rPr>
+          <w:rFonts w:ascii="Calibri" w:hAnsi="Calibri" w:cs="Calibri"/>
           <w:lang w:val="en-GB"/>
         </w:rPr>
         <w:t>In self-supervised pretraining, the model learns from structure already present in the data, without manual labels. </w:t>
@@ -3130,12 +3339,14 @@
       <w:pPr>
         <w:pStyle w:val="Heading3"/>
         <w:rPr>
-          <w:lang w:val="en-GB"/>
-        </w:rPr>
-      </w:pPr>
-      <w:bookmarkStart w:id="10" w:name="_Toc226829154"/>
-      <w:r>
-        <w:rPr>
+          <w:rFonts w:ascii="Calibri" w:hAnsi="Calibri" w:cs="Calibri"/>
+          <w:lang w:val="en-GB"/>
+        </w:rPr>
+      </w:pPr>
+      <w:bookmarkStart w:id="10" w:name="_Toc226901990"/>
+      <w:r>
+        <w:rPr>
+          <w:rFonts w:ascii="Calibri" w:hAnsi="Calibri" w:cs="Calibri"/>
           <w:lang w:val="en-GB"/>
         </w:rPr>
         <w:t>Strategy 1: Siamese / contrastive learning</w:t>
@@ -3146,34 +3357,34 @@
       <w:pPr>
         <w:jc w:val="both"/>
         <w:rPr>
-          <w:rFonts w:ascii="Arial" w:hAnsi="Arial" w:cs="Arial"/>
-          <w:lang w:val="en-GB"/>
-        </w:rPr>
-      </w:pPr>
-      <w:r>
-        <w:rPr>
-          <w:rFonts w:ascii="Arial" w:hAnsi="Arial" w:cs="Arial"/>
+          <w:rFonts w:ascii="Calibri" w:hAnsi="Calibri" w:cs="Calibri"/>
+          <w:lang w:val="en-GB"/>
+        </w:rPr>
+      </w:pPr>
+      <w:r>
+        <w:rPr>
+          <w:rFonts w:ascii="Calibri" w:hAnsi="Calibri" w:cs="Calibri"/>
           <w:lang w:val="en-GB"/>
         </w:rPr>
         <w:t xml:space="preserve">A widely used </w:t>
       </w:r>
       <w:r>
         <w:rPr>
-          <w:rFonts w:ascii="Arial" w:hAnsi="Arial" w:cs="Arial"/>
+          <w:rFonts w:ascii="Calibri" w:hAnsi="Calibri" w:cs="Calibri"/>
           <w:lang w:val="en-GB"/>
         </w:rPr>
         <w:t>self-supervised pretraining strategy</w:t>
       </w:r>
       <w:r>
         <w:rPr>
-          <w:rFonts w:ascii="Arial" w:hAnsi="Arial" w:cs="Arial"/>
+          <w:rFonts w:ascii="Calibri" w:hAnsi="Calibri" w:cs="Calibri"/>
           <w:lang w:val="en-GB"/>
         </w:rPr>
         <w:t xml:space="preserve"> is </w:t>
       </w:r>
       <w:r>
         <w:rPr>
-          <w:rFonts w:ascii="Arial" w:hAnsi="Arial" w:cs="Arial"/>
+          <w:rFonts w:ascii="Calibri" w:hAnsi="Calibri" w:cs="Calibri"/>
           <w:b/>
           <w:bCs/>
           <w:i/>
@@ -3184,14 +3395,14 @@
       </w:r>
       <w:r>
         <w:rPr>
-          <w:rFonts w:ascii="Arial" w:hAnsi="Arial" w:cs="Arial"/>
+          <w:rFonts w:ascii="Calibri" w:hAnsi="Calibri" w:cs="Calibri"/>
           <w:lang w:val="en-GB"/>
         </w:rPr>
         <w:t xml:space="preserve"> or </w:t>
       </w:r>
       <w:r>
         <w:rPr>
-          <w:rFonts w:ascii="Arial" w:hAnsi="Arial" w:cs="Arial"/>
+          <w:rFonts w:ascii="Calibri" w:hAnsi="Calibri" w:cs="Calibri"/>
           <w:b/>
           <w:bCs/>
           <w:i/>
@@ -3202,7 +3413,7 @@
       </w:r>
       <w:r>
         <w:rPr>
-          <w:rFonts w:ascii="Arial" w:hAnsi="Arial" w:cs="Arial"/>
+          <w:rFonts w:ascii="Calibri" w:hAnsi="Calibri" w:cs="Calibri"/>
           <w:lang w:val="en-GB"/>
         </w:rPr>
         <w:t xml:space="preserve">, including </w:t>
@@ -3210,7 +3421,7 @@
       <w:proofErr w:type="spellStart"/>
       <w:r>
         <w:rPr>
-          <w:rFonts w:ascii="Arial" w:hAnsi="Arial" w:cs="Arial"/>
+          <w:rFonts w:ascii="Calibri" w:hAnsi="Calibri" w:cs="Calibri"/>
           <w:b/>
           <w:bCs/>
           <w:i/>
@@ -3222,14 +3433,14 @@
       <w:proofErr w:type="spellEnd"/>
       <w:r>
         <w:rPr>
-          <w:rFonts w:ascii="Arial" w:hAnsi="Arial" w:cs="Arial"/>
+          <w:rFonts w:ascii="Calibri" w:hAnsi="Calibri" w:cs="Calibri"/>
           <w:lang w:val="en-GB"/>
         </w:rPr>
         <w:t xml:space="preserve"> and </w:t>
       </w:r>
       <w:r>
         <w:rPr>
-          <w:rFonts w:ascii="Arial" w:hAnsi="Arial" w:cs="Arial"/>
+          <w:rFonts w:ascii="Calibri" w:hAnsi="Calibri" w:cs="Calibri"/>
           <w:b/>
           <w:bCs/>
           <w:i/>
@@ -3240,44 +3451,30 @@
       </w:r>
       <w:r>
         <w:rPr>
-          <w:rFonts w:ascii="Arial" w:hAnsi="Arial" w:cs="Arial"/>
-          <w:lang w:val="en-GB"/>
-        </w:rPr>
-        <w:t> [7, 8]. The core idea is to create two different augmented views of the same image, for example by random cropping, </w:t>
-      </w:r>
-      <w:r>
-        <w:rPr>
-          <w:rFonts w:ascii="Arial" w:hAnsi="Arial" w:cs="Arial"/>
-          <w:lang w:val="en-GB"/>
-        </w:rPr>
-        <w:t>colour</w:t>
-      </w:r>
-      <w:r>
-        <w:rPr>
-          <w:rFonts w:ascii="Arial" w:hAnsi="Arial" w:cs="Arial"/>
-          <w:lang w:val="en-GB"/>
-        </w:rPr>
-        <w:t xml:space="preserve"> jittering, or flipping. These two views should produce similar representations, because they come from the same underlying image. At the same time, representations from different images are encouraged to be distinct.</w:t>
+          <w:rFonts w:ascii="Calibri" w:hAnsi="Calibri" w:cs="Calibri"/>
+          <w:lang w:val="en-GB"/>
+        </w:rPr>
+        <w:t> [7, 8]. The core idea is to create two different augmented views of the same image, for example by random cropping, colour jittering, or flipping. These two views should produce similar representations, because they come from the same underlying image. At the same time, representations from different images are encouraged to be distinct.</w:t>
       </w:r>
     </w:p>
     <w:p>
       <w:pPr>
         <w:jc w:val="both"/>
         <w:rPr>
-          <w:rFonts w:ascii="Arial" w:hAnsi="Arial" w:cs="Arial"/>
-          <w:lang w:val="en-GB"/>
-        </w:rPr>
-      </w:pPr>
-      <w:r>
-        <w:rPr>
-          <w:rFonts w:ascii="Arial" w:hAnsi="Arial" w:cs="Arial"/>
+          <w:rFonts w:ascii="Calibri" w:hAnsi="Calibri" w:cs="Calibri"/>
+          <w:lang w:val="en-GB"/>
+        </w:rPr>
+      </w:pPr>
+      <w:r>
+        <w:rPr>
+          <w:rFonts w:ascii="Calibri" w:hAnsi="Calibri" w:cs="Calibri"/>
           <w:lang w:val="en-GB"/>
         </w:rPr>
         <w:t>The </w:t>
       </w:r>
       <w:r>
         <w:rPr>
-          <w:rFonts w:ascii="Arial" w:hAnsi="Arial" w:cs="Arial"/>
+          <w:rFonts w:ascii="Calibri" w:hAnsi="Calibri" w:cs="Calibri"/>
           <w:b/>
           <w:bCs/>
           <w:lang w:val="en-GB"/>
@@ -3286,35 +3483,35 @@
       </w:r>
       <w:r>
         <w:rPr>
-          <w:rFonts w:ascii="Arial" w:hAnsi="Arial" w:cs="Arial"/>
+          <w:rFonts w:ascii="Calibri" w:hAnsi="Calibri" w:cs="Calibri"/>
           <w:lang w:val="en-GB"/>
         </w:rPr>
         <w:t> is therefore not a human label</w:t>
       </w:r>
       <w:r>
         <w:rPr>
-          <w:rFonts w:ascii="Arial" w:hAnsi="Arial" w:cs="Arial"/>
+          <w:rFonts w:ascii="Calibri" w:hAnsi="Calibri" w:cs="Calibri"/>
           <w:lang w:val="en-GB"/>
         </w:rPr>
         <w:t xml:space="preserve"> but</w:t>
       </w:r>
       <w:r>
         <w:rPr>
-          <w:rFonts w:ascii="Arial" w:hAnsi="Arial" w:cs="Arial"/>
+          <w:rFonts w:ascii="Calibri" w:hAnsi="Calibri" w:cs="Calibri"/>
           <w:lang w:val="en-GB"/>
         </w:rPr>
         <w:t xml:space="preserve"> the relationship between </w:t>
       </w:r>
       <w:r>
         <w:rPr>
-          <w:rFonts w:ascii="Arial" w:hAnsi="Arial" w:cs="Arial"/>
+          <w:rFonts w:ascii="Calibri" w:hAnsi="Calibri" w:cs="Calibri"/>
           <w:lang w:val="en-GB"/>
         </w:rPr>
         <w:t xml:space="preserve">the </w:t>
       </w:r>
       <w:r>
         <w:rPr>
-          <w:rFonts w:ascii="Arial" w:hAnsi="Arial" w:cs="Arial"/>
+          <w:rFonts w:ascii="Calibri" w:hAnsi="Calibri" w:cs="Calibri"/>
           <w:lang w:val="en-GB"/>
         </w:rPr>
         <w:t>samples: two views of the same image are treated as positives, while views from different images are treated as negatives or contrasted indirectly.</w:t>
@@ -3324,20 +3521,20 @@
       <w:pPr>
         <w:jc w:val="both"/>
         <w:rPr>
-          <w:rFonts w:ascii="Arial" w:hAnsi="Arial" w:cs="Arial"/>
-          <w:lang w:val="en-GB"/>
-        </w:rPr>
-      </w:pPr>
-      <w:r>
-        <w:rPr>
-          <w:rFonts w:ascii="Arial" w:hAnsi="Arial" w:cs="Arial"/>
+          <w:rFonts w:ascii="Calibri" w:hAnsi="Calibri" w:cs="Calibri"/>
+          <w:lang w:val="en-GB"/>
+        </w:rPr>
+      </w:pPr>
+      <w:r>
+        <w:rPr>
+          <w:rFonts w:ascii="Calibri" w:hAnsi="Calibri" w:cs="Calibri"/>
           <w:lang w:val="en-GB"/>
         </w:rPr>
         <w:t>The </w:t>
       </w:r>
       <w:r>
         <w:rPr>
-          <w:rFonts w:ascii="Arial" w:hAnsi="Arial" w:cs="Arial"/>
+          <w:rFonts w:ascii="Calibri" w:hAnsi="Calibri" w:cs="Calibri"/>
           <w:b/>
           <w:bCs/>
           <w:lang w:val="en-GB"/>
@@ -3346,7 +3543,7 @@
       </w:r>
       <w:r>
         <w:rPr>
-          <w:rFonts w:ascii="Arial" w:hAnsi="Arial" w:cs="Arial"/>
+          <w:rFonts w:ascii="Calibri" w:hAnsi="Calibri" w:cs="Calibri"/>
           <w:lang w:val="en-GB"/>
         </w:rPr>
         <w:t> are invariance to the chosen augmentations and the ability to group semantically similar content while separating unrelated images. If the augmentations are designed well, the backbone learns robust representations without ever seeing category labels.</w:t>
@@ -3356,12 +3553,14 @@
       <w:pPr>
         <w:pStyle w:val="Heading3"/>
         <w:rPr>
-          <w:lang w:val="en-GB"/>
-        </w:rPr>
-      </w:pPr>
-      <w:bookmarkStart w:id="11" w:name="_Toc226829155"/>
-      <w:r>
-        <w:rPr>
+          <w:rFonts w:ascii="Calibri" w:hAnsi="Calibri" w:cs="Calibri"/>
+          <w:lang w:val="en-GB"/>
+        </w:rPr>
+      </w:pPr>
+      <w:bookmarkStart w:id="11" w:name="_Toc226901991"/>
+      <w:r>
+        <w:rPr>
+          <w:rFonts w:ascii="Calibri" w:hAnsi="Calibri" w:cs="Calibri"/>
           <w:lang w:val="en-GB"/>
         </w:rPr>
         <w:t>Strategy 2: DINO-style self-distillation</w:t>
@@ -3372,13 +3571,13 @@
       <w:pPr>
         <w:jc w:val="both"/>
         <w:rPr>
-          <w:rFonts w:ascii="Arial" w:hAnsi="Arial" w:cs="Arial"/>
-          <w:lang w:val="en-GB"/>
-        </w:rPr>
-      </w:pPr>
-      <w:r>
-        <w:rPr>
-          <w:rFonts w:ascii="Arial" w:hAnsi="Arial" w:cs="Arial"/>
+          <w:rFonts w:ascii="Calibri" w:hAnsi="Calibri" w:cs="Calibri"/>
+          <w:lang w:val="en-GB"/>
+        </w:rPr>
+      </w:pPr>
+      <w:r>
+        <w:rPr>
+          <w:rFonts w:ascii="Calibri" w:hAnsi="Calibri" w:cs="Calibri"/>
           <w:b/>
           <w:bCs/>
           <w:lang w:val="en-GB"/>
@@ -3387,21 +3586,21 @@
       </w:r>
       <w:r>
         <w:rPr>
-          <w:rFonts w:ascii="Arial" w:hAnsi="Arial" w:cs="Arial"/>
+          <w:rFonts w:ascii="Calibri" w:hAnsi="Calibri" w:cs="Calibri"/>
           <w:lang w:val="en-GB"/>
         </w:rPr>
         <w:t xml:space="preserve"> is another influential </w:t>
       </w:r>
       <w:r>
         <w:rPr>
-          <w:rFonts w:ascii="Arial" w:hAnsi="Arial" w:cs="Arial"/>
+          <w:rFonts w:ascii="Calibri" w:hAnsi="Calibri" w:cs="Calibri"/>
           <w:lang w:val="en-GB"/>
         </w:rPr>
         <w:t>self-supervised pretraining strategy</w:t>
       </w:r>
       <w:r>
         <w:rPr>
-          <w:rFonts w:ascii="Arial" w:hAnsi="Arial" w:cs="Arial"/>
+          <w:rFonts w:ascii="Calibri" w:hAnsi="Calibri" w:cs="Calibri"/>
           <w:lang w:val="en-GB"/>
         </w:rPr>
         <w:t xml:space="preserve"> based on self-distillation [5]. It uses a student network and a teacher network. Both receive different views of the same image. The teacher produces a target distribution over features, and the student learns to match it. The teacher itself is updated from the student using an exponential moving average, so no human labels are needed.</w:t>
@@ -3411,13 +3610,45 @@
       <w:pPr>
         <w:jc w:val="both"/>
         <w:rPr>
-          <w:rFonts w:ascii="Arial" w:hAnsi="Arial" w:cs="Arial"/>
-          <w:lang w:val="en-GB"/>
-        </w:rPr>
-      </w:pPr>
-      <w:r>
-        <w:rPr>
-          <w:rFonts w:ascii="Arial" w:hAnsi="Arial" w:cs="Arial"/>
+          <w:rFonts w:ascii="Calibri" w:hAnsi="Calibri" w:cs="Calibri"/>
+          <w:lang w:val="en-GB"/>
+        </w:rPr>
+      </w:pPr>
+      <w:r>
+        <w:rPr>
+          <w:rFonts w:ascii="Calibri" w:hAnsi="Calibri" w:cs="Calibri"/>
+          <w:lang w:val="en-GB"/>
+        </w:rPr>
+        <w:t>The </w:t>
+      </w:r>
+      <w:r>
+        <w:rPr>
+          <w:rFonts w:ascii="Calibri" w:hAnsi="Calibri" w:cs="Calibri"/>
+          <w:b/>
+          <w:bCs/>
+          <w:lang w:val="en-GB"/>
+        </w:rPr>
+        <w:t>training signal</w:t>
+      </w:r>
+      <w:r>
+        <w:rPr>
+          <w:rFonts w:ascii="Calibri" w:hAnsi="Calibri" w:cs="Calibri"/>
+          <w:lang w:val="en-GB"/>
+        </w:rPr>
+        <w:t> is the consistency between teacher and student predictions across different views of the same image.</w:t>
+      </w:r>
+    </w:p>
+    <w:p>
+      <w:pPr>
+        <w:jc w:val="both"/>
+        <w:rPr>
+          <w:rFonts w:ascii="Calibri" w:hAnsi="Calibri" w:cs="Calibri"/>
+          <w:lang w:val="en-GB"/>
+        </w:rPr>
+      </w:pPr>
+      <w:r>
+        <w:rPr>
+          <w:rFonts w:ascii="Calibri" w:hAnsi="Calibri" w:cs="Calibri"/>
           <w:lang w:val="en-GB"/>
         </w:rPr>
         <w:lastRenderedPageBreak/>
@@ -3425,48 +3656,16 @@
       </w:r>
       <w:r>
         <w:rPr>
-          <w:rFonts w:ascii="Arial" w:hAnsi="Arial" w:cs="Arial"/>
+          <w:rFonts w:ascii="Calibri" w:hAnsi="Calibri" w:cs="Calibri"/>
           <w:b/>
           <w:bCs/>
           <w:lang w:val="en-GB"/>
         </w:rPr>
-        <w:t>training signal</w:t>
-      </w:r>
-      <w:r>
-        <w:rPr>
-          <w:rFonts w:ascii="Arial" w:hAnsi="Arial" w:cs="Arial"/>
-          <w:lang w:val="en-GB"/>
-        </w:rPr>
-        <w:t> is the consistency between teacher and student predictions across different views of the same image.</w:t>
-      </w:r>
-    </w:p>
-    <w:p>
-      <w:pPr>
-        <w:jc w:val="both"/>
-        <w:rPr>
-          <w:rFonts w:ascii="Arial" w:hAnsi="Arial" w:cs="Arial"/>
-          <w:lang w:val="en-GB"/>
-        </w:rPr>
-      </w:pPr>
-      <w:r>
-        <w:rPr>
-          <w:rFonts w:ascii="Arial" w:hAnsi="Arial" w:cs="Arial"/>
-          <w:lang w:val="en-GB"/>
-        </w:rPr>
-        <w:t>The </w:t>
-      </w:r>
-      <w:r>
-        <w:rPr>
-          <w:rFonts w:ascii="Arial" w:hAnsi="Arial" w:cs="Arial"/>
-          <w:b/>
-          <w:bCs/>
-          <w:lang w:val="en-GB"/>
-        </w:rPr>
         <w:t>features encouraged</w:t>
       </w:r>
       <w:r>
         <w:rPr>
-          <w:rFonts w:ascii="Arial" w:hAnsi="Arial" w:cs="Arial"/>
+          <w:rFonts w:ascii="Calibri" w:hAnsi="Calibri" w:cs="Calibri"/>
           <w:lang w:val="en-GB"/>
         </w:rPr>
         <w:t> include invariance across augmentations, grouping of semantically related images, and surprisingly strong object-level structure. DINO-style methods are especially notable because attention maps in transformer backbones often highlight coherent objects, even though no object labels or masks were provided during training.</w:t>
@@ -3476,16 +3675,18 @@
       <w:pPr>
         <w:jc w:val="center"/>
         <w:rPr>
-          <w:lang w:val="en-GB"/>
-        </w:rPr>
-      </w:pPr>
-      <w:r>
-        <w:rPr>
+          <w:rFonts w:ascii="Calibri" w:hAnsi="Calibri" w:cs="Calibri"/>
+          <w:lang w:val="en-GB"/>
+        </w:rPr>
+      </w:pPr>
+      <w:r>
+        <w:rPr>
+          <w:rFonts w:ascii="Calibri" w:hAnsi="Calibri" w:cs="Calibri"/>
           <w:noProof/>
           <w:lang w:val="en-GB"/>
         </w:rPr>
         <w:drawing>
-          <wp:inline distT="0" distB="0" distL="0" distR="0" wp14:anchorId="3C572B9E" wp14:editId="13A2E718">
+          <wp:inline distT="0" distB="0" distL="0" distR="0" wp14:anchorId="3C572B9E" wp14:editId="5C407076">
             <wp:extent cx="4195187" cy="1678075"/>
             <wp:effectExtent l="0" t="0" r="0" b="0"/>
             <wp:docPr id="2078392062" name="Picture 7"/>
@@ -3539,96 +3740,131 @@
         <w:pStyle w:val="Caption"/>
         <w:jc w:val="center"/>
         <w:rPr>
-          <w:lang w:val="en-GB"/>
-        </w:rPr>
-      </w:pPr>
-      <w:bookmarkStart w:id="12" w:name="_Toc226829163"/>
-      <w:r>
+          <w:rFonts w:ascii="Calibri" w:hAnsi="Calibri" w:cs="Calibri"/>
+          <w:lang w:val="en-GB"/>
+        </w:rPr>
+      </w:pPr>
+      <w:bookmarkStart w:id="12" w:name="_Toc226901860"/>
+      <w:r>
+        <w:rPr>
+          <w:rFonts w:ascii="Calibri" w:hAnsi="Calibri" w:cs="Calibri"/>
+        </w:rPr>
         <w:t xml:space="preserve">Figure </w:t>
       </w:r>
-      <w:fldSimple w:instr=" SEQ Figure \* ARABIC ">
-        <w:r>
-          <w:rPr>
-            <w:noProof/>
-          </w:rPr>
-          <w:t>3</w:t>
-        </w:r>
-      </w:fldSimple>
-      <w:r>
+      <w:r>
+        <w:rPr>
+          <w:rFonts w:ascii="Calibri" w:hAnsi="Calibri" w:cs="Calibri"/>
+        </w:rPr>
+        <w:fldChar w:fldCharType="begin"/>
+      </w:r>
+      <w:r>
+        <w:rPr>
+          <w:rFonts w:ascii="Calibri" w:hAnsi="Calibri" w:cs="Calibri"/>
+        </w:rPr>
+        <w:instrText xml:space="preserve"> SEQ Figure \* ARABIC </w:instrText>
+      </w:r>
+      <w:r>
+        <w:rPr>
+          <w:rFonts w:ascii="Calibri" w:hAnsi="Calibri" w:cs="Calibri"/>
+        </w:rPr>
+        <w:fldChar w:fldCharType="separate"/>
+      </w:r>
+      <w:r>
+        <w:rPr>
+          <w:rFonts w:ascii="Calibri" w:hAnsi="Calibri" w:cs="Calibri"/>
+          <w:noProof/>
+        </w:rPr>
+        <w:t>3</w:t>
+      </w:r>
+      <w:r>
+        <w:rPr>
+          <w:rFonts w:ascii="Calibri" w:hAnsi="Calibri" w:cs="Calibri"/>
+          <w:noProof/>
+        </w:rPr>
+        <w:fldChar w:fldCharType="end"/>
+      </w:r>
+      <w:r>
+        <w:rPr>
+          <w:rFonts w:ascii="Calibri" w:hAnsi="Calibri" w:cs="Calibri"/>
+        </w:rPr>
+        <w:t xml:space="preserve"> Self-supervised pretraining</w:t>
+      </w:r>
+      <w:r>
+        <w:rPr>
+          <w:rFonts w:ascii="Calibri" w:hAnsi="Calibri" w:cs="Calibri"/>
+        </w:rPr>
+        <w:t xml:space="preserve"> flow</w:t>
+      </w:r>
+      <w:bookmarkEnd w:id="12"/>
+    </w:p>
+    <w:p>
+      <w:pPr>
+        <w:pStyle w:val="Heading2"/>
+        <w:rPr>
+          <w:rFonts w:ascii="Calibri" w:hAnsi="Calibri" w:cs="Calibri"/>
+          <w:lang w:val="en-GB"/>
+        </w:rPr>
+      </w:pPr>
+      <w:bookmarkStart w:id="13" w:name="_Toc226901992"/>
+      <w:r>
+        <w:rPr>
+          <w:rFonts w:ascii="Calibri" w:hAnsi="Calibri" w:cs="Calibri"/>
+          <w:lang w:val="en-GB"/>
+        </w:rPr>
+        <w:t xml:space="preserve">2.3 Comparison </w:t>
+      </w:r>
+      <w:r>
+        <w:rPr>
+          <w:rFonts w:ascii="Calibri" w:hAnsi="Calibri" w:cs="Calibri"/>
+          <w:lang w:val="en-GB"/>
+        </w:rPr>
+        <w:t>-</w:t>
+      </w:r>
+      <w:r>
+        <w:rPr>
+          <w:rFonts w:ascii="Calibri" w:hAnsi="Calibri" w:cs="Calibri"/>
+          <w:lang w:val="en-GB"/>
+        </w:rPr>
         <w:t xml:space="preserve"> </w:t>
       </w:r>
       <w:r>
+        <w:rPr>
+          <w:rFonts w:ascii="Calibri" w:hAnsi="Calibri" w:cs="Calibri"/>
+          <w:lang w:val="en-GB"/>
+        </w:rPr>
         <w:t>S</w:t>
       </w:r>
       <w:r>
-        <w:t>elf-s</w:t>
-      </w:r>
-      <w:r>
-        <w:t>upervised pretraining</w:t>
-      </w:r>
-      <w:r>
-        <w:t xml:space="preserve"> flow</w:t>
-      </w:r>
-      <w:bookmarkEnd w:id="12"/>
-    </w:p>
-    <w:p>
-      <w:pPr>
-        <w:pStyle w:val="Heading2"/>
-        <w:rPr>
-          <w:lang w:val="en-GB"/>
-        </w:rPr>
-      </w:pPr>
-      <w:bookmarkStart w:id="13" w:name="_Toc226829156"/>
-      <w:r>
-        <w:rPr>
-          <w:lang w:val="en-GB"/>
-        </w:rPr>
-        <w:t xml:space="preserve">2.3 Comparison </w:t>
-      </w:r>
-      <w:r>
-        <w:rPr>
-          <w:lang w:val="en-GB"/>
-        </w:rPr>
-        <w:t>-</w:t>
-      </w:r>
-      <w:r>
-        <w:rPr>
+        <w:rPr>
+          <w:rFonts w:ascii="Calibri" w:hAnsi="Calibri" w:cs="Calibri"/>
+          <w:lang w:val="en-GB"/>
+        </w:rPr>
+        <w:t xml:space="preserve">upervised and </w:t>
+      </w:r>
+      <w:r>
+        <w:rPr>
+          <w:rFonts w:ascii="Calibri" w:hAnsi="Calibri" w:cs="Calibri"/>
+          <w:lang w:val="en-GB"/>
+        </w:rPr>
+        <w:t>Self-Supervised</w:t>
+      </w:r>
+      <w:r>
+        <w:rPr>
+          <w:rFonts w:ascii="Calibri" w:hAnsi="Calibri" w:cs="Calibri"/>
           <w:lang w:val="en-GB"/>
         </w:rPr>
         <w:t xml:space="preserve"> </w:t>
       </w:r>
       <w:r>
         <w:rPr>
-          <w:lang w:val="en-GB"/>
-        </w:rPr>
-        <w:t>S</w:t>
-      </w:r>
-      <w:r>
-        <w:rPr>
-          <w:lang w:val="en-GB"/>
-        </w:rPr>
-        <w:t xml:space="preserve">upervised and </w:t>
-      </w:r>
-      <w:r>
-        <w:rPr>
-          <w:lang w:val="en-GB"/>
-        </w:rPr>
-        <w:t>Self-Supervised</w:t>
-      </w:r>
-      <w:r>
-        <w:rPr>
-          <w:lang w:val="en-GB"/>
-        </w:rPr>
-        <w:t xml:space="preserve"> </w:t>
-      </w:r>
-      <w:r>
-        <w:rPr>
+          <w:rFonts w:ascii="Calibri" w:hAnsi="Calibri" w:cs="Calibri"/>
           <w:lang w:val="en-GB"/>
         </w:rPr>
         <w:t>P</w:t>
       </w:r>
       <w:r>
         <w:rPr>
+          <w:rFonts w:ascii="Calibri" w:hAnsi="Calibri" w:cs="Calibri"/>
           <w:lang w:val="en-GB"/>
         </w:rPr>
         <w:t>retraining</w:t>
@@ -3639,20 +3875,20 @@
       <w:pPr>
         <w:jc w:val="both"/>
         <w:rPr>
-          <w:rFonts w:ascii="Arial" w:hAnsi="Arial" w:cs="Arial"/>
-          <w:lang w:val="en-GB"/>
-        </w:rPr>
-      </w:pPr>
-      <w:r>
-        <w:rPr>
-          <w:rFonts w:ascii="Arial" w:hAnsi="Arial" w:cs="Arial"/>
+          <w:rFonts w:ascii="Calibri" w:hAnsi="Calibri" w:cs="Calibri"/>
+          <w:lang w:val="en-GB"/>
+        </w:rPr>
+      </w:pPr>
+      <w:r>
+        <w:rPr>
+          <w:rFonts w:ascii="Calibri" w:hAnsi="Calibri" w:cs="Calibri"/>
           <w:lang w:val="en-GB"/>
         </w:rPr>
         <w:t>One key difference is the </w:t>
       </w:r>
       <w:r>
         <w:rPr>
-          <w:rFonts w:ascii="Arial" w:hAnsi="Arial" w:cs="Arial"/>
+          <w:rFonts w:ascii="Calibri" w:hAnsi="Calibri" w:cs="Calibri"/>
           <w:b/>
           <w:bCs/>
           <w:lang w:val="en-GB"/>
@@ -3661,35 +3897,21 @@
       </w:r>
       <w:r>
         <w:rPr>
-          <w:rFonts w:ascii="Arial" w:hAnsi="Arial" w:cs="Arial"/>
+          <w:rFonts w:ascii="Calibri" w:hAnsi="Calibri" w:cs="Calibri"/>
           <w:lang w:val="en-GB"/>
         </w:rPr>
         <w:t>. Supervised pretraining relies on external annotations such as class labels or boxes. </w:t>
       </w:r>
       <w:r>
         <w:rPr>
-          <w:rFonts w:ascii="Arial" w:hAnsi="Arial" w:cs="Arial"/>
-          <w:lang w:val="en-GB"/>
-        </w:rPr>
-        <w:t xml:space="preserve">Self-Supervised </w:t>
-      </w:r>
-      <w:r>
-        <w:rPr>
-          <w:rFonts w:ascii="Arial" w:hAnsi="Arial" w:cs="Arial"/>
-          <w:lang w:val="en-GB"/>
-        </w:rPr>
-        <w:t>p</w:t>
-      </w:r>
-      <w:r>
-        <w:rPr>
-          <w:rFonts w:ascii="Arial" w:hAnsi="Arial" w:cs="Arial"/>
-          <w:lang w:val="en-GB"/>
-        </w:rPr>
-        <w:t xml:space="preserve">retraining </w:t>
-      </w:r>
-      <w:r>
-        <w:rPr>
-          <w:rFonts w:ascii="Arial" w:hAnsi="Arial" w:cs="Arial"/>
+          <w:rFonts w:ascii="Calibri" w:hAnsi="Calibri" w:cs="Calibri"/>
+          <w:lang w:val="en-GB"/>
+        </w:rPr>
+        <w:t xml:space="preserve">Self-Supervised pretraining </w:t>
+      </w:r>
+      <w:r>
+        <w:rPr>
+          <w:rFonts w:ascii="Calibri" w:hAnsi="Calibri" w:cs="Calibri"/>
           <w:lang w:val="en-GB"/>
         </w:rPr>
         <w:t>derives supervision from the data itself, for example by matching two views of the same image or matching student and teacher outputs.</w:t>
@@ -3699,20 +3921,20 @@
       <w:pPr>
         <w:jc w:val="both"/>
         <w:rPr>
-          <w:rFonts w:ascii="Arial" w:hAnsi="Arial" w:cs="Arial"/>
-          <w:lang w:val="en-GB"/>
-        </w:rPr>
-      </w:pPr>
-      <w:r>
-        <w:rPr>
-          <w:rFonts w:ascii="Arial" w:hAnsi="Arial" w:cs="Arial"/>
+          <w:rFonts w:ascii="Calibri" w:hAnsi="Calibri" w:cs="Calibri"/>
+          <w:lang w:val="en-GB"/>
+        </w:rPr>
+      </w:pPr>
+      <w:r>
+        <w:rPr>
+          <w:rFonts w:ascii="Calibri" w:hAnsi="Calibri" w:cs="Calibri"/>
           <w:lang w:val="en-GB"/>
         </w:rPr>
         <w:t>Another key difference is the </w:t>
       </w:r>
       <w:r>
         <w:rPr>
-          <w:rFonts w:ascii="Arial" w:hAnsi="Arial" w:cs="Arial"/>
+          <w:rFonts w:ascii="Calibri" w:hAnsi="Calibri" w:cs="Calibri"/>
           <w:b/>
           <w:bCs/>
           <w:lang w:val="en-GB"/>
@@ -3721,14 +3943,14 @@
       </w:r>
       <w:r>
         <w:rPr>
-          <w:rFonts w:ascii="Arial" w:hAnsi="Arial" w:cs="Arial"/>
+          <w:rFonts w:ascii="Calibri" w:hAnsi="Calibri" w:cs="Calibri"/>
           <w:lang w:val="en-GB"/>
         </w:rPr>
         <w:t>. Supervised pretraining often learns features aligned with the label space used during training. For example, </w:t>
       </w:r>
       <w:r>
         <w:rPr>
-          <w:rFonts w:ascii="Arial" w:hAnsi="Arial" w:cs="Arial"/>
+          <w:rFonts w:ascii="Calibri" w:hAnsi="Calibri" w:cs="Calibri"/>
           <w:b/>
           <w:bCs/>
           <w:i/>
@@ -3739,35 +3961,21 @@
       </w:r>
       <w:r>
         <w:rPr>
-          <w:rFonts w:ascii="Arial" w:hAnsi="Arial" w:cs="Arial"/>
+          <w:rFonts w:ascii="Calibri" w:hAnsi="Calibri" w:cs="Calibri"/>
           <w:lang w:val="en-GB"/>
         </w:rPr>
         <w:t xml:space="preserve"> supervision strongly encourages category discrimination among its classes. </w:t>
       </w:r>
       <w:r>
         <w:rPr>
-          <w:rFonts w:ascii="Arial" w:hAnsi="Arial" w:cs="Arial"/>
-          <w:lang w:val="en-GB"/>
-        </w:rPr>
-        <w:t xml:space="preserve">Self-Supervised </w:t>
-      </w:r>
-      <w:r>
-        <w:rPr>
-          <w:rFonts w:ascii="Arial" w:hAnsi="Arial" w:cs="Arial"/>
-          <w:lang w:val="en-GB"/>
-        </w:rPr>
-        <w:t>p</w:t>
-      </w:r>
-      <w:r>
-        <w:rPr>
-          <w:rFonts w:ascii="Arial" w:hAnsi="Arial" w:cs="Arial"/>
-          <w:lang w:val="en-GB"/>
-        </w:rPr>
-        <w:t>retraining</w:t>
-      </w:r>
-      <w:r>
-        <w:rPr>
-          <w:rFonts w:ascii="Arial" w:hAnsi="Arial" w:cs="Arial"/>
+          <w:rFonts w:ascii="Calibri" w:hAnsi="Calibri" w:cs="Calibri"/>
+          <w:lang w:val="en-GB"/>
+        </w:rPr>
+        <w:t>Self-Supervised pretraining</w:t>
+      </w:r>
+      <w:r>
+        <w:rPr>
+          <w:rFonts w:ascii="Calibri" w:hAnsi="Calibri" w:cs="Calibri"/>
           <w:lang w:val="en-GB"/>
         </w:rPr>
         <w:t xml:space="preserve"> is less tied to a fixed human-defined label space and may learn more general-purpose representations that capture visual similarity, invariance, or latent object structure.</w:t>
@@ -3777,20 +3985,20 @@
       <w:pPr>
         <w:jc w:val="both"/>
         <w:rPr>
-          <w:rFonts w:ascii="Arial" w:hAnsi="Arial" w:cs="Arial"/>
-          <w:lang w:val="en-GB"/>
-        </w:rPr>
-      </w:pPr>
-      <w:r>
-        <w:rPr>
-          <w:rFonts w:ascii="Arial" w:hAnsi="Arial" w:cs="Arial"/>
+          <w:rFonts w:ascii="Calibri" w:hAnsi="Calibri" w:cs="Calibri"/>
+          <w:lang w:val="en-GB"/>
+        </w:rPr>
+      </w:pPr>
+      <w:r>
+        <w:rPr>
+          <w:rFonts w:ascii="Calibri" w:hAnsi="Calibri" w:cs="Calibri"/>
           <w:lang w:val="en-GB"/>
         </w:rPr>
         <w:t>An </w:t>
       </w:r>
       <w:r>
         <w:rPr>
-          <w:rFonts w:ascii="Arial" w:hAnsi="Arial" w:cs="Arial"/>
+          <w:rFonts w:ascii="Calibri" w:hAnsi="Calibri" w:cs="Calibri"/>
           <w:b/>
           <w:bCs/>
           <w:lang w:val="en-GB"/>
@@ -3799,99 +4007,44 @@
       </w:r>
       <w:r>
         <w:rPr>
-          <w:rFonts w:ascii="Arial" w:hAnsi="Arial" w:cs="Arial"/>
+          <w:rFonts w:ascii="Calibri" w:hAnsi="Calibri" w:cs="Calibri"/>
           <w:lang w:val="en-GB"/>
         </w:rPr>
         <w:t xml:space="preserve"> of </w:t>
       </w:r>
       <w:r>
         <w:rPr>
-          <w:rFonts w:ascii="Arial" w:hAnsi="Arial" w:cs="Arial"/>
-          <w:lang w:val="en-GB"/>
-        </w:rPr>
-        <w:t xml:space="preserve">Self-Supervised </w:t>
-      </w:r>
-      <w:r>
-        <w:rPr>
-          <w:rFonts w:ascii="Arial" w:hAnsi="Arial" w:cs="Arial"/>
-          <w:lang w:val="en-GB"/>
-        </w:rPr>
-        <w:t>p</w:t>
-      </w:r>
-      <w:r>
-        <w:rPr>
-          <w:rFonts w:ascii="Arial" w:hAnsi="Arial" w:cs="Arial"/>
-          <w:lang w:val="en-GB"/>
-        </w:rPr>
-        <w:t>retrain</w:t>
-      </w:r>
-      <w:r>
-        <w:rPr>
-          <w:rFonts w:ascii="Arial" w:hAnsi="Arial" w:cs="Arial"/>
-          <w:lang w:val="en-GB"/>
-        </w:rPr>
-        <w:t>ed</w:t>
-      </w:r>
-      <w:r>
-        <w:rPr>
-          <w:rFonts w:ascii="Arial" w:hAnsi="Arial" w:cs="Arial"/>
-          <w:lang w:val="en-GB"/>
-        </w:rPr>
-        <w:t xml:space="preserve"> </w:t>
-      </w:r>
-      <w:r>
-        <w:rPr>
-          <w:rFonts w:ascii="Arial" w:hAnsi="Arial" w:cs="Arial"/>
-          <w:lang w:val="en-GB"/>
-        </w:rPr>
-        <w:t xml:space="preserve">backbones is that they can exploit very large </w:t>
-      </w:r>
-      <w:r>
-        <w:rPr>
-          <w:rFonts w:ascii="Arial" w:hAnsi="Arial" w:cs="Arial"/>
-          <w:lang w:val="en-GB"/>
-        </w:rPr>
-        <w:t>unlabelled</w:t>
-      </w:r>
-      <w:r>
-        <w:rPr>
-          <w:rFonts w:ascii="Arial" w:hAnsi="Arial" w:cs="Arial"/>
-          <w:lang w:val="en-GB"/>
-        </w:rPr>
-        <w:t xml:space="preserve"> datasets, which are much easier and cheaper to collect than dense manual annotations. This makes SSL attractive when </w:t>
-      </w:r>
-      <w:r>
-        <w:rPr>
-          <w:rFonts w:ascii="Arial" w:hAnsi="Arial" w:cs="Arial"/>
-          <w:lang w:val="en-GB"/>
-        </w:rPr>
-        <w:t>labelled</w:t>
-      </w:r>
-      <w:r>
-        <w:rPr>
-          <w:rFonts w:ascii="Arial" w:hAnsi="Arial" w:cs="Arial"/>
-          <w:lang w:val="en-GB"/>
-        </w:rPr>
-        <w:t xml:space="preserve"> data is scarce or expensive.</w:t>
+          <w:rFonts w:ascii="Calibri" w:hAnsi="Calibri" w:cs="Calibri"/>
+          <w:lang w:val="en-GB"/>
+        </w:rPr>
+        <w:t xml:space="preserve">Self-Supervised pretrained </w:t>
+      </w:r>
+      <w:r>
+        <w:rPr>
+          <w:rFonts w:ascii="Calibri" w:hAnsi="Calibri" w:cs="Calibri"/>
+          <w:lang w:val="en-GB"/>
+        </w:rPr>
+        <w:t>backbones is that they can exploit very large unlabelled datasets, which are much easier and cheaper to collect than dense manual annotations. This makes SSL attractive when labelled data is scarce or expensive.</w:t>
       </w:r>
     </w:p>
     <w:p>
       <w:pPr>
         <w:jc w:val="both"/>
         <w:rPr>
-          <w:lang w:val="en-GB"/>
-        </w:rPr>
-      </w:pPr>
-      <w:r>
-        <w:rPr>
-          <w:rFonts w:ascii="Arial" w:hAnsi="Arial" w:cs="Arial"/>
+          <w:rFonts w:ascii="Calibri" w:hAnsi="Calibri" w:cs="Calibri"/>
+          <w:lang w:val="en-GB"/>
+        </w:rPr>
+      </w:pPr>
+      <w:r>
+        <w:rPr>
+          <w:rFonts w:ascii="Calibri" w:hAnsi="Calibri" w:cs="Calibri"/>
           <w:lang w:val="en-GB"/>
         </w:rPr>
         <w:t>A </w:t>
       </w:r>
       <w:r>
         <w:rPr>
-          <w:rFonts w:ascii="Arial" w:hAnsi="Arial" w:cs="Arial"/>
+          <w:rFonts w:ascii="Calibri" w:hAnsi="Calibri" w:cs="Calibri"/>
           <w:b/>
           <w:bCs/>
           <w:lang w:val="en-GB"/>
@@ -3900,73 +4053,35 @@
       </w:r>
       <w:r>
         <w:rPr>
-          <w:rFonts w:ascii="Arial" w:hAnsi="Arial" w:cs="Arial"/>
+          <w:rFonts w:ascii="Calibri" w:hAnsi="Calibri" w:cs="Calibri"/>
           <w:lang w:val="en-GB"/>
         </w:rPr>
         <w:t xml:space="preserve"> is that </w:t>
       </w:r>
       <w:r>
         <w:rPr>
-          <w:lang w:val="en-GB"/>
-        </w:rPr>
-        <w:t>Self-Supervised</w:t>
-      </w:r>
-      <w:r>
-        <w:rPr>
-          <w:lang w:val="en-GB"/>
-        </w:rPr>
-        <w:t xml:space="preserve"> </w:t>
-      </w:r>
-      <w:r>
-        <w:rPr>
-          <w:lang w:val="en-GB"/>
-        </w:rPr>
-        <w:t>p</w:t>
-      </w:r>
-      <w:r>
-        <w:rPr>
-          <w:lang w:val="en-GB"/>
-        </w:rPr>
-        <w:t>retraining</w:t>
-      </w:r>
-      <w:r>
-        <w:rPr>
-          <w:rFonts w:ascii="Arial" w:hAnsi="Arial" w:cs="Arial"/>
+          <w:rFonts w:ascii="Calibri" w:hAnsi="Calibri" w:cs="Calibri"/>
+          <w:lang w:val="en-GB"/>
+        </w:rPr>
+        <w:t>Self-Supervised pretraining</w:t>
+      </w:r>
+      <w:r>
+        <w:rPr>
+          <w:rFonts w:ascii="Calibri" w:hAnsi="Calibri" w:cs="Calibri"/>
           <w:lang w:val="en-GB"/>
         </w:rPr>
         <w:t xml:space="preserve"> objectives do not always align perfectly with the downstream task. The learned invariances may sometimes discard details needed later, and additional fine-tuning or task-specific adaptation may be required. In practice, </w:t>
       </w:r>
       <w:r>
         <w:rPr>
-          <w:rFonts w:ascii="Arial" w:hAnsi="Arial" w:cs="Arial"/>
-          <w:lang w:val="en-GB"/>
-        </w:rPr>
-        <w:t xml:space="preserve">Self-Supervised </w:t>
-      </w:r>
-      <w:r>
-        <w:rPr>
-          <w:rFonts w:ascii="Arial" w:hAnsi="Arial" w:cs="Arial"/>
-          <w:lang w:val="en-GB"/>
-        </w:rPr>
-        <w:t>p</w:t>
-      </w:r>
-      <w:r>
-        <w:rPr>
-          <w:rFonts w:ascii="Arial" w:hAnsi="Arial" w:cs="Arial"/>
-          <w:lang w:val="en-GB"/>
-        </w:rPr>
-        <w:t>retrain</w:t>
-      </w:r>
-      <w:r>
-        <w:rPr>
-          <w:rFonts w:ascii="Arial" w:hAnsi="Arial" w:cs="Arial"/>
-          <w:lang w:val="en-GB"/>
-        </w:rPr>
-        <w:t>ed</w:t>
-      </w:r>
-      <w:r>
-        <w:rPr>
-          <w:rFonts w:ascii="Arial" w:hAnsi="Arial" w:cs="Arial"/>
+          <w:rFonts w:ascii="Calibri" w:hAnsi="Calibri" w:cs="Calibri"/>
+          <w:lang w:val="en-GB"/>
+        </w:rPr>
+        <w:t>Self-Supervised pretrained</w:t>
+      </w:r>
+      <w:r>
+        <w:rPr>
+          <w:rFonts w:ascii="Calibri" w:hAnsi="Calibri" w:cs="Calibri"/>
           <w:lang w:val="en-GB"/>
         </w:rPr>
         <w:t xml:space="preserve"> backbones can be very strong, but their success depends heavily on the pretraining objective, augmentations, and downstream setup.</w:t>
@@ -3976,15 +4091,16 @@
       <w:pPr>
         <w:pStyle w:val="Heading1"/>
         <w:rPr>
-          <w:lang w:val="en-GB"/>
-        </w:rPr>
-      </w:pPr>
-      <w:bookmarkStart w:id="14" w:name="_Toc226829157"/>
-      <w:r>
-        <w:rPr>
-          <w:lang w:val="en-GB"/>
-        </w:rPr>
-        <w:lastRenderedPageBreak/>
+          <w:rFonts w:ascii="Calibri" w:hAnsi="Calibri" w:cs="Calibri"/>
+          <w:lang w:val="en-GB"/>
+        </w:rPr>
+      </w:pPr>
+      <w:bookmarkStart w:id="14" w:name="_Toc226901993"/>
+      <w:r>
+        <w:rPr>
+          <w:rFonts w:ascii="Calibri" w:hAnsi="Calibri" w:cs="Calibri"/>
+          <w:lang w:val="en-GB"/>
+        </w:rPr>
         <w:t>3. Case study: SAM as backbone + head</w:t>
       </w:r>
       <w:bookmarkEnd w:id="14"/>
@@ -3993,20 +4109,20 @@
       <w:pPr>
         <w:jc w:val="both"/>
         <w:rPr>
-          <w:rFonts w:ascii="Arial" w:hAnsi="Arial" w:cs="Arial"/>
-          <w:lang w:val="en-GB"/>
-        </w:rPr>
-      </w:pPr>
-      <w:r>
-        <w:rPr>
-          <w:rFonts w:ascii="Arial" w:hAnsi="Arial" w:cs="Arial"/>
+          <w:rFonts w:ascii="Calibri" w:hAnsi="Calibri" w:cs="Calibri"/>
+          <w:lang w:val="en-GB"/>
+        </w:rPr>
+      </w:pPr>
+      <w:r>
+        <w:rPr>
+          <w:rFonts w:ascii="Calibri" w:hAnsi="Calibri" w:cs="Calibri"/>
           <w:lang w:val="en-GB"/>
         </w:rPr>
         <w:t xml:space="preserve">The </w:t>
       </w:r>
       <w:r>
         <w:rPr>
-          <w:rFonts w:ascii="Arial" w:hAnsi="Arial" w:cs="Arial"/>
+          <w:rFonts w:ascii="Calibri" w:hAnsi="Calibri" w:cs="Calibri"/>
           <w:b/>
           <w:bCs/>
           <w:i/>
@@ -4017,7 +4133,7 @@
       </w:r>
       <w:r>
         <w:rPr>
-          <w:rFonts w:ascii="Arial" w:hAnsi="Arial" w:cs="Arial"/>
+          <w:rFonts w:ascii="Calibri" w:hAnsi="Calibri" w:cs="Calibri"/>
           <w:lang w:val="en-GB"/>
         </w:rPr>
         <w:t>is a useful case study because it clearly follows the backbone + head design while adding prompts as an important interface [9].</w:t>
@@ -4027,20 +4143,21 @@
       <w:pPr>
         <w:jc w:val="both"/>
         <w:rPr>
-          <w:rFonts w:ascii="Arial" w:hAnsi="Arial" w:cs="Arial"/>
-          <w:lang w:val="en-GB"/>
-        </w:rPr>
-      </w:pPr>
-      <w:r>
-        <w:rPr>
-          <w:rFonts w:ascii="Arial" w:hAnsi="Arial" w:cs="Arial"/>
-          <w:lang w:val="en-GB"/>
-        </w:rPr>
+          <w:rFonts w:ascii="Calibri" w:hAnsi="Calibri" w:cs="Calibri"/>
+          <w:lang w:val="en-GB"/>
+        </w:rPr>
+      </w:pPr>
+      <w:r>
+        <w:rPr>
+          <w:rFonts w:ascii="Calibri" w:hAnsi="Calibri" w:cs="Calibri"/>
+          <w:lang w:val="en-GB"/>
+        </w:rPr>
+        <w:lastRenderedPageBreak/>
         <w:t>At a high level, the </w:t>
       </w:r>
       <w:r>
         <w:rPr>
-          <w:rFonts w:ascii="Arial" w:hAnsi="Arial" w:cs="Arial"/>
+          <w:rFonts w:ascii="Calibri" w:hAnsi="Calibri" w:cs="Calibri"/>
           <w:b/>
           <w:bCs/>
           <w:lang w:val="en-GB"/>
@@ -4049,7 +4166,7 @@
       </w:r>
       <w:r>
         <w:rPr>
-          <w:rFonts w:ascii="Arial" w:hAnsi="Arial" w:cs="Arial"/>
+          <w:rFonts w:ascii="Calibri" w:hAnsi="Calibri" w:cs="Calibri"/>
           <w:lang w:val="en-GB"/>
         </w:rPr>
         <w:t> in SAM acts as the backbone. It processes the input image once and produces a rich image representation. This representation is intended to be broadly reusable, rather than tied to only one fixed segmentation output.</w:t>
@@ -4059,20 +4176,20 @@
       <w:pPr>
         <w:jc w:val="both"/>
         <w:rPr>
-          <w:rFonts w:ascii="Arial" w:hAnsi="Arial" w:cs="Arial"/>
-          <w:lang w:val="en-GB"/>
-        </w:rPr>
-      </w:pPr>
-      <w:r>
-        <w:rPr>
-          <w:rFonts w:ascii="Arial" w:hAnsi="Arial" w:cs="Arial"/>
+          <w:rFonts w:ascii="Calibri" w:hAnsi="Calibri" w:cs="Calibri"/>
+          <w:lang w:val="en-GB"/>
+        </w:rPr>
+      </w:pPr>
+      <w:r>
+        <w:rPr>
+          <w:rFonts w:ascii="Calibri" w:hAnsi="Calibri" w:cs="Calibri"/>
           <w:lang w:val="en-GB"/>
         </w:rPr>
         <w:t>The </w:t>
       </w:r>
       <w:r>
         <w:rPr>
-          <w:rFonts w:ascii="Arial" w:hAnsi="Arial" w:cs="Arial"/>
+          <w:rFonts w:ascii="Calibri" w:hAnsi="Calibri" w:cs="Calibri"/>
           <w:b/>
           <w:bCs/>
           <w:lang w:val="en-GB"/>
@@ -4081,7 +4198,7 @@
       </w:r>
       <w:r>
         <w:rPr>
-          <w:rFonts w:ascii="Arial" w:hAnsi="Arial" w:cs="Arial"/>
+          <w:rFonts w:ascii="Calibri" w:hAnsi="Calibri" w:cs="Calibri"/>
           <w:lang w:val="en-GB"/>
         </w:rPr>
         <w:t> acts as the task-specific head. It combines image features with prompt information and predicts segmentation masks. The prompt encoder is also an important part of the system because it converts user or task prompts, such as points, boxes, or input masks, into a form the mask decoder can use.</w:t>
@@ -4091,20 +4208,20 @@
       <w:pPr>
         <w:jc w:val="both"/>
         <w:rPr>
-          <w:rFonts w:ascii="Arial" w:hAnsi="Arial" w:cs="Arial"/>
-          <w:lang w:val="en-GB"/>
-        </w:rPr>
-      </w:pPr>
-      <w:r>
-        <w:rPr>
-          <w:rFonts w:ascii="Arial" w:hAnsi="Arial" w:cs="Arial"/>
+          <w:rFonts w:ascii="Calibri" w:hAnsi="Calibri" w:cs="Calibri"/>
+          <w:lang w:val="en-GB"/>
+        </w:rPr>
+      </w:pPr>
+      <w:r>
+        <w:rPr>
+          <w:rFonts w:ascii="Calibri" w:hAnsi="Calibri" w:cs="Calibri"/>
           <w:lang w:val="en-GB"/>
         </w:rPr>
         <w:t>In this design, </w:t>
       </w:r>
       <w:r>
         <w:rPr>
-          <w:rFonts w:ascii="Arial" w:hAnsi="Arial" w:cs="Arial"/>
+          <w:rFonts w:ascii="Calibri" w:hAnsi="Calibri" w:cs="Calibri"/>
           <w:b/>
           <w:bCs/>
           <w:lang w:val="en-GB"/>
@@ -4113,7 +4230,7 @@
       </w:r>
       <w:r>
         <w:rPr>
-          <w:rFonts w:ascii="Arial" w:hAnsi="Arial" w:cs="Arial"/>
+          <w:rFonts w:ascii="Calibri" w:hAnsi="Calibri" w:cs="Calibri"/>
           <w:lang w:val="en-GB"/>
         </w:rPr>
         <w:t> play the role of task conditioning. A point prompt may indicate "segment the object near here." A box prompt may indicate "segment the object inside this region." An input mask prompt may refine an existing segmentation. The backbone does not change, but the prompt and decoder interaction changes what segmentation result is produced.</w:t>
@@ -4122,13 +4239,13 @@
     <w:p>
       <w:pPr>
         <w:rPr>
-          <w:rFonts w:ascii="Arial" w:hAnsi="Arial" w:cs="Arial"/>
-          <w:lang w:val="en-GB"/>
-        </w:rPr>
-      </w:pPr>
-      <w:r>
-        <w:rPr>
-          <w:rFonts w:ascii="Arial" w:hAnsi="Arial" w:cs="Arial"/>
+          <w:rFonts w:ascii="Calibri" w:hAnsi="Calibri" w:cs="Calibri"/>
+          <w:lang w:val="en-GB"/>
+        </w:rPr>
+      </w:pPr>
+      <w:r>
+        <w:rPr>
+          <w:rFonts w:ascii="Calibri" w:hAnsi="Calibri" w:cs="Calibri"/>
           <w:lang w:val="en-GB"/>
         </w:rPr>
         <w:t>SAM illustrates the backbone + head idea very well:</w:t>
@@ -4141,27 +4258,27 @@
           <w:numId w:val="23"/>
         </w:numPr>
         <w:rPr>
-          <w:rFonts w:ascii="Arial" w:hAnsi="Arial" w:cs="Arial"/>
-          <w:lang w:val="en-GB"/>
-        </w:rPr>
-      </w:pPr>
-      <w:r>
-        <w:rPr>
-          <w:rFonts w:ascii="Arial" w:hAnsi="Arial" w:cs="Arial"/>
+          <w:rFonts w:ascii="Calibri" w:hAnsi="Calibri" w:cs="Calibri"/>
+          <w:lang w:val="en-GB"/>
+        </w:rPr>
+      </w:pPr>
+      <w:r>
+        <w:rPr>
+          <w:rFonts w:ascii="Calibri" w:hAnsi="Calibri" w:cs="Calibri"/>
           <w:lang w:val="en-GB"/>
         </w:rPr>
         <w:t>T</w:t>
       </w:r>
       <w:r>
         <w:rPr>
-          <w:rFonts w:ascii="Arial" w:hAnsi="Arial" w:cs="Arial"/>
+          <w:rFonts w:ascii="Calibri" w:hAnsi="Calibri" w:cs="Calibri"/>
           <w:lang w:val="en-GB"/>
         </w:rPr>
         <w:t xml:space="preserve">he </w:t>
       </w:r>
       <w:r>
         <w:rPr>
-          <w:rFonts w:ascii="Arial" w:hAnsi="Arial" w:cs="Arial"/>
+          <w:rFonts w:ascii="Calibri" w:hAnsi="Calibri" w:cs="Calibri"/>
           <w:b/>
           <w:bCs/>
           <w:i/>
@@ -4172,7 +4289,7 @@
       </w:r>
       <w:r>
         <w:rPr>
-          <w:rFonts w:ascii="Arial" w:hAnsi="Arial" w:cs="Arial"/>
+          <w:rFonts w:ascii="Calibri" w:hAnsi="Calibri" w:cs="Calibri"/>
           <w:lang w:val="en-GB"/>
         </w:rPr>
         <w:t xml:space="preserve"> is trained to produce strong general image features,</w:t>
@@ -4185,27 +4302,27 @@
           <w:numId w:val="23"/>
         </w:numPr>
         <w:rPr>
-          <w:rFonts w:ascii="Arial" w:hAnsi="Arial" w:cs="Arial"/>
-          <w:lang w:val="en-GB"/>
-        </w:rPr>
-      </w:pPr>
-      <w:r>
-        <w:rPr>
-          <w:rFonts w:ascii="Arial" w:hAnsi="Arial" w:cs="Arial"/>
+          <w:rFonts w:ascii="Calibri" w:hAnsi="Calibri" w:cs="Calibri"/>
+          <w:lang w:val="en-GB"/>
+        </w:rPr>
+      </w:pPr>
+      <w:r>
+        <w:rPr>
+          <w:rFonts w:ascii="Calibri" w:hAnsi="Calibri" w:cs="Calibri"/>
           <w:lang w:val="en-GB"/>
         </w:rPr>
         <w:t>T</w:t>
       </w:r>
       <w:r>
         <w:rPr>
-          <w:rFonts w:ascii="Arial" w:hAnsi="Arial" w:cs="Arial"/>
+          <w:rFonts w:ascii="Calibri" w:hAnsi="Calibri" w:cs="Calibri"/>
           <w:lang w:val="en-GB"/>
         </w:rPr>
         <w:t xml:space="preserve">he </w:t>
       </w:r>
       <w:r>
         <w:rPr>
-          <w:rFonts w:ascii="Arial" w:hAnsi="Arial" w:cs="Arial"/>
+          <w:rFonts w:ascii="Calibri" w:hAnsi="Calibri" w:cs="Calibri"/>
           <w:b/>
           <w:bCs/>
           <w:i/>
@@ -4216,7 +4333,7 @@
       </w:r>
       <w:r>
         <w:rPr>
-          <w:rFonts w:ascii="Arial" w:hAnsi="Arial" w:cs="Arial"/>
+          <w:rFonts w:ascii="Calibri" w:hAnsi="Calibri" w:cs="Calibri"/>
           <w:lang w:val="en-GB"/>
         </w:rPr>
         <w:t xml:space="preserve"> turns those features into segmentation outputs,</w:t>
@@ -4229,13 +4346,13 @@
           <w:numId w:val="23"/>
         </w:numPr>
         <w:rPr>
-          <w:rFonts w:ascii="Arial" w:hAnsi="Arial" w:cs="Arial"/>
-          <w:lang w:val="en-GB"/>
-        </w:rPr>
-      </w:pPr>
-      <w:r>
-        <w:rPr>
-          <w:rFonts w:ascii="Arial" w:hAnsi="Arial" w:cs="Arial"/>
+          <w:rFonts w:ascii="Calibri" w:hAnsi="Calibri" w:cs="Calibri"/>
+          <w:lang w:val="en-GB"/>
+        </w:rPr>
+      </w:pPr>
+      <w:r>
+        <w:rPr>
+          <w:rFonts w:ascii="Calibri" w:hAnsi="Calibri" w:cs="Calibri"/>
           <w:b/>
           <w:bCs/>
           <w:i/>
@@ -4246,7 +4363,7 @@
       </w:r>
       <w:r>
         <w:rPr>
-          <w:rFonts w:ascii="Arial" w:hAnsi="Arial" w:cs="Arial"/>
+          <w:rFonts w:ascii="Calibri" w:hAnsi="Calibri" w:cs="Calibri"/>
           <w:b/>
           <w:bCs/>
           <w:i/>
@@ -4257,37 +4374,23 @@
       </w:r>
       <w:r>
         <w:rPr>
-          <w:rFonts w:ascii="Arial" w:hAnsi="Arial" w:cs="Arial"/>
-          <w:lang w:val="en-GB"/>
-        </w:rPr>
-        <w:t xml:space="preserve"> let the same backbone support many segmentation-like </w:t>
-      </w:r>
-      <w:r>
-        <w:rPr>
-          <w:rFonts w:ascii="Arial" w:hAnsi="Arial" w:cs="Arial"/>
-          <w:lang w:val="en-GB"/>
-        </w:rPr>
-        <w:t>behaviours</w:t>
-      </w:r>
-      <w:r>
-        <w:rPr>
-          <w:rFonts w:ascii="Arial" w:hAnsi="Arial" w:cs="Arial"/>
-          <w:lang w:val="en-GB"/>
-        </w:rPr>
-        <w:t xml:space="preserve"> without retraining the full system for each exact use case.</w:t>
+          <w:rFonts w:ascii="Calibri" w:hAnsi="Calibri" w:cs="Calibri"/>
+          <w:lang w:val="en-GB"/>
+        </w:rPr>
+        <w:t xml:space="preserve"> let the same backbone support many segmentation-like behaviours without retraining the full system for each exact use case.</w:t>
       </w:r>
     </w:p>
     <w:p>
       <w:pPr>
         <w:jc w:val="both"/>
         <w:rPr>
-          <w:rFonts w:ascii="Arial" w:hAnsi="Arial" w:cs="Arial"/>
-          <w:lang w:val="en-GB"/>
-        </w:rPr>
-      </w:pPr>
-      <w:r>
-        <w:rPr>
-          <w:rFonts w:ascii="Arial" w:hAnsi="Arial" w:cs="Arial"/>
+          <w:rFonts w:ascii="Calibri" w:hAnsi="Calibri" w:cs="Calibri"/>
+          <w:lang w:val="en-GB"/>
+        </w:rPr>
+      </w:pPr>
+      <w:r>
+        <w:rPr>
+          <w:rFonts w:ascii="Calibri" w:hAnsi="Calibri" w:cs="Calibri"/>
           <w:lang w:val="en-GB"/>
         </w:rPr>
         <w:t>Conceptually, this is powerful because the expensive visual understanding is concentrated in the backbone, while the head remains flexible. Rather than building a separate segmentation model for every variant of the task, SAM reuses one strong image representation and changes the conditions under which the head predicts masks.</w:t>
@@ -4298,7 +4401,7 @@
         <w:pStyle w:val="Caption"/>
         <w:jc w:val="center"/>
         <w:rPr>
-          <w:rFonts w:ascii="Arial" w:hAnsi="Arial" w:cs="Arial"/>
+          <w:rFonts w:ascii="Calibri" w:hAnsi="Calibri" w:cs="Calibri"/>
           <w:b/>
           <w:bCs/>
         </w:rPr>
@@ -4309,7 +4412,7 @@
         <w:pStyle w:val="Caption"/>
         <w:jc w:val="center"/>
         <w:rPr>
-          <w:rFonts w:ascii="Arial" w:hAnsi="Arial" w:cs="Arial"/>
+          <w:rFonts w:ascii="Calibri" w:hAnsi="Calibri" w:cs="Calibri"/>
           <w:i w:val="0"/>
           <w:iCs/>
           <w:lang w:val="en-GB"/>
@@ -4317,7 +4420,7 @@
       </w:pPr>
       <w:r>
         <w:rPr>
-          <w:rFonts w:ascii="Arial" w:hAnsi="Arial" w:cs="Arial"/>
+          <w:rFonts w:ascii="Calibri" w:hAnsi="Calibri" w:cs="Calibri"/>
           <w:b/>
           <w:bCs/>
         </w:rPr>
@@ -4325,7 +4428,7 @@
       </w:r>
       <w:r>
         <w:rPr>
-          <w:rFonts w:ascii="Arial" w:hAnsi="Arial" w:cs="Arial"/>
+          <w:rFonts w:ascii="Calibri" w:hAnsi="Calibri" w:cs="Calibri"/>
           <w:b/>
           <w:bCs/>
         </w:rPr>
@@ -4333,7 +4436,7 @@
       </w:r>
       <w:r>
         <w:rPr>
-          <w:rFonts w:ascii="Arial" w:hAnsi="Arial" w:cs="Arial"/>
+          <w:rFonts w:ascii="Calibri" w:hAnsi="Calibri" w:cs="Calibri"/>
           <w:i w:val="0"/>
           <w:iCs/>
         </w:rPr>
@@ -4341,7 +4444,7 @@
       </w:r>
       <w:r>
         <w:rPr>
-          <w:rFonts w:ascii="Arial" w:hAnsi="Arial" w:cs="Arial"/>
+          <w:rFonts w:ascii="Calibri" w:hAnsi="Calibri" w:cs="Calibri"/>
           <w:i w:val="0"/>
           <w:iCs/>
         </w:rPr>
@@ -4349,54 +4452,40 @@
       </w:r>
       <w:r>
         <w:rPr>
-          <w:rFonts w:ascii="Arial" w:hAnsi="Arial" w:cs="Arial"/>
+          <w:rFonts w:ascii="Calibri" w:hAnsi="Calibri" w:cs="Calibri"/>
           <w:i w:val="0"/>
           <w:iCs/>
         </w:rPr>
-        <w:t xml:space="preserve">SAM </w:t>
-      </w:r>
-      <w:r>
-        <w:rPr>
-          <w:rFonts w:ascii="Arial" w:hAnsi="Arial" w:cs="Arial"/>
+        <w:t>SAM us</w:t>
+      </w:r>
+      <w:r>
+        <w:rPr>
+          <w:rFonts w:ascii="Calibri" w:hAnsi="Calibri" w:cs="Calibri"/>
           <w:i w:val="0"/>
           <w:iCs/>
         </w:rPr>
-        <w:t>us</w:t>
-      </w:r>
-      <w:r>
-        <w:rPr>
-          <w:rFonts w:ascii="Arial" w:hAnsi="Arial" w:cs="Arial"/>
+        <w:t>ing</w:t>
+      </w:r>
+      <w:r>
+        <w:rPr>
+          <w:rFonts w:ascii="Calibri" w:hAnsi="Calibri" w:cs="Calibri"/>
           <w:i w:val="0"/>
           <w:iCs/>
         </w:rPr>
-        <w:t>ing</w:t>
-      </w:r>
-      <w:r>
-        <w:rPr>
-          <w:rFonts w:ascii="Arial" w:hAnsi="Arial" w:cs="Arial"/>
-          <w:i w:val="0"/>
-          <w:iCs/>
-        </w:rPr>
-        <w:t xml:space="preserve"> backbone, head and prompt for image processing</w:t>
-      </w:r>
-      <w:r>
-        <w:rPr>
-          <w:rFonts w:ascii="Arial" w:hAnsi="Arial" w:cs="Arial"/>
-          <w:i w:val="0"/>
-          <w:iCs/>
-        </w:rPr>
-        <w:t>.</w:t>
+        <w:t xml:space="preserve"> backbone, head and prompt for image processing.</w:t>
       </w:r>
     </w:p>
     <w:p>
       <w:pPr>
         <w:jc w:val="center"/>
         <w:rPr>
-          <w:lang w:val="en-GB"/>
-        </w:rPr>
-      </w:pPr>
-      <w:r>
-        <w:rPr>
+          <w:rFonts w:ascii="Calibri" w:hAnsi="Calibri" w:cs="Calibri"/>
+          <w:lang w:val="en-GB"/>
+        </w:rPr>
+      </w:pPr>
+      <w:r>
+        <w:rPr>
+          <w:rFonts w:ascii="Calibri" w:hAnsi="Calibri" w:cs="Calibri"/>
           <w:noProof/>
           <w:lang w:val="en-GB"/>
         </w:rPr>
@@ -4454,37 +4543,87 @@
       <w:pPr>
         <w:pStyle w:val="Caption"/>
         <w:jc w:val="center"/>
-      </w:pPr>
-      <w:bookmarkStart w:id="15" w:name="_Toc226829164"/>
-      <w:r>
+        <w:rPr>
+          <w:rFonts w:ascii="Calibri" w:hAnsi="Calibri" w:cs="Calibri"/>
+        </w:rPr>
+      </w:pPr>
+      <w:bookmarkStart w:id="15" w:name="_Toc226901861"/>
+      <w:r>
+        <w:rPr>
+          <w:rFonts w:ascii="Calibri" w:hAnsi="Calibri" w:cs="Calibri"/>
+        </w:rPr>
         <w:t xml:space="preserve">Figure </w:t>
       </w:r>
-      <w:fldSimple w:instr=" SEQ Figure \* ARABIC ">
-        <w:r>
-          <w:rPr>
-            <w:noProof/>
-          </w:rPr>
-          <w:t>4</w:t>
-        </w:r>
-      </w:fldSimple>
-      <w:r>
-        <w:t xml:space="preserve"> </w:t>
-      </w:r>
-      <w:r>
-        <w:t>SAM as Backbone + Head + Prompts</w:t>
+      <w:r>
+        <w:rPr>
+          <w:rFonts w:ascii="Calibri" w:hAnsi="Calibri" w:cs="Calibri"/>
+        </w:rPr>
+        <w:fldChar w:fldCharType="begin"/>
+      </w:r>
+      <w:r>
+        <w:rPr>
+          <w:rFonts w:ascii="Calibri" w:hAnsi="Calibri" w:cs="Calibri"/>
+        </w:rPr>
+        <w:instrText xml:space="preserve"> SEQ Figure \* ARABIC </w:instrText>
+      </w:r>
+      <w:r>
+        <w:rPr>
+          <w:rFonts w:ascii="Calibri" w:hAnsi="Calibri" w:cs="Calibri"/>
+        </w:rPr>
+        <w:fldChar w:fldCharType="separate"/>
+      </w:r>
+      <w:r>
+        <w:rPr>
+          <w:rFonts w:ascii="Calibri" w:hAnsi="Calibri" w:cs="Calibri"/>
+          <w:noProof/>
+        </w:rPr>
+        <w:t>4</w:t>
+      </w:r>
+      <w:r>
+        <w:rPr>
+          <w:rFonts w:ascii="Calibri" w:hAnsi="Calibri" w:cs="Calibri"/>
+          <w:noProof/>
+        </w:rPr>
+        <w:fldChar w:fldCharType="end"/>
+      </w:r>
+      <w:r>
+        <w:rPr>
+          <w:rFonts w:ascii="Calibri" w:hAnsi="Calibri" w:cs="Calibri"/>
+        </w:rPr>
+        <w:t xml:space="preserve"> SAM as Backbone + Head + Prompts</w:t>
       </w:r>
       <w:bookmarkEnd w:id="15"/>
     </w:p>
     <w:p>
       <w:pPr>
+        <w:rPr>
+          <w:rFonts w:ascii="Calibri" w:eastAsiaTheme="majorEastAsia" w:hAnsi="Calibri" w:cs="Calibri"/>
+          <w:color w:val="0F4761" w:themeColor="accent1" w:themeShade="BF"/>
+          <w:sz w:val="40"/>
+          <w:szCs w:val="40"/>
+          <w:lang w:val="en-GB"/>
+        </w:rPr>
+      </w:pPr>
+      <w:r>
+        <w:rPr>
+          <w:rFonts w:ascii="Calibri" w:hAnsi="Calibri" w:cs="Calibri"/>
+          <w:lang w:val="en-GB"/>
+        </w:rPr>
+        <w:br w:type="page"/>
+      </w:r>
+    </w:p>
+    <w:p>
+      <w:pPr>
         <w:pStyle w:val="Heading1"/>
         <w:rPr>
-          <w:lang w:val="en-GB"/>
-        </w:rPr>
-      </w:pPr>
-      <w:bookmarkStart w:id="16" w:name="_Toc226829158"/>
-      <w:r>
-        <w:rPr>
+          <w:rFonts w:ascii="Calibri" w:hAnsi="Calibri" w:cs="Calibri"/>
+          <w:lang w:val="en-GB"/>
+        </w:rPr>
+      </w:pPr>
+      <w:bookmarkStart w:id="16" w:name="_Toc226901994"/>
+      <w:r>
+        <w:rPr>
+          <w:rFonts w:ascii="Calibri" w:hAnsi="Calibri" w:cs="Calibri"/>
           <w:lang w:val="en-GB"/>
         </w:rPr>
         <w:lastRenderedPageBreak/>
@@ -4492,30 +4631,35 @@
       </w:r>
       <w:r>
         <w:rPr>
+          <w:rFonts w:ascii="Calibri" w:hAnsi="Calibri" w:cs="Calibri"/>
           <w:lang w:val="en-GB"/>
         </w:rPr>
         <w:t xml:space="preserve">Limitations </w:t>
       </w:r>
       <w:r>
         <w:rPr>
+          <w:rFonts w:ascii="Calibri" w:hAnsi="Calibri" w:cs="Calibri"/>
           <w:lang w:val="en-GB"/>
         </w:rPr>
         <w:t>-</w:t>
       </w:r>
       <w:r>
         <w:rPr>
+          <w:rFonts w:ascii="Calibri" w:hAnsi="Calibri" w:cs="Calibri"/>
           <w:lang w:val="en-GB"/>
         </w:rPr>
         <w:t xml:space="preserve"> </w:t>
       </w:r>
       <w:r>
         <w:rPr>
+          <w:rFonts w:ascii="Calibri" w:hAnsi="Calibri" w:cs="Calibri"/>
           <w:lang w:val="en-GB"/>
         </w:rPr>
         <w:t>G</w:t>
       </w:r>
       <w:r>
         <w:rPr>
+          <w:rFonts w:ascii="Calibri" w:hAnsi="Calibri" w:cs="Calibri"/>
           <w:lang w:val="en-GB"/>
         </w:rPr>
         <w:t>eneric backbones</w:t>
@@ -4526,20 +4670,20 @@
       <w:pPr>
         <w:jc w:val="both"/>
         <w:rPr>
-          <w:rFonts w:ascii="Arial" w:hAnsi="Arial" w:cs="Arial"/>
-          <w:lang w:val="en-GB"/>
-        </w:rPr>
-      </w:pPr>
-      <w:r>
-        <w:rPr>
-          <w:rFonts w:ascii="Arial" w:hAnsi="Arial" w:cs="Arial"/>
+          <w:rFonts w:ascii="Calibri" w:hAnsi="Calibri" w:cs="Calibri"/>
+          <w:lang w:val="en-GB"/>
+        </w:rPr>
+      </w:pPr>
+      <w:r>
+        <w:rPr>
+          <w:rFonts w:ascii="Calibri" w:hAnsi="Calibri" w:cs="Calibri"/>
           <w:lang w:val="en-GB"/>
         </w:rPr>
         <w:t>A good example of a task where a generic ImageNet-style backbone is not clearly ideal is </w:t>
       </w:r>
       <w:r>
         <w:rPr>
-          <w:rFonts w:ascii="Arial" w:hAnsi="Arial" w:cs="Arial"/>
+          <w:rFonts w:ascii="Calibri" w:hAnsi="Calibri" w:cs="Calibri"/>
           <w:b/>
           <w:bCs/>
           <w:lang w:val="en-GB"/>
@@ -4548,7 +4692,7 @@
       </w:r>
       <w:r>
         <w:rPr>
-          <w:rFonts w:ascii="Arial" w:hAnsi="Arial" w:cs="Arial"/>
+          <w:rFonts w:ascii="Calibri" w:hAnsi="Calibri" w:cs="Calibri"/>
           <w:lang w:val="en-GB"/>
         </w:rPr>
         <w:t>.</w:t>
@@ -4558,20 +4702,20 @@
       <w:pPr>
         <w:jc w:val="both"/>
         <w:rPr>
-          <w:rFonts w:ascii="Arial" w:hAnsi="Arial" w:cs="Arial"/>
-          <w:lang w:val="en-GB"/>
-        </w:rPr>
-      </w:pPr>
-      <w:r>
-        <w:rPr>
-          <w:rFonts w:ascii="Arial" w:hAnsi="Arial" w:cs="Arial"/>
+          <w:rFonts w:ascii="Calibri" w:hAnsi="Calibri" w:cs="Calibri"/>
+          <w:lang w:val="en-GB"/>
+        </w:rPr>
+      </w:pPr>
+      <w:r>
+        <w:rPr>
+          <w:rFonts w:ascii="Calibri" w:hAnsi="Calibri" w:cs="Calibri"/>
           <w:lang w:val="en-GB"/>
         </w:rPr>
         <w:t>Super-resolution aims to reconstruct a high-resolution image from a low-resolution input. This requires recovering very fine spatial detail, including textures, edges, and precise pixel relationships. A frozen generic backbone such as ResNet, DINO, or SAM may not be sufficient here because those models are usually trained to become </w:t>
       </w:r>
       <w:r>
         <w:rPr>
-          <w:rFonts w:ascii="Arial" w:hAnsi="Arial" w:cs="Arial"/>
+          <w:rFonts w:ascii="Calibri" w:hAnsi="Calibri" w:cs="Calibri"/>
           <w:b/>
           <w:bCs/>
           <w:lang w:val="en-GB"/>
@@ -4580,7 +4724,7 @@
       </w:r>
       <w:r>
         <w:rPr>
-          <w:rFonts w:ascii="Arial" w:hAnsi="Arial" w:cs="Arial"/>
+          <w:rFonts w:ascii="Calibri" w:hAnsi="Calibri" w:cs="Calibri"/>
           <w:lang w:val="en-GB"/>
         </w:rPr>
         <w:t> to many image changes. That invariance is helpful for recognition tasks, but super-resolution needs sensitivity to tiny local differences.</w:t>
@@ -4590,13 +4734,13 @@
       <w:pPr>
         <w:jc w:val="both"/>
         <w:rPr>
-          <w:rFonts w:ascii="Arial" w:hAnsi="Arial" w:cs="Arial"/>
-          <w:lang w:val="en-GB"/>
-        </w:rPr>
-      </w:pPr>
-      <w:r>
-        <w:rPr>
-          <w:rFonts w:ascii="Arial" w:hAnsi="Arial" w:cs="Arial"/>
+          <w:rFonts w:ascii="Calibri" w:hAnsi="Calibri" w:cs="Calibri"/>
+          <w:lang w:val="en-GB"/>
+        </w:rPr>
+      </w:pPr>
+      <w:r>
+        <w:rPr>
+          <w:rFonts w:ascii="Calibri" w:hAnsi="Calibri" w:cs="Calibri"/>
           <w:lang w:val="en-GB"/>
         </w:rPr>
         <w:t>In other words, high-level semantic features are not enough. A model may correctly recognize that an image contains a face, a car, or a dog, but that does not tell it exactly which high-frequency details should be reconstructed at the pixel level. The task depends strongly on local image statistics and on the mapping between degraded and clean images.</w:t>
@@ -4605,13 +4749,13 @@
     <w:p>
       <w:pPr>
         <w:rPr>
-          <w:rFonts w:ascii="Arial" w:hAnsi="Arial" w:cs="Arial"/>
-          <w:lang w:val="en-GB"/>
-        </w:rPr>
-      </w:pPr>
-      <w:r>
-        <w:rPr>
-          <w:rFonts w:ascii="Arial" w:hAnsi="Arial" w:cs="Arial"/>
+          <w:rFonts w:ascii="Calibri" w:hAnsi="Calibri" w:cs="Calibri"/>
+          <w:lang w:val="en-GB"/>
+        </w:rPr>
+      </w:pPr>
+      <w:r>
+        <w:rPr>
+          <w:rFonts w:ascii="Calibri" w:hAnsi="Calibri" w:cs="Calibri"/>
           <w:lang w:val="en-GB"/>
         </w:rPr>
         <w:t>For super-resolution, the model often needs different inductive biases:</w:t>
@@ -4624,13 +4768,13 @@
           <w:numId w:val="24"/>
         </w:numPr>
         <w:rPr>
-          <w:rFonts w:ascii="Arial" w:hAnsi="Arial" w:cs="Arial"/>
-          <w:lang w:val="en-GB"/>
-        </w:rPr>
-      </w:pPr>
-      <w:r>
-        <w:rPr>
-          <w:rFonts w:ascii="Arial" w:hAnsi="Arial" w:cs="Arial"/>
+          <w:rFonts w:ascii="Calibri" w:hAnsi="Calibri" w:cs="Calibri"/>
+          <w:lang w:val="en-GB"/>
+        </w:rPr>
+      </w:pPr>
+      <w:r>
+        <w:rPr>
+          <w:rFonts w:ascii="Calibri" w:hAnsi="Calibri" w:cs="Calibri"/>
           <w:lang w:val="en-GB"/>
         </w:rPr>
         <w:t>preservation of exact spatial correspondences,</w:t>
@@ -4643,13 +4787,13 @@
           <w:numId w:val="24"/>
         </w:numPr>
         <w:rPr>
-          <w:rFonts w:ascii="Arial" w:hAnsi="Arial" w:cs="Arial"/>
-          <w:lang w:val="en-GB"/>
-        </w:rPr>
-      </w:pPr>
-      <w:r>
-        <w:rPr>
-          <w:rFonts w:ascii="Arial" w:hAnsi="Arial" w:cs="Arial"/>
+          <w:rFonts w:ascii="Calibri" w:hAnsi="Calibri" w:cs="Calibri"/>
+          <w:lang w:val="en-GB"/>
+        </w:rPr>
+      </w:pPr>
+      <w:r>
+        <w:rPr>
+          <w:rFonts w:ascii="Calibri" w:hAnsi="Calibri" w:cs="Calibri"/>
           <w:lang w:val="en-GB"/>
         </w:rPr>
         <w:t>sensitivity to high-frequency texture and edge structure,</w:t>
@@ -4662,13 +4806,13 @@
           <w:numId w:val="24"/>
         </w:numPr>
         <w:rPr>
-          <w:rFonts w:ascii="Arial" w:hAnsi="Arial" w:cs="Arial"/>
-          <w:lang w:val="en-GB"/>
-        </w:rPr>
-      </w:pPr>
-      <w:r>
-        <w:rPr>
-          <w:rFonts w:ascii="Arial" w:hAnsi="Arial" w:cs="Arial"/>
+          <w:rFonts w:ascii="Calibri" w:hAnsi="Calibri" w:cs="Calibri"/>
+          <w:lang w:val="en-GB"/>
+        </w:rPr>
+      </w:pPr>
+      <w:r>
+        <w:rPr>
+          <w:rFonts w:ascii="Calibri" w:hAnsi="Calibri" w:cs="Calibri"/>
           <w:lang w:val="en-GB"/>
         </w:rPr>
         <w:t>an understanding of the degradation process that created the low-resolution image,</w:t>
@@ -4681,13 +4825,13 @@
           <w:numId w:val="24"/>
         </w:numPr>
         <w:rPr>
-          <w:rFonts w:ascii="Arial" w:hAnsi="Arial" w:cs="Arial"/>
-          <w:lang w:val="en-GB"/>
-        </w:rPr>
-      </w:pPr>
-      <w:r>
-        <w:rPr>
-          <w:rFonts w:ascii="Arial" w:hAnsi="Arial" w:cs="Arial"/>
+          <w:rFonts w:ascii="Calibri" w:hAnsi="Calibri" w:cs="Calibri"/>
+          <w:lang w:val="en-GB"/>
+        </w:rPr>
+      </w:pPr>
+      <w:r>
+        <w:rPr>
+          <w:rFonts w:ascii="Calibri" w:hAnsi="Calibri" w:cs="Calibri"/>
           <w:lang w:val="en-GB"/>
         </w:rPr>
         <w:t>architectures designed for dense pixel reconstruction rather than semantic invariance.</w:t>
@@ -4697,13 +4841,13 @@
       <w:pPr>
         <w:jc w:val="both"/>
         <w:rPr>
-          <w:rFonts w:ascii="Arial" w:hAnsi="Arial" w:cs="Arial"/>
-          <w:lang w:val="en-GB"/>
-        </w:rPr>
-      </w:pPr>
-      <w:r>
-        <w:rPr>
-          <w:rFonts w:ascii="Arial" w:hAnsi="Arial" w:cs="Arial"/>
+          <w:rFonts w:ascii="Calibri" w:hAnsi="Calibri" w:cs="Calibri"/>
+          <w:lang w:val="en-GB"/>
+        </w:rPr>
+      </w:pPr>
+      <w:r>
+        <w:rPr>
+          <w:rFonts w:ascii="Calibri" w:hAnsi="Calibri" w:cs="Calibri"/>
           <w:lang w:val="en-GB"/>
         </w:rPr>
         <w:t>This is why super-resolution systems often use specialized encoder-decoder or residual dense architectures trained directly for restoration, instead of simply attaching a small head to a frozen recognition backbone. The task is fundamentally about reconstructing missing pixel detail, not just extracting semantic meaning.</w:t>
@@ -4713,13 +4857,13 @@
       <w:pPr>
         <w:jc w:val="both"/>
         <w:rPr>
-          <w:rFonts w:ascii="Arial" w:hAnsi="Arial" w:cs="Arial"/>
-          <w:lang w:val="en-GB"/>
-        </w:rPr>
-      </w:pPr>
-      <w:r>
-        <w:rPr>
-          <w:rFonts w:ascii="Arial" w:hAnsi="Arial" w:cs="Arial"/>
+          <w:rFonts w:ascii="Calibri" w:hAnsi="Calibri" w:cs="Calibri"/>
+          <w:lang w:val="en-GB"/>
+        </w:rPr>
+      </w:pPr>
+      <w:r>
+        <w:rPr>
+          <w:rFonts w:ascii="Calibri" w:hAnsi="Calibri" w:cs="Calibri"/>
           <w:lang w:val="en-GB"/>
         </w:rPr>
         <w:t>More broadly, similar concerns apply to denoising, deblurring, raw sensor processing, and optical flow. These tasks depend heavily on low-level image structure, motion consistency, or imaging physics. A generic backbone trained for semantic understanding may provide some useful context, but it is usually not the complete solution.</w:t>
@@ -4729,11 +4873,13 @@
       <w:pPr>
         <w:jc w:val="both"/>
         <w:rPr>
-          <w:lang w:val="en-GB"/>
-        </w:rPr>
-      </w:pPr>
-      <w:r>
-        <w:rPr>
+          <w:rFonts w:ascii="Calibri" w:hAnsi="Calibri" w:cs="Calibri"/>
+          <w:lang w:val="en-GB"/>
+        </w:rPr>
+      </w:pPr>
+      <w:r>
+        <w:rPr>
+          <w:rFonts w:ascii="Calibri" w:hAnsi="Calibri" w:cs="Calibri"/>
           <w:b/>
           <w:bCs/>
           <w:i/>
@@ -4743,6 +4889,7 @@
       </w:r>
       <w:r>
         <w:rPr>
+          <w:rFonts w:ascii="Calibri" w:hAnsi="Calibri" w:cs="Calibri"/>
           <w:b/>
           <w:bCs/>
           <w:i/>
@@ -4751,10 +4898,14 @@
         <w:t>5</w:t>
       </w:r>
       <w:r>
+        <w:rPr>
+          <w:rFonts w:ascii="Calibri" w:hAnsi="Calibri" w:cs="Calibri"/>
+        </w:rPr>
         <w:t xml:space="preserve"> compares high-level </w:t>
       </w:r>
       <w:r>
         <w:rPr>
+          <w:rFonts w:ascii="Calibri" w:hAnsi="Calibri" w:cs="Calibri"/>
           <w:b/>
           <w:bCs/>
           <w:i/>
@@ -4763,10 +4914,14 @@
         <w:t>recognition tasks</w:t>
       </w:r>
       <w:r>
+        <w:rPr>
+          <w:rFonts w:ascii="Calibri" w:hAnsi="Calibri" w:cs="Calibri"/>
+        </w:rPr>
         <w:t xml:space="preserve"> with low-level </w:t>
       </w:r>
       <w:r>
         <w:rPr>
+          <w:rFonts w:ascii="Calibri" w:hAnsi="Calibri" w:cs="Calibri"/>
           <w:b/>
           <w:bCs/>
           <w:i/>
@@ -4775,6 +4930,9 @@
         <w:t>reconstruction tasks</w:t>
       </w:r>
       <w:r>
+        <w:rPr>
+          <w:rFonts w:ascii="Calibri" w:hAnsi="Calibri" w:cs="Calibri"/>
+        </w:rPr>
         <w:t>. Recognition models benefit from semantic, invariant features, while reconstruction tasks such as super-resolution need precise pixel-level detail and spatial accuracy. It highlights why generic backbones are often less suitable for restoration problems.</w:t>
       </w:r>
     </w:p>
@@ -4782,11 +4940,13 @@
       <w:pPr>
         <w:jc w:val="center"/>
         <w:rPr>
-          <w:lang w:val="en-GB"/>
-        </w:rPr>
-      </w:pPr>
-      <w:r>
-        <w:rPr>
+          <w:rFonts w:ascii="Calibri" w:hAnsi="Calibri" w:cs="Calibri"/>
+          <w:lang w:val="en-GB"/>
+        </w:rPr>
+      </w:pPr>
+      <w:r>
+        <w:rPr>
+          <w:rFonts w:ascii="Calibri" w:hAnsi="Calibri" w:cs="Calibri"/>
           <w:noProof/>
           <w:lang w:val="en-GB"/>
         </w:rPr>
@@ -4846,28 +5006,65 @@
         <w:pStyle w:val="Caption"/>
         <w:jc w:val="center"/>
         <w:rPr>
-          <w:lang w:val="en-GB"/>
-        </w:rPr>
-      </w:pPr>
-      <w:bookmarkStart w:id="17" w:name="_Toc226829165"/>
-      <w:r>
+          <w:rFonts w:ascii="Calibri" w:hAnsi="Calibri" w:cs="Calibri"/>
+          <w:lang w:val="en-GB"/>
+        </w:rPr>
+      </w:pPr>
+      <w:bookmarkStart w:id="17" w:name="_Toc226901862"/>
+      <w:r>
+        <w:rPr>
+          <w:rFonts w:ascii="Calibri" w:hAnsi="Calibri" w:cs="Calibri"/>
+        </w:rPr>
         <w:t xml:space="preserve">Figure </w:t>
       </w:r>
-      <w:fldSimple w:instr=" SEQ Figure \* ARABIC ">
-        <w:r>
-          <w:rPr>
-            <w:noProof/>
-          </w:rPr>
-          <w:t>5</w:t>
-        </w:r>
-      </w:fldSimple>
-      <w:r>
+      <w:r>
+        <w:rPr>
+          <w:rFonts w:ascii="Calibri" w:hAnsi="Calibri" w:cs="Calibri"/>
+        </w:rPr>
+        <w:fldChar w:fldCharType="begin"/>
+      </w:r>
+      <w:r>
+        <w:rPr>
+          <w:rFonts w:ascii="Calibri" w:hAnsi="Calibri" w:cs="Calibri"/>
+        </w:rPr>
+        <w:instrText xml:space="preserve"> SEQ Figure \* ARABIC </w:instrText>
+      </w:r>
+      <w:r>
+        <w:rPr>
+          <w:rFonts w:ascii="Calibri" w:hAnsi="Calibri" w:cs="Calibri"/>
+        </w:rPr>
+        <w:fldChar w:fldCharType="separate"/>
+      </w:r>
+      <w:r>
+        <w:rPr>
+          <w:rFonts w:ascii="Calibri" w:hAnsi="Calibri" w:cs="Calibri"/>
+          <w:noProof/>
+        </w:rPr>
+        <w:t>5</w:t>
+      </w:r>
+      <w:r>
+        <w:rPr>
+          <w:rFonts w:ascii="Calibri" w:hAnsi="Calibri" w:cs="Calibri"/>
+          <w:noProof/>
+        </w:rPr>
+        <w:fldChar w:fldCharType="end"/>
+      </w:r>
+      <w:r>
+        <w:rPr>
+          <w:rFonts w:ascii="Calibri" w:hAnsi="Calibri" w:cs="Calibri"/>
+        </w:rPr>
         <w:t xml:space="preserve"> </w:t>
       </w:r>
       <w:r>
+        <w:rPr>
+          <w:rFonts w:ascii="Calibri" w:hAnsi="Calibri" w:cs="Calibri"/>
+        </w:rPr>
         <w:t xml:space="preserve">Tasks - </w:t>
       </w:r>
       <w:r>
+        <w:rPr>
+          <w:rFonts w:ascii="Calibri" w:hAnsi="Calibri" w:cs="Calibri"/>
+        </w:rPr>
         <w:t>Recognition vs Reconstruction</w:t>
       </w:r>
       <w:bookmarkEnd w:id="17"/>
@@ -4876,12 +5073,14 @@
       <w:pPr>
         <w:pStyle w:val="Heading1"/>
         <w:rPr>
-          <w:lang w:val="en-GB"/>
-        </w:rPr>
-      </w:pPr>
-      <w:bookmarkStart w:id="18" w:name="_Toc226829159"/>
-      <w:r>
-        <w:rPr>
+          <w:rFonts w:ascii="Calibri" w:hAnsi="Calibri" w:cs="Calibri"/>
+          <w:lang w:val="en-GB"/>
+        </w:rPr>
+      </w:pPr>
+      <w:bookmarkStart w:id="18" w:name="_Toc226901995"/>
+      <w:r>
+        <w:rPr>
+          <w:rFonts w:ascii="Calibri" w:hAnsi="Calibri" w:cs="Calibri"/>
           <w:lang w:val="en-GB"/>
         </w:rPr>
         <w:t>Conclusion</w:t>
@@ -4892,20 +5091,20 @@
       <w:pPr>
         <w:jc w:val="both"/>
         <w:rPr>
-          <w:rFonts w:ascii="Arial" w:hAnsi="Arial" w:cs="Arial"/>
-          <w:lang w:val="en-GB"/>
-        </w:rPr>
-      </w:pPr>
-      <w:r>
-        <w:rPr>
-          <w:rFonts w:ascii="Arial" w:hAnsi="Arial" w:cs="Arial"/>
+          <w:rFonts w:ascii="Calibri" w:hAnsi="Calibri" w:cs="Calibri"/>
+          <w:lang w:val="en-GB"/>
+        </w:rPr>
+      </w:pPr>
+      <w:r>
+        <w:rPr>
+          <w:rFonts w:ascii="Calibri" w:hAnsi="Calibri" w:cs="Calibri"/>
           <w:lang w:val="en-GB"/>
         </w:rPr>
         <w:t xml:space="preserve">The </w:t>
       </w:r>
       <w:r>
         <w:rPr>
-          <w:rFonts w:ascii="Arial" w:hAnsi="Arial" w:cs="Arial"/>
+          <w:rFonts w:ascii="Calibri" w:hAnsi="Calibri" w:cs="Calibri"/>
           <w:b/>
           <w:bCs/>
           <w:i/>
@@ -4916,7 +5115,7 @@
       </w:r>
       <w:r>
         <w:rPr>
-          <w:rFonts w:ascii="Arial" w:hAnsi="Arial" w:cs="Arial"/>
+          <w:rFonts w:ascii="Calibri" w:hAnsi="Calibri" w:cs="Calibri"/>
           <w:lang w:val="en-GB"/>
         </w:rPr>
         <w:t xml:space="preserve"> pattern is one of the central design ideas in modern computer vision. A backbone learns reusable visual features, while a head maps those features to a specific task such as classification, detection, segmentation, or depth prediction. This modularity makes transfer learning practical and efficient.</w:t>
@@ -4926,27 +5125,27 @@
       <w:pPr>
         <w:jc w:val="both"/>
         <w:rPr>
-          <w:rFonts w:ascii="Arial" w:hAnsi="Arial" w:cs="Arial"/>
-          <w:lang w:val="en-GB"/>
-        </w:rPr>
-      </w:pPr>
-      <w:r>
-        <w:rPr>
-          <w:rFonts w:ascii="Arial" w:hAnsi="Arial" w:cs="Arial"/>
+          <w:rFonts w:ascii="Calibri" w:hAnsi="Calibri" w:cs="Calibri"/>
+          <w:lang w:val="en-GB"/>
+        </w:rPr>
+      </w:pPr>
+      <w:r>
+        <w:rPr>
+          <w:rFonts w:ascii="Calibri" w:hAnsi="Calibri" w:cs="Calibri"/>
           <w:lang w:val="en-GB"/>
         </w:rPr>
         <w:t xml:space="preserve">Both supervised and self-supervised pretraining fit naturally into this pattern. Supervised pretraining uses human annotations and often learns label-aligned semantic features, while </w:t>
       </w:r>
       <w:r>
         <w:rPr>
-          <w:rFonts w:ascii="Arial" w:hAnsi="Arial" w:cs="Arial"/>
+          <w:rFonts w:ascii="Calibri" w:hAnsi="Calibri" w:cs="Calibri"/>
           <w:lang w:val="en-GB"/>
         </w:rPr>
         <w:t xml:space="preserve">self-supervised pretraining </w:t>
       </w:r>
       <w:r>
         <w:rPr>
-          <w:rFonts w:ascii="Arial" w:hAnsi="Arial" w:cs="Arial"/>
+          <w:rFonts w:ascii="Calibri" w:hAnsi="Calibri" w:cs="Calibri"/>
           <w:lang w:val="en-GB"/>
         </w:rPr>
         <w:t>uses structure within the data itself and can produce more general-purpose representations without manual labels. </w:t>
@@ -4956,71 +5155,50 @@
       <w:pPr>
         <w:jc w:val="both"/>
         <w:rPr>
-          <w:rFonts w:ascii="Arial" w:hAnsi="Arial" w:cs="Arial"/>
-          <w:lang w:val="en-GB"/>
-        </w:rPr>
-      </w:pPr>
-      <w:r>
-        <w:rPr>
-          <w:rFonts w:ascii="Arial" w:hAnsi="Arial" w:cs="Arial"/>
+          <w:rFonts w:ascii="Calibri" w:hAnsi="Calibri" w:cs="Calibri"/>
+          <w:lang w:val="en-GB"/>
+        </w:rPr>
+      </w:pPr>
+      <w:r>
+        <w:rPr>
+          <w:rFonts w:ascii="Calibri" w:hAnsi="Calibri" w:cs="Calibri"/>
           <w:lang w:val="en-GB"/>
         </w:rPr>
         <w:t>S</w:t>
       </w:r>
       <w:r>
         <w:rPr>
-          <w:rFonts w:ascii="Arial" w:hAnsi="Arial" w:cs="Arial"/>
+          <w:rFonts w:ascii="Calibri" w:hAnsi="Calibri" w:cs="Calibri"/>
           <w:lang w:val="en-GB"/>
         </w:rPr>
         <w:t>egment Anything Model (SAM)</w:t>
       </w:r>
       <w:r>
         <w:rPr>
-          <w:rFonts w:ascii="Arial" w:hAnsi="Arial" w:cs="Arial"/>
+          <w:rFonts w:ascii="Calibri" w:hAnsi="Calibri" w:cs="Calibri"/>
           <w:lang w:val="en-GB"/>
         </w:rPr>
         <w:t xml:space="preserve"> is a strong example of the</w:t>
       </w:r>
       <w:r>
         <w:rPr>
-          <w:rFonts w:ascii="Arial" w:hAnsi="Arial" w:cs="Arial"/>
-          <w:lang w:val="en-GB"/>
-        </w:rPr>
-        <w:t xml:space="preserve"> </w:t>
-      </w:r>
-      <w:r>
-        <w:rPr>
-          <w:rFonts w:ascii="Arial" w:hAnsi="Arial" w:cs="Arial"/>
-          <w:lang w:val="en-GB"/>
-        </w:rPr>
-        <w:t>backbone + head</w:t>
-      </w:r>
-      <w:r>
-        <w:rPr>
-          <w:rFonts w:ascii="Arial" w:hAnsi="Arial" w:cs="Arial"/>
-          <w:lang w:val="en-GB"/>
-        </w:rPr>
-        <w:t xml:space="preserve"> pattern in practice: a powerful image backbone is reused with a decoder head and prompts to support flexible segmentation </w:t>
-      </w:r>
-      <w:r>
-        <w:rPr>
-          <w:rFonts w:ascii="Arial" w:hAnsi="Arial" w:cs="Arial"/>
-          <w:lang w:val="en-GB"/>
-        </w:rPr>
-        <w:t>behaviour</w:t>
-      </w:r>
-      <w:r>
-        <w:rPr>
-          <w:rFonts w:ascii="Arial" w:hAnsi="Arial" w:cs="Arial"/>
-          <w:lang w:val="en-GB"/>
-        </w:rPr>
-        <w:t>. However, the pattern is not equally suitable for every problem. For low-level reconstruction tasks such as super-resolution, generic invariant backbones are often less appropriate because the task requires precise pixel-level detail and task-specific inductive biases.</w:t>
-      </w:r>
-    </w:p>
-    <w:p>
-      <w:pPr>
-        <w:rPr>
-          <w:rFonts w:asciiTheme="majorHAnsi" w:eastAsiaTheme="majorEastAsia" w:hAnsiTheme="majorHAnsi" w:cstheme="majorBidi"/>
+          <w:rFonts w:ascii="Calibri" w:hAnsi="Calibri" w:cs="Calibri"/>
+          <w:lang w:val="en-GB"/>
+        </w:rPr>
+        <w:t xml:space="preserve"> backbone + head</w:t>
+      </w:r>
+      <w:r>
+        <w:rPr>
+          <w:rFonts w:ascii="Calibri" w:hAnsi="Calibri" w:cs="Calibri"/>
+          <w:lang w:val="en-GB"/>
+        </w:rPr>
+        <w:t xml:space="preserve"> pattern in practice: a powerful image backbone is reused with a decoder head and prompts to support flexible segmentation behaviour. However, the pattern is not equally suitable for every problem. For low-level reconstruction tasks such as super-resolution, generic invariant backbones are often less appropriate because the task requires precise pixel-level detail and task-specific inductive biases.</w:t>
+      </w:r>
+    </w:p>
+    <w:p>
+      <w:pPr>
+        <w:rPr>
+          <w:rFonts w:ascii="Calibri" w:eastAsiaTheme="majorEastAsia" w:hAnsi="Calibri" w:cs="Calibri"/>
           <w:color w:val="0F4761" w:themeColor="accent1" w:themeShade="BF"/>
           <w:sz w:val="40"/>
           <w:szCs w:val="40"/>
@@ -5029,6 +5207,7 @@
       </w:pPr>
       <w:r>
         <w:rPr>
+          <w:rFonts w:ascii="Calibri" w:hAnsi="Calibri" w:cs="Calibri"/>
           <w:lang w:val="en-GB"/>
         </w:rPr>
         <w:br w:type="page"/>
@@ -5038,12 +5217,14 @@
       <w:pPr>
         <w:pStyle w:val="Heading1"/>
         <w:rPr>
-          <w:lang w:val="en-GB"/>
-        </w:rPr>
-      </w:pPr>
-      <w:bookmarkStart w:id="19" w:name="_Toc226829160"/>
-      <w:r>
-        <w:rPr>
+          <w:rFonts w:ascii="Calibri" w:hAnsi="Calibri" w:cs="Calibri"/>
+          <w:lang w:val="en-GB"/>
+        </w:rPr>
+      </w:pPr>
+      <w:bookmarkStart w:id="19" w:name="_Toc226901996"/>
+      <w:r>
+        <w:rPr>
+          <w:rFonts w:ascii="Calibri" w:hAnsi="Calibri" w:cs="Calibri"/>
           <w:lang w:val="en-GB"/>
         </w:rPr>
         <w:lastRenderedPageBreak/>
@@ -5054,13 +5235,13 @@
     <w:p>
       <w:pPr>
         <w:rPr>
-          <w:rFonts w:ascii="Arial" w:hAnsi="Arial" w:cs="Arial"/>
-          <w:lang w:val="en-GB"/>
-        </w:rPr>
-      </w:pPr>
-      <w:r>
-        <w:rPr>
-          <w:rFonts w:ascii="Arial" w:hAnsi="Arial" w:cs="Arial"/>
+          <w:rFonts w:ascii="Calibri" w:hAnsi="Calibri" w:cs="Calibri"/>
+          <w:lang w:val="en-GB"/>
+        </w:rPr>
+      </w:pPr>
+      <w:r>
+        <w:rPr>
+          <w:rFonts w:ascii="Calibri" w:hAnsi="Calibri" w:cs="Calibri"/>
           <w:lang w:val="en-GB"/>
         </w:rPr>
         <w:t>[1] K. He, X. Zhang, S. Ren, and J. Sun, "Deep Residual Learning for Image Recognition," 2016.</w:t>
@@ -5069,13 +5250,13 @@
     <w:p>
       <w:pPr>
         <w:rPr>
-          <w:rFonts w:ascii="Arial" w:hAnsi="Arial" w:cs="Arial"/>
-          <w:lang w:val="en-GB"/>
-        </w:rPr>
-      </w:pPr>
-      <w:r>
-        <w:rPr>
-          <w:rFonts w:ascii="Arial" w:hAnsi="Arial" w:cs="Arial"/>
+          <w:rFonts w:ascii="Calibri" w:hAnsi="Calibri" w:cs="Calibri"/>
+          <w:lang w:val="en-GB"/>
+        </w:rPr>
+      </w:pPr>
+      <w:r>
+        <w:rPr>
+          <w:rFonts w:ascii="Calibri" w:hAnsi="Calibri" w:cs="Calibri"/>
           <w:lang w:val="en-GB"/>
         </w:rPr>
         <w:t>[2] S. Ren, K. He, R. Girshick, and J. Sun, "Faster R-CNN: Towards Real-Time Object Detection with Region Proposal Networks," 2015.</w:t>
@@ -5084,13 +5265,13 @@
     <w:p>
       <w:pPr>
         <w:rPr>
-          <w:rFonts w:ascii="Arial" w:hAnsi="Arial" w:cs="Arial"/>
-          <w:lang w:val="en-GB"/>
-        </w:rPr>
-      </w:pPr>
-      <w:r>
-        <w:rPr>
-          <w:rFonts w:ascii="Arial" w:hAnsi="Arial" w:cs="Arial"/>
+          <w:rFonts w:ascii="Calibri" w:hAnsi="Calibri" w:cs="Calibri"/>
+          <w:lang w:val="en-GB"/>
+        </w:rPr>
+      </w:pPr>
+      <w:r>
+        <w:rPr>
+          <w:rFonts w:ascii="Calibri" w:hAnsi="Calibri" w:cs="Calibri"/>
           <w:lang w:val="en-GB"/>
         </w:rPr>
         <w:t>[3] K. He, G. Gkioxari, P. Dollar, and R. Girshick, "Mask R-CNN," 2017.</w:t>
@@ -5099,13 +5280,13 @@
     <w:p>
       <w:pPr>
         <w:rPr>
-          <w:rFonts w:ascii="Arial" w:hAnsi="Arial" w:cs="Arial"/>
-          <w:lang w:val="en-GB"/>
-        </w:rPr>
-      </w:pPr>
-      <w:r>
-        <w:rPr>
-          <w:rFonts w:ascii="Arial" w:hAnsi="Arial" w:cs="Arial"/>
+          <w:rFonts w:ascii="Calibri" w:hAnsi="Calibri" w:cs="Calibri"/>
+          <w:lang w:val="en-GB"/>
+        </w:rPr>
+      </w:pPr>
+      <w:r>
+        <w:rPr>
+          <w:rFonts w:ascii="Calibri" w:hAnsi="Calibri" w:cs="Calibri"/>
           <w:lang w:val="en-GB"/>
         </w:rPr>
         <w:t>[4] A. </w:t>
@@ -5113,7 +5294,7 @@
       <w:proofErr w:type="spellStart"/>
       <w:r>
         <w:rPr>
-          <w:rFonts w:ascii="Arial" w:hAnsi="Arial" w:cs="Arial"/>
+          <w:rFonts w:ascii="Calibri" w:hAnsi="Calibri" w:cs="Calibri"/>
           <w:lang w:val="en-GB"/>
         </w:rPr>
         <w:t>Dosovitskiy</w:t>
@@ -5121,7 +5302,7 @@
       <w:proofErr w:type="spellEnd"/>
       <w:r>
         <w:rPr>
-          <w:rFonts w:ascii="Arial" w:hAnsi="Arial" w:cs="Arial"/>
+          <w:rFonts w:ascii="Calibri" w:hAnsi="Calibri" w:cs="Calibri"/>
           <w:lang w:val="en-GB"/>
         </w:rPr>
         <w:t xml:space="preserve"> et al., "An Image is Worth 16x16 Words: Transformers for Image Recognition at Scale," 2021.</w:t>
@@ -5130,13 +5311,13 @@
     <w:p>
       <w:pPr>
         <w:rPr>
-          <w:rFonts w:ascii="Arial" w:hAnsi="Arial" w:cs="Arial"/>
-          <w:lang w:val="en-GB"/>
-        </w:rPr>
-      </w:pPr>
-      <w:r>
-        <w:rPr>
-          <w:rFonts w:ascii="Arial" w:hAnsi="Arial" w:cs="Arial"/>
+          <w:rFonts w:ascii="Calibri" w:hAnsi="Calibri" w:cs="Calibri"/>
+          <w:lang w:val="en-GB"/>
+        </w:rPr>
+      </w:pPr>
+      <w:r>
+        <w:rPr>
+          <w:rFonts w:ascii="Calibri" w:hAnsi="Calibri" w:cs="Calibri"/>
           <w:lang w:val="en-GB"/>
         </w:rPr>
         <w:t>[5] M. Caron et al., "Emerging Properties in Self-Supervised Vision Transformers," 2021.</w:t>
@@ -5145,13 +5326,13 @@
     <w:p>
       <w:pPr>
         <w:rPr>
-          <w:rFonts w:ascii="Arial" w:hAnsi="Arial" w:cs="Arial"/>
-          <w:lang w:val="en-GB"/>
-        </w:rPr>
-      </w:pPr>
-      <w:r>
-        <w:rPr>
-          <w:rFonts w:ascii="Arial" w:hAnsi="Arial" w:cs="Arial"/>
+          <w:rFonts w:ascii="Calibri" w:hAnsi="Calibri" w:cs="Calibri"/>
+          <w:lang w:val="en-GB"/>
+        </w:rPr>
+      </w:pPr>
+      <w:r>
+        <w:rPr>
+          <w:rFonts w:ascii="Calibri" w:hAnsi="Calibri" w:cs="Calibri"/>
           <w:lang w:val="en-GB"/>
         </w:rPr>
         <w:t>[6] K. Simonyan and A. Zisserman, "Very Deep Convolutional Networks for Large-Scale Image Recognition," 2015.</w:t>
@@ -5160,13 +5341,13 @@
     <w:p>
       <w:pPr>
         <w:rPr>
-          <w:rFonts w:ascii="Arial" w:hAnsi="Arial" w:cs="Arial"/>
-          <w:lang w:val="en-GB"/>
-        </w:rPr>
-      </w:pPr>
-      <w:r>
-        <w:rPr>
-          <w:rFonts w:ascii="Arial" w:hAnsi="Arial" w:cs="Arial"/>
+          <w:rFonts w:ascii="Calibri" w:hAnsi="Calibri" w:cs="Calibri"/>
+          <w:lang w:val="en-GB"/>
+        </w:rPr>
+      </w:pPr>
+      <w:r>
+        <w:rPr>
+          <w:rFonts w:ascii="Calibri" w:hAnsi="Calibri" w:cs="Calibri"/>
           <w:lang w:val="en-GB"/>
         </w:rPr>
         <w:t>[7] T. Chen et al., "A Simple Framework for Contrastive Learning of Visual Representations," 2020.</w:t>
@@ -5175,13 +5356,13 @@
     <w:p>
       <w:pPr>
         <w:rPr>
-          <w:rFonts w:ascii="Arial" w:hAnsi="Arial" w:cs="Arial"/>
-          <w:lang w:val="en-GB"/>
-        </w:rPr>
-      </w:pPr>
-      <w:r>
-        <w:rPr>
-          <w:rFonts w:ascii="Arial" w:hAnsi="Arial" w:cs="Arial"/>
+          <w:rFonts w:ascii="Calibri" w:hAnsi="Calibri" w:cs="Calibri"/>
+          <w:lang w:val="en-GB"/>
+        </w:rPr>
+      </w:pPr>
+      <w:r>
+        <w:rPr>
+          <w:rFonts w:ascii="Calibri" w:hAnsi="Calibri" w:cs="Calibri"/>
           <w:lang w:val="en-GB"/>
         </w:rPr>
         <w:t>[8] K. He, H. Fan, Y. Wu, S. Xie, and R. Girshick, "Momentum Contrast for Unsupervised Visual Representation Learning," 2020.</w:t>
@@ -5190,13 +5371,13 @@
     <w:p>
       <w:pPr>
         <w:rPr>
-          <w:rFonts w:ascii="Arial" w:hAnsi="Arial" w:cs="Arial"/>
-          <w:lang w:val="en-GB"/>
-        </w:rPr>
-      </w:pPr>
-      <w:r>
-        <w:rPr>
-          <w:rFonts w:ascii="Arial" w:hAnsi="Arial" w:cs="Arial"/>
+          <w:rFonts w:ascii="Calibri" w:hAnsi="Calibri" w:cs="Calibri"/>
+          <w:lang w:val="en-GB"/>
+        </w:rPr>
+      </w:pPr>
+      <w:r>
+        <w:rPr>
+          <w:rFonts w:ascii="Calibri" w:hAnsi="Calibri" w:cs="Calibri"/>
           <w:lang w:val="en-GB"/>
         </w:rPr>
         <w:t>[9] A. Kirillov et al., "Segment Anything," 2023.</w:t>
@@ -7758,6 +7939,13 @@
     <w:pitch w:val="variable"/>
     <w:sig w:usb0="A00002BF" w:usb1="38CF7CFA" w:usb2="00000016" w:usb3="00000000" w:csb0="0004000F" w:csb1="00000000"/>
   </w:font>
+  <w:font w:name="Calibri">
+    <w:panose1 w:val="020F0502020204030204"/>
+    <w:charset w:val="00"/>
+    <w:family w:val="swiss"/>
+    <w:pitch w:val="variable"/>
+    <w:sig w:usb0="E4002EFF" w:usb1="C200247B" w:usb2="00000009" w:usb3="00000000" w:csb0="000001FF" w:csb1="00000000"/>
+  </w:font>
   <w:font w:name="Arial">
     <w:panose1 w:val="020B0604020202020204"/>
     <w:charset w:val="00"/>
@@ -7784,8 +7972,10 @@
   </w:compat>
   <w:rsids>
     <w:rsidRoot w:val="009F2903"/>
+    <w:rsid w:val="001C6DA3"/>
     <w:rsid w:val="002F425A"/>
     <w:rsid w:val="004722B6"/>
+    <w:rsid w:val="00523A1C"/>
     <w:rsid w:val="0054762F"/>
     <w:rsid w:val="005B5A64"/>
     <w:rsid w:val="0064391B"/>
@@ -7796,6 +7986,7 @@
     <w:rsid w:val="00B971C6"/>
     <w:rsid w:val="00D14F81"/>
     <w:rsid w:val="00EE1443"/>
+    <w:rsid w:val="00F34ADD"/>
   </w:rsids>
   <m:mathPr>
     <m:mathFont m:val="Cambria Math"/>

--- a/report/assignment-1/Modern_Computer_Vision_Architecture.docx
+++ b/report/assignment-1/Modern_Computer_Vision_Architecture.docx
@@ -382,7 +382,7 @@
             </w:rPr>
             <w:fldChar w:fldCharType="separate"/>
           </w:r>
-          <w:hyperlink w:anchor="_Toc226901982" w:history="1">
+          <w:hyperlink w:anchor="_Toc227455751" w:history="1">
             <w:r>
               <w:rPr>
                 <w:rStyle w:val="Hyperlink"/>
@@ -410,7 +410,7 @@
                 <w:noProof/>
                 <w:webHidden/>
               </w:rPr>
-              <w:instrText xml:space="preserve"> PAGEREF _Toc226901982 \h </w:instrText>
+              <w:instrText xml:space="preserve"> PAGEREF _Toc227455751 \h </w:instrText>
             </w:r>
             <w:r>
               <w:rPr>
@@ -430,7 +430,7 @@
                 <w:noProof/>
                 <w:webHidden/>
               </w:rPr>
-              <w:t>3</w:t>
+              <w:t>1</w:t>
             </w:r>
             <w:r>
               <w:rPr>
@@ -455,7 +455,7 @@
               <w14:ligatures w14:val="standardContextual"/>
             </w:rPr>
           </w:pPr>
-          <w:hyperlink w:anchor="_Toc226901983" w:history="1">
+          <w:hyperlink w:anchor="_Toc227455752" w:history="1">
             <w:r>
               <w:rPr>
                 <w:rStyle w:val="Hyperlink"/>
@@ -483,7 +483,7 @@
                 <w:noProof/>
                 <w:webHidden/>
               </w:rPr>
-              <w:instrText xml:space="preserve"> PAGEREF _Toc226901983 \h </w:instrText>
+              <w:instrText xml:space="preserve"> PAGEREF _Toc227455752 \h </w:instrText>
             </w:r>
             <w:r>
               <w:rPr>
@@ -503,7 +503,7 @@
                 <w:noProof/>
                 <w:webHidden/>
               </w:rPr>
-              <w:t>3</w:t>
+              <w:t>1</w:t>
             </w:r>
             <w:r>
               <w:rPr>
@@ -528,7 +528,7 @@
               <w14:ligatures w14:val="standardContextual"/>
             </w:rPr>
           </w:pPr>
-          <w:hyperlink w:anchor="_Toc226901984" w:history="1">
+          <w:hyperlink w:anchor="_Toc227455753" w:history="1">
             <w:r>
               <w:rPr>
                 <w:rStyle w:val="Hyperlink"/>
@@ -556,7 +556,7 @@
                 <w:noProof/>
                 <w:webHidden/>
               </w:rPr>
-              <w:instrText xml:space="preserve"> PAGEREF _Toc226901984 \h </w:instrText>
+              <w:instrText xml:space="preserve"> PAGEREF _Toc227455753 \h </w:instrText>
             </w:r>
             <w:r>
               <w:rPr>
@@ -576,7 +576,7 @@
                 <w:noProof/>
                 <w:webHidden/>
               </w:rPr>
-              <w:t>3</w:t>
+              <w:t>1</w:t>
             </w:r>
             <w:r>
               <w:rPr>
@@ -601,7 +601,7 @@
               <w14:ligatures w14:val="standardContextual"/>
             </w:rPr>
           </w:pPr>
-          <w:hyperlink w:anchor="_Toc226901985" w:history="1">
+          <w:hyperlink w:anchor="_Toc227455754" w:history="1">
             <w:r>
               <w:rPr>
                 <w:rStyle w:val="Hyperlink"/>
@@ -630,7 +630,7 @@
                 <w:noProof/>
                 <w:webHidden/>
               </w:rPr>
-              <w:instrText xml:space="preserve"> PAGEREF _Toc226901985 \h </w:instrText>
+              <w:instrText xml:space="preserve"> PAGEREF _Toc227455754 \h </w:instrText>
             </w:r>
             <w:r>
               <w:rPr>
@@ -650,7 +650,7 @@
                 <w:noProof/>
                 <w:webHidden/>
               </w:rPr>
-              <w:t>4</w:t>
+              <w:t>2</w:t>
             </w:r>
             <w:r>
               <w:rPr>
@@ -675,7 +675,7 @@
               <w14:ligatures w14:val="standardContextual"/>
             </w:rPr>
           </w:pPr>
-          <w:hyperlink w:anchor="_Toc226901986" w:history="1">
+          <w:hyperlink w:anchor="_Toc227455755" w:history="1">
             <w:r>
               <w:rPr>
                 <w:rStyle w:val="Hyperlink"/>
@@ -704,7 +704,7 @@
                 <w:noProof/>
                 <w:webHidden/>
               </w:rPr>
-              <w:instrText xml:space="preserve"> PAGEREF _Toc226901986 \h </w:instrText>
+              <w:instrText xml:space="preserve"> PAGEREF _Toc227455755 \h </w:instrText>
             </w:r>
             <w:r>
               <w:rPr>
@@ -724,7 +724,7 @@
                 <w:noProof/>
                 <w:webHidden/>
               </w:rPr>
-              <w:t>4</w:t>
+              <w:t>2</w:t>
             </w:r>
             <w:r>
               <w:rPr>
@@ -749,7 +749,7 @@
               <w14:ligatures w14:val="standardContextual"/>
             </w:rPr>
           </w:pPr>
-          <w:hyperlink w:anchor="_Toc226901987" w:history="1">
+          <w:hyperlink w:anchor="_Toc227455756" w:history="1">
             <w:r>
               <w:rPr>
                 <w:rStyle w:val="Hyperlink"/>
@@ -778,7 +778,7 @@
                 <w:noProof/>
                 <w:webHidden/>
               </w:rPr>
-              <w:instrText xml:space="preserve"> PAGEREF _Toc226901987 \h </w:instrText>
+              <w:instrText xml:space="preserve"> PAGEREF _Toc227455756 \h </w:instrText>
             </w:r>
             <w:r>
               <w:rPr>
@@ -798,7 +798,7 @@
                 <w:noProof/>
                 <w:webHidden/>
               </w:rPr>
-              <w:t>4</w:t>
+              <w:t>2</w:t>
             </w:r>
             <w:r>
               <w:rPr>
@@ -823,7 +823,7 @@
               <w14:ligatures w14:val="standardContextual"/>
             </w:rPr>
           </w:pPr>
-          <w:hyperlink w:anchor="_Toc226901988" w:history="1">
+          <w:hyperlink w:anchor="_Toc227455757" w:history="1">
             <w:r>
               <w:rPr>
                 <w:rStyle w:val="Hyperlink"/>
@@ -852,7 +852,7 @@
                 <w:noProof/>
                 <w:webHidden/>
               </w:rPr>
-              <w:instrText xml:space="preserve"> PAGEREF _Toc226901988 \h </w:instrText>
+              <w:instrText xml:space="preserve"> PAGEREF _Toc227455757 \h </w:instrText>
             </w:r>
             <w:r>
               <w:rPr>
@@ -872,7 +872,7 @@
                 <w:noProof/>
                 <w:webHidden/>
               </w:rPr>
-              <w:t>4</w:t>
+              <w:t>2</w:t>
             </w:r>
             <w:r>
               <w:rPr>
@@ -897,7 +897,7 @@
               <w14:ligatures w14:val="standardContextual"/>
             </w:rPr>
           </w:pPr>
-          <w:hyperlink w:anchor="_Toc226901989" w:history="1">
+          <w:hyperlink w:anchor="_Toc227455758" w:history="1">
             <w:r>
               <w:rPr>
                 <w:rStyle w:val="Hyperlink"/>
@@ -926,7 +926,7 @@
                 <w:noProof/>
                 <w:webHidden/>
               </w:rPr>
-              <w:instrText xml:space="preserve"> PAGEREF _Toc226901989 \h </w:instrText>
+              <w:instrText xml:space="preserve"> PAGEREF _Toc227455758 \h </w:instrText>
             </w:r>
             <w:r>
               <w:rPr>
@@ -946,7 +946,7 @@
                 <w:noProof/>
                 <w:webHidden/>
               </w:rPr>
-              <w:t>5</w:t>
+              <w:t>3</w:t>
             </w:r>
             <w:r>
               <w:rPr>
@@ -971,7 +971,7 @@
               <w14:ligatures w14:val="standardContextual"/>
             </w:rPr>
           </w:pPr>
-          <w:hyperlink w:anchor="_Toc226901990" w:history="1">
+          <w:hyperlink w:anchor="_Toc227455759" w:history="1">
             <w:r>
               <w:rPr>
                 <w:rStyle w:val="Hyperlink"/>
@@ -1000,7 +1000,7 @@
                 <w:noProof/>
                 <w:webHidden/>
               </w:rPr>
-              <w:instrText xml:space="preserve"> PAGEREF _Toc226901990 \h </w:instrText>
+              <w:instrText xml:space="preserve"> PAGEREF _Toc227455759 \h </w:instrText>
             </w:r>
             <w:r>
               <w:rPr>
@@ -1020,7 +1020,7 @@
                 <w:noProof/>
                 <w:webHidden/>
               </w:rPr>
-              <w:t>5</w:t>
+              <w:t>3</w:t>
             </w:r>
             <w:r>
               <w:rPr>
@@ -1045,7 +1045,7 @@
               <w14:ligatures w14:val="standardContextual"/>
             </w:rPr>
           </w:pPr>
-          <w:hyperlink w:anchor="_Toc226901991" w:history="1">
+          <w:hyperlink w:anchor="_Toc227455760" w:history="1">
             <w:r>
               <w:rPr>
                 <w:rStyle w:val="Hyperlink"/>
@@ -1074,7 +1074,7 @@
                 <w:noProof/>
                 <w:webHidden/>
               </w:rPr>
-              <w:instrText xml:space="preserve"> PAGEREF _Toc226901991 \h </w:instrText>
+              <w:instrText xml:space="preserve"> PAGEREF _Toc227455760 \h </w:instrText>
             </w:r>
             <w:r>
               <w:rPr>
@@ -1094,7 +1094,7 @@
                 <w:noProof/>
                 <w:webHidden/>
               </w:rPr>
-              <w:t>5</w:t>
+              <w:t>3</w:t>
             </w:r>
             <w:r>
               <w:rPr>
@@ -1119,7 +1119,7 @@
               <w14:ligatures w14:val="standardContextual"/>
             </w:rPr>
           </w:pPr>
-          <w:hyperlink w:anchor="_Toc226901992" w:history="1">
+          <w:hyperlink w:anchor="_Toc227455761" w:history="1">
             <w:r>
               <w:rPr>
                 <w:rStyle w:val="Hyperlink"/>
@@ -1148,7 +1148,7 @@
                 <w:noProof/>
                 <w:webHidden/>
               </w:rPr>
-              <w:instrText xml:space="preserve"> PAGEREF _Toc226901992 \h </w:instrText>
+              <w:instrText xml:space="preserve"> PAGEREF _Toc227455761 \h </w:instrText>
             </w:r>
             <w:r>
               <w:rPr>
@@ -1168,7 +1168,7 @@
                 <w:noProof/>
                 <w:webHidden/>
               </w:rPr>
-              <w:t>6</w:t>
+              <w:t>4</w:t>
             </w:r>
             <w:r>
               <w:rPr>
@@ -1193,7 +1193,7 @@
               <w14:ligatures w14:val="standardContextual"/>
             </w:rPr>
           </w:pPr>
-          <w:hyperlink w:anchor="_Toc226901993" w:history="1">
+          <w:hyperlink w:anchor="_Toc227455762" w:history="1">
             <w:r>
               <w:rPr>
                 <w:rStyle w:val="Hyperlink"/>
@@ -1222,7 +1222,7 @@
                 <w:noProof/>
                 <w:webHidden/>
               </w:rPr>
-              <w:instrText xml:space="preserve"> PAGEREF _Toc226901993 \h </w:instrText>
+              <w:instrText xml:space="preserve"> PAGEREF _Toc227455762 \h </w:instrText>
             </w:r>
             <w:r>
               <w:rPr>
@@ -1242,7 +1242,7 @@
                 <w:noProof/>
                 <w:webHidden/>
               </w:rPr>
-              <w:t>6</w:t>
+              <w:t>4</w:t>
             </w:r>
             <w:r>
               <w:rPr>
@@ -1267,7 +1267,7 @@
               <w14:ligatures w14:val="standardContextual"/>
             </w:rPr>
           </w:pPr>
-          <w:hyperlink w:anchor="_Toc226901994" w:history="1">
+          <w:hyperlink w:anchor="_Toc227455763" w:history="1">
             <w:r>
               <w:rPr>
                 <w:rStyle w:val="Hyperlink"/>
@@ -1296,7 +1296,7 @@
                 <w:noProof/>
                 <w:webHidden/>
               </w:rPr>
-              <w:instrText xml:space="preserve"> PAGEREF _Toc226901994 \h </w:instrText>
+              <w:instrText xml:space="preserve"> PAGEREF _Toc227455763 \h </w:instrText>
             </w:r>
             <w:r>
               <w:rPr>
@@ -1316,7 +1316,7 @@
                 <w:noProof/>
                 <w:webHidden/>
               </w:rPr>
-              <w:t>8</w:t>
+              <w:t>5</w:t>
             </w:r>
             <w:r>
               <w:rPr>
@@ -1341,7 +1341,7 @@
               <w14:ligatures w14:val="standardContextual"/>
             </w:rPr>
           </w:pPr>
-          <w:hyperlink w:anchor="_Toc226901995" w:history="1">
+          <w:hyperlink w:anchor="_Toc227455764" w:history="1">
             <w:r>
               <w:rPr>
                 <w:rStyle w:val="Hyperlink"/>
@@ -1370,7 +1370,7 @@
                 <w:noProof/>
                 <w:webHidden/>
               </w:rPr>
-              <w:instrText xml:space="preserve"> PAGEREF _Toc226901995 \h </w:instrText>
+              <w:instrText xml:space="preserve"> PAGEREF _Toc227455764 \h </w:instrText>
             </w:r>
             <w:r>
               <w:rPr>
@@ -1390,7 +1390,7 @@
                 <w:noProof/>
                 <w:webHidden/>
               </w:rPr>
-              <w:t>9</w:t>
+              <w:t>7</w:t>
             </w:r>
             <w:r>
               <w:rPr>
@@ -1415,7 +1415,7 @@
               <w14:ligatures w14:val="standardContextual"/>
             </w:rPr>
           </w:pPr>
-          <w:hyperlink w:anchor="_Toc226901996" w:history="1">
+          <w:hyperlink w:anchor="_Toc227455765" w:history="1">
             <w:r>
               <w:rPr>
                 <w:rStyle w:val="Hyperlink"/>
@@ -1444,7 +1444,7 @@
                 <w:noProof/>
                 <w:webHidden/>
               </w:rPr>
-              <w:instrText xml:space="preserve"> PAGEREF _Toc226901996 \h </w:instrText>
+              <w:instrText xml:space="preserve"> PAGEREF _Toc227455765 \h </w:instrText>
             </w:r>
             <w:r>
               <w:rPr>
@@ -1464,7 +1464,7 @@
                 <w:noProof/>
                 <w:webHidden/>
               </w:rPr>
-              <w:t>10</w:t>
+              <w:t>7</w:t>
             </w:r>
             <w:r>
               <w:rPr>
@@ -1569,7 +1569,7 @@
         </w:rPr>
         <w:fldChar w:fldCharType="separate"/>
       </w:r>
-      <w:hyperlink w:anchor="_Toc226901858" w:history="1">
+      <w:hyperlink w:anchor="_Toc227455236" w:history="1">
         <w:r>
           <w:rPr>
             <w:rStyle w:val="Hyperlink"/>
@@ -1606,7 +1606,153 @@
             <w:noProof/>
             <w:webHidden/>
           </w:rPr>
-          <w:instrText xml:space="preserve"> PAGEREF _Toc226901858 \h </w:instrText>
+          <w:instrText xml:space="preserve"> PAGEREF _Toc227455236 \h </w:instrText>
+        </w:r>
+        <w:r>
+          <w:rPr>
+            <w:noProof/>
+            <w:webHidden/>
+          </w:rPr>
+        </w:r>
+        <w:r>
+          <w:rPr>
+            <w:noProof/>
+            <w:webHidden/>
+          </w:rPr>
+          <w:fldChar w:fldCharType="separate"/>
+        </w:r>
+        <w:r>
+          <w:rPr>
+            <w:noProof/>
+            <w:webHidden/>
+          </w:rPr>
+          <w:t>2</w:t>
+        </w:r>
+        <w:r>
+          <w:rPr>
+            <w:noProof/>
+            <w:webHidden/>
+          </w:rPr>
+          <w:fldChar w:fldCharType="end"/>
+        </w:r>
+      </w:hyperlink>
+    </w:p>
+    <w:p>
+      <w:pPr>
+        <w:pStyle w:val="TableofFigures"/>
+        <w:tabs>
+          <w:tab w:val="right" w:leader="dot" w:pos="9350"/>
+        </w:tabs>
+        <w:rPr>
+          <w:rFonts w:eastAsiaTheme="minorEastAsia"/>
+          <w:noProof/>
+          <w:kern w:val="2"/>
+          <w:lang w:val="en-GB" w:eastAsia="en-GB"/>
+          <w14:ligatures w14:val="standardContextual"/>
+        </w:rPr>
+      </w:pPr>
+      <w:hyperlink w:anchor="_Toc227455237" w:history="1">
+        <w:r>
+          <w:rPr>
+            <w:rStyle w:val="Hyperlink"/>
+            <w:rFonts w:ascii="Calibri" w:hAnsi="Calibri" w:cs="Calibri"/>
+            <w:noProof/>
+          </w:rPr>
+          <w:t>Figure 2 Supervised pretraining flow</w:t>
+        </w:r>
+        <w:r>
+          <w:rPr>
+            <w:noProof/>
+            <w:webHidden/>
+          </w:rPr>
+          <w:tab/>
+        </w:r>
+        <w:r>
+          <w:rPr>
+            <w:noProof/>
+            <w:webHidden/>
+          </w:rPr>
+          <w:fldChar w:fldCharType="begin"/>
+        </w:r>
+        <w:r>
+          <w:rPr>
+            <w:noProof/>
+            <w:webHidden/>
+          </w:rPr>
+          <w:instrText xml:space="preserve"> PAGEREF _Toc227455237 \h </w:instrText>
+        </w:r>
+        <w:r>
+          <w:rPr>
+            <w:noProof/>
+            <w:webHidden/>
+          </w:rPr>
+        </w:r>
+        <w:r>
+          <w:rPr>
+            <w:noProof/>
+            <w:webHidden/>
+          </w:rPr>
+          <w:fldChar w:fldCharType="separate"/>
+        </w:r>
+        <w:r>
+          <w:rPr>
+            <w:noProof/>
+            <w:webHidden/>
+          </w:rPr>
+          <w:t>3</w:t>
+        </w:r>
+        <w:r>
+          <w:rPr>
+            <w:noProof/>
+            <w:webHidden/>
+          </w:rPr>
+          <w:fldChar w:fldCharType="end"/>
+        </w:r>
+      </w:hyperlink>
+    </w:p>
+    <w:p>
+      <w:pPr>
+        <w:pStyle w:val="TableofFigures"/>
+        <w:tabs>
+          <w:tab w:val="right" w:leader="dot" w:pos="9350"/>
+        </w:tabs>
+        <w:rPr>
+          <w:rFonts w:eastAsiaTheme="minorEastAsia"/>
+          <w:noProof/>
+          <w:kern w:val="2"/>
+          <w:lang w:val="en-GB" w:eastAsia="en-GB"/>
+          <w14:ligatures w14:val="standardContextual"/>
+        </w:rPr>
+      </w:pPr>
+      <w:hyperlink w:anchor="_Toc227455238" w:history="1">
+        <w:r>
+          <w:rPr>
+            <w:rStyle w:val="Hyperlink"/>
+            <w:rFonts w:ascii="Calibri" w:hAnsi="Calibri" w:cs="Calibri"/>
+            <w:noProof/>
+          </w:rPr>
+          <w:t>Figure 3 Self-supervised pretraining flow</w:t>
+        </w:r>
+        <w:r>
+          <w:rPr>
+            <w:noProof/>
+            <w:webHidden/>
+          </w:rPr>
+          <w:tab/>
+        </w:r>
+        <w:r>
+          <w:rPr>
+            <w:noProof/>
+            <w:webHidden/>
+          </w:rPr>
+          <w:fldChar w:fldCharType="begin"/>
+        </w:r>
+        <w:r>
+          <w:rPr>
+            <w:noProof/>
+            <w:webHidden/>
+          </w:rPr>
+          <w:instrText xml:space="preserve"> PAGEREF _Toc227455238 \h </w:instrText>
         </w:r>
         <w:r>
           <w:rPr>
@@ -1651,14 +1797,14 @@
           <w14:ligatures w14:val="standardContextual"/>
         </w:rPr>
       </w:pPr>
-      <w:hyperlink w:anchor="_Toc226901859" w:history="1">
+      <w:hyperlink w:anchor="_Toc227455239" w:history="1">
         <w:r>
           <w:rPr>
             <w:rStyle w:val="Hyperlink"/>
             <w:rFonts w:ascii="Calibri" w:hAnsi="Calibri" w:cs="Calibri"/>
             <w:noProof/>
           </w:rPr>
-          <w:t>Figure 2 Supervised pretraining flow</w:t>
+          <w:t>Figure 4 SAM as Backbone + Head + Prompts</w:t>
         </w:r>
         <w:r>
           <w:rPr>
@@ -1679,7 +1825,7 @@
             <w:noProof/>
             <w:webHidden/>
           </w:rPr>
-          <w:instrText xml:space="preserve"> PAGEREF _Toc226901859 \h </w:instrText>
+          <w:instrText xml:space="preserve"> PAGEREF _Toc227455239 \h </w:instrText>
         </w:r>
         <w:r>
           <w:rPr>
@@ -1724,14 +1870,14 @@
           <w14:ligatures w14:val="standardContextual"/>
         </w:rPr>
       </w:pPr>
-      <w:hyperlink w:anchor="_Toc226901860" w:history="1">
+      <w:hyperlink w:anchor="_Toc227455240" w:history="1">
         <w:r>
           <w:rPr>
             <w:rStyle w:val="Hyperlink"/>
             <w:rFonts w:ascii="Calibri" w:hAnsi="Calibri" w:cs="Calibri"/>
             <w:noProof/>
           </w:rPr>
-          <w:t>Figure 3 Self-supervised pretraining flow</w:t>
+          <w:t>Figure 5 Tasks - Recognition vs Reconstruction</w:t>
         </w:r>
         <w:r>
           <w:rPr>
@@ -1752,80 +1898,7 @@
             <w:noProof/>
             <w:webHidden/>
           </w:rPr>
-          <w:instrText xml:space="preserve"> PAGEREF _Toc226901860 \h </w:instrText>
-        </w:r>
-        <w:r>
-          <w:rPr>
-            <w:noProof/>
-            <w:webHidden/>
-          </w:rPr>
-        </w:r>
-        <w:r>
-          <w:rPr>
-            <w:noProof/>
-            <w:webHidden/>
-          </w:rPr>
-          <w:fldChar w:fldCharType="separate"/>
-        </w:r>
-        <w:r>
-          <w:rPr>
-            <w:noProof/>
-            <w:webHidden/>
-          </w:rPr>
-          <w:t>6</w:t>
-        </w:r>
-        <w:r>
-          <w:rPr>
-            <w:noProof/>
-            <w:webHidden/>
-          </w:rPr>
-          <w:fldChar w:fldCharType="end"/>
-        </w:r>
-      </w:hyperlink>
-    </w:p>
-    <w:p>
-      <w:pPr>
-        <w:pStyle w:val="TableofFigures"/>
-        <w:tabs>
-          <w:tab w:val="right" w:leader="dot" w:pos="9350"/>
-        </w:tabs>
-        <w:rPr>
-          <w:rFonts w:eastAsiaTheme="minorEastAsia"/>
-          <w:noProof/>
-          <w:kern w:val="2"/>
-          <w:lang w:val="en-GB" w:eastAsia="en-GB"/>
-          <w14:ligatures w14:val="standardContextual"/>
-        </w:rPr>
-      </w:pPr>
-      <w:hyperlink w:anchor="_Toc226901861" w:history="1">
-        <w:r>
-          <w:rPr>
-            <w:rStyle w:val="Hyperlink"/>
-            <w:rFonts w:ascii="Calibri" w:hAnsi="Calibri" w:cs="Calibri"/>
-            <w:noProof/>
-          </w:rPr>
-          <w:t>Figure 4 SAM as Backbone + Head + Prompts</w:t>
-        </w:r>
-        <w:r>
-          <w:rPr>
-            <w:noProof/>
-            <w:webHidden/>
-          </w:rPr>
-          <w:tab/>
-        </w:r>
-        <w:r>
-          <w:rPr>
-            <w:noProof/>
-            <w:webHidden/>
-          </w:rPr>
-          <w:fldChar w:fldCharType="begin"/>
-        </w:r>
-        <w:r>
-          <w:rPr>
-            <w:noProof/>
-            <w:webHidden/>
-          </w:rPr>
-          <w:instrText xml:space="preserve"> PAGEREF _Toc226901861 \h </w:instrText>
+          <w:instrText xml:space="preserve"> PAGEREF _Toc227455240 \h </w:instrText>
         </w:r>
         <w:r>
           <w:rPr>
@@ -1858,79 +1931,6 @@
     </w:p>
     <w:p>
       <w:pPr>
-        <w:pStyle w:val="TableofFigures"/>
-        <w:tabs>
-          <w:tab w:val="right" w:leader="dot" w:pos="9350"/>
-        </w:tabs>
-        <w:rPr>
-          <w:rFonts w:eastAsiaTheme="minorEastAsia"/>
-          <w:noProof/>
-          <w:kern w:val="2"/>
-          <w:lang w:val="en-GB" w:eastAsia="en-GB"/>
-          <w14:ligatures w14:val="standardContextual"/>
-        </w:rPr>
-      </w:pPr>
-      <w:hyperlink w:anchor="_Toc226901862" w:history="1">
-        <w:r>
-          <w:rPr>
-            <w:rStyle w:val="Hyperlink"/>
-            <w:rFonts w:ascii="Calibri" w:hAnsi="Calibri" w:cs="Calibri"/>
-            <w:noProof/>
-          </w:rPr>
-          <w:t>Figure 5 Tasks - Recognition vs Reconstruction</w:t>
-        </w:r>
-        <w:r>
-          <w:rPr>
-            <w:noProof/>
-            <w:webHidden/>
-          </w:rPr>
-          <w:tab/>
-        </w:r>
-        <w:r>
-          <w:rPr>
-            <w:noProof/>
-            <w:webHidden/>
-          </w:rPr>
-          <w:fldChar w:fldCharType="begin"/>
-        </w:r>
-        <w:r>
-          <w:rPr>
-            <w:noProof/>
-            <w:webHidden/>
-          </w:rPr>
-          <w:instrText xml:space="preserve"> PAGEREF _Toc226901862 \h </w:instrText>
-        </w:r>
-        <w:r>
-          <w:rPr>
-            <w:noProof/>
-            <w:webHidden/>
-          </w:rPr>
-        </w:r>
-        <w:r>
-          <w:rPr>
-            <w:noProof/>
-            <w:webHidden/>
-          </w:rPr>
-          <w:fldChar w:fldCharType="separate"/>
-        </w:r>
-        <w:r>
-          <w:rPr>
-            <w:noProof/>
-            <w:webHidden/>
-          </w:rPr>
-          <w:t>9</w:t>
-        </w:r>
-        <w:r>
-          <w:rPr>
-            <w:noProof/>
-            <w:webHidden/>
-          </w:rPr>
-          <w:fldChar w:fldCharType="end"/>
-        </w:r>
-      </w:hyperlink>
-    </w:p>
-    <w:p>
-      <w:pPr>
         <w:rPr>
           <w:rFonts w:ascii="Calibri" w:eastAsiaTheme="majorEastAsia" w:hAnsi="Calibri" w:cs="Calibri"/>
           <w:color w:val="0F4761" w:themeColor="accent1" w:themeShade="BF"/>
@@ -1950,11 +1950,19 @@
     <w:p>
       <w:pPr>
         <w:rPr>
-          <w:rFonts w:ascii="Calibri" w:eastAsiaTheme="majorEastAsia" w:hAnsi="Calibri" w:cs="Calibri"/>
-          <w:color w:val="0F4761" w:themeColor="accent1" w:themeShade="BF"/>
-          <w:sz w:val="40"/>
-          <w:szCs w:val="40"/>
-        </w:rPr>
+          <w:rFonts w:ascii="Calibri" w:hAnsi="Calibri" w:cs="Calibri"/>
+        </w:rPr>
+        <w:sectPr>
+          <w:headerReference w:type="default" r:id="rId9"/>
+          <w:footerReference w:type="default" r:id="rId10"/>
+          <w:footerReference w:type="first" r:id="rId11"/>
+          <w:pgSz w:w="12240" w:h="15840"/>
+          <w:pgMar w:top="1440" w:right="1440" w:bottom="1440" w:left="1440" w:header="720" w:footer="720" w:gutter="0"/>
+          <w:pgNumType w:start="0"/>
+          <w:cols w:space="720"/>
+          <w:titlePg/>
+          <w:docGrid w:linePitch="326"/>
+        </w:sectPr>
       </w:pPr>
       <w:r>
         <w:rPr>
@@ -1970,7 +1978,7 @@
           <w:rFonts w:ascii="Calibri" w:hAnsi="Calibri" w:cs="Calibri"/>
         </w:rPr>
       </w:pPr>
-      <w:bookmarkStart w:id="0" w:name="_Toc226901982"/>
+      <w:bookmarkStart w:id="0" w:name="_Toc227455751"/>
       <w:r>
         <w:rPr>
           <w:rFonts w:ascii="Calibri" w:hAnsi="Calibri" w:cs="Calibri"/>
@@ -2207,7 +2215,7 @@
           <w:rFonts w:ascii="Calibri" w:hAnsi="Calibri" w:cs="Calibri"/>
         </w:rPr>
       </w:pPr>
-      <w:bookmarkStart w:id="1" w:name="_Toc226901983"/>
+      <w:bookmarkStart w:id="1" w:name="_Toc227455752"/>
       <w:r>
         <w:rPr>
           <w:rFonts w:ascii="Calibri" w:hAnsi="Calibri" w:cs="Calibri"/>
@@ -2293,7 +2301,7 @@
           <w:rFonts w:ascii="Calibri" w:hAnsi="Calibri" w:cs="Calibri"/>
         </w:rPr>
       </w:pPr>
-      <w:bookmarkStart w:id="2" w:name="_Toc226901984"/>
+      <w:bookmarkStart w:id="2" w:name="_Toc227455753"/>
       <w:r>
         <w:rPr>
           <w:rFonts w:ascii="Calibri" w:hAnsi="Calibri" w:cs="Calibri"/>
@@ -2319,123 +2327,78 @@
     </w:p>
     <w:p>
       <w:pPr>
+        <w:pStyle w:val="NoSpacing"/>
         <w:numPr>
           <w:ilvl w:val="0"/>
-          <w:numId w:val="22"/>
+          <w:numId w:val="25"/>
         </w:numPr>
-        <w:rPr>
-          <w:rFonts w:ascii="Calibri" w:hAnsi="Calibri" w:cs="Calibri"/>
-          <w:lang w:val="en-GB"/>
-        </w:rPr>
-      </w:pPr>
-      <w:r>
-        <w:rPr>
-          <w:rFonts w:ascii="Calibri" w:hAnsi="Calibri" w:cs="Calibri"/>
-          <w:lang w:val="en-GB"/>
-        </w:rPr>
+      </w:pPr>
+      <w:r>
         <w:t>A</w:t>
       </w:r>
       <w:r>
-        <w:rPr>
-          <w:rFonts w:ascii="Calibri" w:hAnsi="Calibri" w:cs="Calibri"/>
-          <w:lang w:val="en-GB"/>
-        </w:rPr>
         <w:t xml:space="preserve"> classification head for image recognition,</w:t>
       </w:r>
     </w:p>
     <w:p>
       <w:pPr>
+        <w:pStyle w:val="NoSpacing"/>
         <w:numPr>
           <w:ilvl w:val="0"/>
-          <w:numId w:val="22"/>
+          <w:numId w:val="25"/>
         </w:numPr>
-        <w:rPr>
-          <w:rFonts w:ascii="Calibri" w:hAnsi="Calibri" w:cs="Calibri"/>
-          <w:lang w:val="en-GB"/>
-        </w:rPr>
-      </w:pPr>
-      <w:r>
-        <w:rPr>
-          <w:rFonts w:ascii="Calibri" w:hAnsi="Calibri" w:cs="Calibri"/>
-          <w:lang w:val="en-GB"/>
-        </w:rPr>
+      </w:pPr>
+      <w:r>
         <w:t>A</w:t>
       </w:r>
       <w:r>
-        <w:rPr>
-          <w:rFonts w:ascii="Calibri" w:hAnsi="Calibri" w:cs="Calibri"/>
-          <w:lang w:val="en-GB"/>
-        </w:rPr>
         <w:t xml:space="preserve"> detection head in transformer detectors such as </w:t>
       </w:r>
       <w:r>
         <w:rPr>
-          <w:rFonts w:ascii="Calibri" w:hAnsi="Calibri" w:cs="Calibri"/>
           <w:b/>
           <w:bCs/>
-          <w:lang w:val="en-GB"/>
         </w:rPr>
         <w:t>DETR</w:t>
       </w:r>
       <w:r>
-        <w:rPr>
-          <w:rFonts w:ascii="Calibri" w:hAnsi="Calibri" w:cs="Calibri"/>
-          <w:lang w:val="en-GB"/>
-        </w:rPr>
         <w:t>-like systems,</w:t>
       </w:r>
     </w:p>
     <w:p>
       <w:pPr>
+        <w:pStyle w:val="NoSpacing"/>
         <w:numPr>
           <w:ilvl w:val="0"/>
-          <w:numId w:val="22"/>
+          <w:numId w:val="25"/>
         </w:numPr>
-        <w:rPr>
-          <w:rFonts w:ascii="Calibri" w:hAnsi="Calibri" w:cs="Calibri"/>
-          <w:lang w:val="en-GB"/>
-        </w:rPr>
-      </w:pPr>
-      <w:r>
-        <w:rPr>
-          <w:rFonts w:ascii="Calibri" w:hAnsi="Calibri" w:cs="Calibri"/>
-          <w:lang w:val="en-GB"/>
-        </w:rPr>
+      </w:pPr>
+      <w:r>
         <w:t>A</w:t>
       </w:r>
       <w:r>
-        <w:rPr>
-          <w:rFonts w:ascii="Calibri" w:hAnsi="Calibri" w:cs="Calibri"/>
-          <w:lang w:val="en-GB"/>
-        </w:rPr>
         <w:t xml:space="preserve"> segmentation decoder or mask head for semantic or instance segmentation,</w:t>
       </w:r>
     </w:p>
     <w:p>
       <w:pPr>
+        <w:pStyle w:val="NoSpacing"/>
         <w:numPr>
           <w:ilvl w:val="0"/>
-          <w:numId w:val="22"/>
+          <w:numId w:val="25"/>
         </w:numPr>
-        <w:rPr>
-          <w:rFonts w:ascii="Calibri" w:hAnsi="Calibri" w:cs="Calibri"/>
-          <w:lang w:val="en-GB"/>
-        </w:rPr>
-      </w:pPr>
-      <w:r>
-        <w:rPr>
-          <w:rFonts w:ascii="Calibri" w:hAnsi="Calibri" w:cs="Calibri"/>
-          <w:lang w:val="en-GB"/>
-        </w:rPr>
+      </w:pPr>
+      <w:r>
         <w:t>A</w:t>
       </w:r>
       <w:r>
-        <w:rPr>
-          <w:rFonts w:ascii="Calibri" w:hAnsi="Calibri" w:cs="Calibri"/>
-          <w:lang w:val="en-GB"/>
-        </w:rPr>
         <w:t xml:space="preserve"> depth prediction head for monocular depth estimation.</w:t>
       </w:r>
+    </w:p>
+    <w:p>
+      <w:pPr>
+        <w:pStyle w:val="NoSpacing"/>
+      </w:pPr>
     </w:p>
     <w:p>
       <w:pPr>
@@ -2559,7 +2522,7 @@
                     </pic:cNvPicPr>
                   </pic:nvPicPr>
                   <pic:blipFill>
-                    <a:blip r:embed="rId9" cstate="print">
+                    <a:blip r:embed="rId12" cstate="print">
                       <a:extLst>
                         <a:ext uri="{28A0092B-C50C-407E-A947-70E740481C1C}">
                           <a14:useLocalDpi xmlns:a14="http://schemas.microsoft.com/office/drawing/2010/main" val="0"/>
@@ -2602,7 +2565,7 @@
           <w:lang w:val="en-GB"/>
         </w:rPr>
       </w:pPr>
-      <w:bookmarkStart w:id="3" w:name="_Toc226901858"/>
+      <w:bookmarkStart w:id="3" w:name="_Toc227455236"/>
       <w:r>
         <w:rPr>
           <w:rFonts w:ascii="Calibri" w:hAnsi="Calibri" w:cs="Calibri"/>
@@ -2706,7 +2669,7 @@
           <w:lang w:val="en-GB"/>
         </w:rPr>
       </w:pPr>
-      <w:bookmarkStart w:id="4" w:name="_Toc226901985"/>
+      <w:bookmarkStart w:id="4" w:name="_Toc227455754"/>
       <w:r>
         <w:rPr>
           <w:rFonts w:ascii="Calibri" w:hAnsi="Calibri" w:cs="Calibri"/>
@@ -2814,7 +2777,7 @@
           <w:lang w:val="en-GB"/>
         </w:rPr>
       </w:pPr>
-      <w:bookmarkStart w:id="5" w:name="_Toc226901986"/>
+      <w:bookmarkStart w:id="5" w:name="_Toc227455755"/>
       <w:r>
         <w:rPr>
           <w:rFonts w:ascii="Calibri" w:hAnsi="Calibri" w:cs="Calibri"/>
@@ -2848,7 +2811,7 @@
           <w:lang w:val="en-GB"/>
         </w:rPr>
       </w:pPr>
-      <w:bookmarkStart w:id="6" w:name="_Toc226901987"/>
+      <w:bookmarkStart w:id="6" w:name="_Toc227455756"/>
       <w:r>
         <w:rPr>
           <w:rFonts w:ascii="Calibri" w:hAnsi="Calibri" w:cs="Calibri"/>
@@ -3016,7 +2979,7 @@
           <w:lang w:val="en-GB"/>
         </w:rPr>
       </w:pPr>
-      <w:bookmarkStart w:id="7" w:name="_Toc226901988"/>
+      <w:bookmarkStart w:id="7" w:name="_Toc227455757"/>
       <w:r>
         <w:rPr>
           <w:rFonts w:ascii="Calibri" w:hAnsi="Calibri" w:cs="Calibri"/>
@@ -3190,7 +3153,7 @@
           <w:lang w:val="en-GB"/>
         </w:rPr>
         <w:drawing>
-          <wp:inline distT="0" distB="0" distL="0" distR="0" wp14:anchorId="41AD22F0" wp14:editId="2F273CD4">
+          <wp:inline distT="0" distB="0" distL="0" distR="0" wp14:anchorId="41AD22F0" wp14:editId="37A4F8EF">
             <wp:extent cx="3677697" cy="1320199"/>
             <wp:effectExtent l="0" t="0" r="0" b="0"/>
             <wp:docPr id="581286956" name="Picture 9"/>
@@ -3207,7 +3170,7 @@
                     </pic:cNvPicPr>
                   </pic:nvPicPr>
                   <pic:blipFill>
-                    <a:blip r:embed="rId10" cstate="print">
+                    <a:blip r:embed="rId13" cstate="print">
                       <a:extLst>
                         <a:ext uri="{28A0092B-C50C-407E-A947-70E740481C1C}">
                           <a14:useLocalDpi xmlns:a14="http://schemas.microsoft.com/office/drawing/2010/main" val="0"/>
@@ -3248,7 +3211,7 @@
           <w:lang w:val="en-GB"/>
         </w:rPr>
       </w:pPr>
-      <w:bookmarkStart w:id="8" w:name="_Toc226901859"/>
+      <w:bookmarkStart w:id="8" w:name="_Toc227455237"/>
       <w:r>
         <w:rPr>
           <w:rFonts w:ascii="Calibri" w:hAnsi="Calibri" w:cs="Calibri"/>
@@ -3309,7 +3272,7 @@
           <w:lang w:val="en-GB"/>
         </w:rPr>
       </w:pPr>
-      <w:bookmarkStart w:id="9" w:name="_Toc226901989"/>
+      <w:bookmarkStart w:id="9" w:name="_Toc227455758"/>
       <w:r>
         <w:rPr>
           <w:rFonts w:ascii="Calibri" w:hAnsi="Calibri" w:cs="Calibri"/>
@@ -3343,7 +3306,7 @@
           <w:lang w:val="en-GB"/>
         </w:rPr>
       </w:pPr>
-      <w:bookmarkStart w:id="10" w:name="_Toc226901990"/>
+      <w:bookmarkStart w:id="10" w:name="_Toc227455759"/>
       <w:r>
         <w:rPr>
           <w:rFonts w:ascii="Calibri" w:hAnsi="Calibri" w:cs="Calibri"/>
@@ -3557,7 +3520,7 @@
           <w:lang w:val="en-GB"/>
         </w:rPr>
       </w:pPr>
-      <w:bookmarkStart w:id="11" w:name="_Toc226901991"/>
+      <w:bookmarkStart w:id="11" w:name="_Toc227455760"/>
       <w:r>
         <w:rPr>
           <w:rFonts w:ascii="Calibri" w:hAnsi="Calibri" w:cs="Calibri"/>
@@ -3686,8 +3649,8 @@
           <w:lang w:val="en-GB"/>
         </w:rPr>
         <w:drawing>
-          <wp:inline distT="0" distB="0" distL="0" distR="0" wp14:anchorId="3C572B9E" wp14:editId="5C407076">
-            <wp:extent cx="4195187" cy="1678075"/>
+          <wp:inline distT="0" distB="0" distL="0" distR="0" wp14:anchorId="3C572B9E" wp14:editId="64595A14">
+            <wp:extent cx="3971191" cy="1588477"/>
             <wp:effectExtent l="0" t="0" r="0" b="0"/>
             <wp:docPr id="2078392062" name="Picture 7"/>
             <wp:cNvGraphicFramePr>
@@ -3703,7 +3666,7 @@
                     </pic:cNvPicPr>
                   </pic:nvPicPr>
                   <pic:blipFill>
-                    <a:blip r:embed="rId11" cstate="print">
+                    <a:blip r:embed="rId14" cstate="print">
                       <a:extLst>
                         <a:ext uri="{28A0092B-C50C-407E-A947-70E740481C1C}">
                           <a14:useLocalDpi xmlns:a14="http://schemas.microsoft.com/office/drawing/2010/main" val="0"/>
@@ -3718,7 +3681,7 @@
                   <pic:spPr bwMode="auto">
                     <a:xfrm>
                       <a:off x="0" y="0"/>
-                      <a:ext cx="4221671" cy="1688669"/>
+                      <a:ext cx="4019449" cy="1607780"/>
                     </a:xfrm>
                     <a:prstGeom prst="rect">
                       <a:avLst/>
@@ -3744,7 +3707,7 @@
           <w:lang w:val="en-GB"/>
         </w:rPr>
       </w:pPr>
-      <w:bookmarkStart w:id="12" w:name="_Toc226901860"/>
+      <w:bookmarkStart w:id="12" w:name="_Toc227455238"/>
       <w:r>
         <w:rPr>
           <w:rFonts w:ascii="Calibri" w:hAnsi="Calibri" w:cs="Calibri"/>
@@ -3805,7 +3768,7 @@
           <w:lang w:val="en-GB"/>
         </w:rPr>
       </w:pPr>
-      <w:bookmarkStart w:id="13" w:name="_Toc226901992"/>
+      <w:bookmarkStart w:id="13" w:name="_Toc227455761"/>
       <w:r>
         <w:rPr>
           <w:rFonts w:ascii="Calibri" w:hAnsi="Calibri" w:cs="Calibri"/>
@@ -4095,7 +4058,7 @@
           <w:lang w:val="en-GB"/>
         </w:rPr>
       </w:pPr>
-      <w:bookmarkStart w:id="14" w:name="_Toc226901993"/>
+      <w:bookmarkStart w:id="14" w:name="_Toc227455762"/>
       <w:r>
         <w:rPr>
           <w:rFonts w:ascii="Calibri" w:hAnsi="Calibri" w:cs="Calibri"/>
@@ -4238,145 +4201,93 @@
     </w:p>
     <w:p>
       <w:pPr>
-        <w:rPr>
-          <w:rFonts w:ascii="Calibri" w:hAnsi="Calibri" w:cs="Calibri"/>
-          <w:lang w:val="en-GB"/>
-        </w:rPr>
-      </w:pPr>
-      <w:r>
-        <w:rPr>
-          <w:rFonts w:ascii="Calibri" w:hAnsi="Calibri" w:cs="Calibri"/>
-          <w:lang w:val="en-GB"/>
-        </w:rPr>
+        <w:pStyle w:val="NoSpacing"/>
+      </w:pPr>
+      <w:r>
         <w:t>SAM illustrates the backbone + head idea very well:</w:t>
       </w:r>
     </w:p>
     <w:p>
       <w:pPr>
+        <w:pStyle w:val="NoSpacing"/>
         <w:numPr>
           <w:ilvl w:val="0"/>
-          <w:numId w:val="23"/>
+          <w:numId w:val="27"/>
         </w:numPr>
-        <w:rPr>
-          <w:rFonts w:ascii="Calibri" w:hAnsi="Calibri" w:cs="Calibri"/>
-          <w:lang w:val="en-GB"/>
-        </w:rPr>
-      </w:pPr>
-      <w:r>
-        <w:rPr>
-          <w:rFonts w:ascii="Calibri" w:hAnsi="Calibri" w:cs="Calibri"/>
-          <w:lang w:val="en-GB"/>
-        </w:rPr>
+      </w:pPr>
+      <w:r>
         <w:t>T</w:t>
       </w:r>
       <w:r>
-        <w:rPr>
-          <w:rFonts w:ascii="Calibri" w:hAnsi="Calibri" w:cs="Calibri"/>
-          <w:lang w:val="en-GB"/>
-        </w:rPr>
         <w:t xml:space="preserve">he </w:t>
       </w:r>
       <w:r>
         <w:rPr>
-          <w:rFonts w:ascii="Calibri" w:hAnsi="Calibri" w:cs="Calibri"/>
           <w:b/>
           <w:bCs/>
           <w:i/>
           <w:iCs/>
-          <w:lang w:val="en-GB"/>
         </w:rPr>
         <w:t>image backbone</w:t>
       </w:r>
       <w:r>
-        <w:rPr>
-          <w:rFonts w:ascii="Calibri" w:hAnsi="Calibri" w:cs="Calibri"/>
-          <w:lang w:val="en-GB"/>
-        </w:rPr>
         <w:t xml:space="preserve"> is trained to produce strong general image features,</w:t>
       </w:r>
     </w:p>
     <w:p>
       <w:pPr>
+        <w:pStyle w:val="NoSpacing"/>
         <w:numPr>
           <w:ilvl w:val="0"/>
-          <w:numId w:val="23"/>
+          <w:numId w:val="27"/>
         </w:numPr>
-        <w:rPr>
-          <w:rFonts w:ascii="Calibri" w:hAnsi="Calibri" w:cs="Calibri"/>
-          <w:lang w:val="en-GB"/>
-        </w:rPr>
-      </w:pPr>
-      <w:r>
-        <w:rPr>
-          <w:rFonts w:ascii="Calibri" w:hAnsi="Calibri" w:cs="Calibri"/>
-          <w:lang w:val="en-GB"/>
-        </w:rPr>
+      </w:pPr>
+      <w:r>
         <w:t>T</w:t>
       </w:r>
       <w:r>
-        <w:rPr>
-          <w:rFonts w:ascii="Calibri" w:hAnsi="Calibri" w:cs="Calibri"/>
-          <w:lang w:val="en-GB"/>
-        </w:rPr>
         <w:t xml:space="preserve">he </w:t>
       </w:r>
       <w:r>
         <w:rPr>
-          <w:rFonts w:ascii="Calibri" w:hAnsi="Calibri" w:cs="Calibri"/>
           <w:b/>
           <w:bCs/>
           <w:i/>
           <w:iCs/>
-          <w:lang w:val="en-GB"/>
         </w:rPr>
         <w:t>decoder head</w:t>
       </w:r>
       <w:r>
-        <w:rPr>
-          <w:rFonts w:ascii="Calibri" w:hAnsi="Calibri" w:cs="Calibri"/>
-          <w:lang w:val="en-GB"/>
-        </w:rPr>
         <w:t xml:space="preserve"> turns those features into segmentation outputs,</w:t>
       </w:r>
     </w:p>
     <w:p>
       <w:pPr>
+        <w:pStyle w:val="NoSpacing"/>
         <w:numPr>
           <w:ilvl w:val="0"/>
-          <w:numId w:val="23"/>
+          <w:numId w:val="27"/>
         </w:numPr>
-        <w:rPr>
-          <w:rFonts w:ascii="Calibri" w:hAnsi="Calibri" w:cs="Calibri"/>
-          <w:lang w:val="en-GB"/>
-        </w:rPr>
-      </w:pPr>
-      <w:r>
-        <w:rPr>
-          <w:rFonts w:ascii="Calibri" w:hAnsi="Calibri" w:cs="Calibri"/>
+      </w:pPr>
+      <w:r>
+        <w:rPr>
           <w:b/>
           <w:bCs/>
           <w:i/>
           <w:iCs/>
-          <w:lang w:val="en-GB"/>
         </w:rPr>
         <w:t>P</w:t>
       </w:r>
       <w:r>
         <w:rPr>
-          <w:rFonts w:ascii="Calibri" w:hAnsi="Calibri" w:cs="Calibri"/>
           <w:b/>
           <w:bCs/>
           <w:i/>
           <w:iCs/>
-          <w:lang w:val="en-GB"/>
         </w:rPr>
         <w:t>rompts</w:t>
       </w:r>
       <w:r>
-        <w:rPr>
-          <w:rFonts w:ascii="Calibri" w:hAnsi="Calibri" w:cs="Calibri"/>
-          <w:lang w:val="en-GB"/>
-        </w:rPr>
         <w:t xml:space="preserve"> let the same backbone support many segmentation-like behaviours without retraining the full system for each exact use case.</w:t>
       </w:r>
     </w:p>
@@ -4395,17 +4306,6 @@
         </w:rPr>
         <w:t>Conceptually, this is powerful because the expensive visual understanding is concentrated in the backbone, while the head remains flexible. Rather than building a separate segmentation model for every variant of the task, SAM reuses one strong image representation and changes the conditions under which the head predicts masks.</w:t>
       </w:r>
-    </w:p>
-    <w:p>
-      <w:pPr>
-        <w:pStyle w:val="Caption"/>
-        <w:jc w:val="center"/>
-        <w:rPr>
-          <w:rFonts w:ascii="Calibri" w:hAnsi="Calibri" w:cs="Calibri"/>
-          <w:b/>
-          <w:bCs/>
-        </w:rPr>
-      </w:pPr>
     </w:p>
     <w:p>
       <w:pPr>
@@ -4507,7 +4407,7 @@
                     </pic:cNvPicPr>
                   </pic:nvPicPr>
                   <pic:blipFill>
-                    <a:blip r:embed="rId12" cstate="print">
+                    <a:blip r:embed="rId15" cstate="print">
                       <a:extLst>
                         <a:ext uri="{28A0092B-C50C-407E-A947-70E740481C1C}">
                           <a14:useLocalDpi xmlns:a14="http://schemas.microsoft.com/office/drawing/2010/main" val="0"/>
@@ -4547,7 +4447,7 @@
           <w:rFonts w:ascii="Calibri" w:hAnsi="Calibri" w:cs="Calibri"/>
         </w:rPr>
       </w:pPr>
-      <w:bookmarkStart w:id="15" w:name="_Toc226901861"/>
+      <w:bookmarkStart w:id="15" w:name="_Toc227455239"/>
       <w:r>
         <w:rPr>
           <w:rFonts w:ascii="Calibri" w:hAnsi="Calibri" w:cs="Calibri"/>
@@ -4596,37 +4496,18 @@
     </w:p>
     <w:p>
       <w:pPr>
-        <w:rPr>
-          <w:rFonts w:ascii="Calibri" w:eastAsiaTheme="majorEastAsia" w:hAnsi="Calibri" w:cs="Calibri"/>
-          <w:color w:val="0F4761" w:themeColor="accent1" w:themeShade="BF"/>
-          <w:sz w:val="40"/>
-          <w:szCs w:val="40"/>
-          <w:lang w:val="en-GB"/>
-        </w:rPr>
-      </w:pPr>
-      <w:r>
-        <w:rPr>
-          <w:rFonts w:ascii="Calibri" w:hAnsi="Calibri" w:cs="Calibri"/>
-          <w:lang w:val="en-GB"/>
-        </w:rPr>
-        <w:br w:type="page"/>
-      </w:r>
-    </w:p>
-    <w:p>
-      <w:pPr>
         <w:pStyle w:val="Heading1"/>
         <w:rPr>
           <w:rFonts w:ascii="Calibri" w:hAnsi="Calibri" w:cs="Calibri"/>
           <w:lang w:val="en-GB"/>
         </w:rPr>
       </w:pPr>
-      <w:bookmarkStart w:id="16" w:name="_Toc226901994"/>
-      <w:r>
-        <w:rPr>
-          <w:rFonts w:ascii="Calibri" w:hAnsi="Calibri" w:cs="Calibri"/>
-          <w:lang w:val="en-GB"/>
-        </w:rPr>
-        <w:lastRenderedPageBreak/>
+      <w:bookmarkStart w:id="16" w:name="_Toc227455763"/>
+      <w:r>
+        <w:rPr>
+          <w:rFonts w:ascii="Calibri" w:hAnsi="Calibri" w:cs="Calibri"/>
+          <w:lang w:val="en-GB"/>
+        </w:rPr>
         <w:t xml:space="preserve">4. </w:t>
       </w:r>
       <w:r>
@@ -4727,7 +4608,15 @@
           <w:rFonts w:ascii="Calibri" w:hAnsi="Calibri" w:cs="Calibri"/>
           <w:lang w:val="en-GB"/>
         </w:rPr>
-        <w:t> to many image changes. That invariance is helpful for recognition tasks, but super-resolution needs sensitivity to tiny local differences.</w:t>
+        <w:t xml:space="preserve"> to many image changes. That </w:t>
+      </w:r>
+      <w:r>
+        <w:rPr>
+          <w:rFonts w:ascii="Calibri" w:hAnsi="Calibri" w:cs="Calibri"/>
+          <w:lang w:val="en-GB"/>
+        </w:rPr>
+        <w:lastRenderedPageBreak/>
+        <w:t>invariance is helpful for recognition tasks, but super-resolution needs sensitivity to tiny local differences.</w:t>
       </w:r>
     </w:p>
     <w:p>
@@ -4748,94 +4637,64 @@
     </w:p>
     <w:p>
       <w:pPr>
-        <w:rPr>
-          <w:rFonts w:ascii="Calibri" w:hAnsi="Calibri" w:cs="Calibri"/>
-          <w:lang w:val="en-GB"/>
-        </w:rPr>
-      </w:pPr>
-      <w:r>
-        <w:rPr>
-          <w:rFonts w:ascii="Calibri" w:hAnsi="Calibri" w:cs="Calibri"/>
-          <w:lang w:val="en-GB"/>
-        </w:rPr>
+        <w:pStyle w:val="NoSpacing"/>
+      </w:pPr>
+      <w:r>
         <w:t>For super-resolution, the model often needs different inductive biases:</w:t>
       </w:r>
     </w:p>
     <w:p>
       <w:pPr>
+        <w:pStyle w:val="NoSpacing"/>
         <w:numPr>
           <w:ilvl w:val="0"/>
-          <w:numId w:val="24"/>
+          <w:numId w:val="26"/>
         </w:numPr>
-        <w:rPr>
-          <w:rFonts w:ascii="Calibri" w:hAnsi="Calibri" w:cs="Calibri"/>
-          <w:lang w:val="en-GB"/>
-        </w:rPr>
-      </w:pPr>
-      <w:r>
-        <w:rPr>
-          <w:rFonts w:ascii="Calibri" w:hAnsi="Calibri" w:cs="Calibri"/>
-          <w:lang w:val="en-GB"/>
-        </w:rPr>
+      </w:pPr>
+      <w:r>
         <w:t>preservation of exact spatial correspondences,</w:t>
       </w:r>
     </w:p>
     <w:p>
       <w:pPr>
+        <w:pStyle w:val="NoSpacing"/>
         <w:numPr>
           <w:ilvl w:val="0"/>
-          <w:numId w:val="24"/>
+          <w:numId w:val="26"/>
         </w:numPr>
-        <w:rPr>
-          <w:rFonts w:ascii="Calibri" w:hAnsi="Calibri" w:cs="Calibri"/>
-          <w:lang w:val="en-GB"/>
-        </w:rPr>
-      </w:pPr>
-      <w:r>
-        <w:rPr>
-          <w:rFonts w:ascii="Calibri" w:hAnsi="Calibri" w:cs="Calibri"/>
-          <w:lang w:val="en-GB"/>
-        </w:rPr>
+      </w:pPr>
+      <w:r>
         <w:t>sensitivity to high-frequency texture and edge structure,</w:t>
       </w:r>
     </w:p>
     <w:p>
       <w:pPr>
+        <w:pStyle w:val="NoSpacing"/>
         <w:numPr>
           <w:ilvl w:val="0"/>
-          <w:numId w:val="24"/>
+          <w:numId w:val="26"/>
         </w:numPr>
-        <w:rPr>
-          <w:rFonts w:ascii="Calibri" w:hAnsi="Calibri" w:cs="Calibri"/>
-          <w:lang w:val="en-GB"/>
-        </w:rPr>
-      </w:pPr>
-      <w:r>
-        <w:rPr>
-          <w:rFonts w:ascii="Calibri" w:hAnsi="Calibri" w:cs="Calibri"/>
-          <w:lang w:val="en-GB"/>
-        </w:rPr>
+      </w:pPr>
+      <w:r>
         <w:t>an understanding of the degradation process that created the low-resolution image,</w:t>
       </w:r>
     </w:p>
     <w:p>
       <w:pPr>
+        <w:pStyle w:val="NoSpacing"/>
         <w:numPr>
           <w:ilvl w:val="0"/>
-          <w:numId w:val="24"/>
+          <w:numId w:val="26"/>
         </w:numPr>
-        <w:rPr>
-          <w:rFonts w:ascii="Calibri" w:hAnsi="Calibri" w:cs="Calibri"/>
-          <w:lang w:val="en-GB"/>
-        </w:rPr>
-      </w:pPr>
-      <w:r>
-        <w:rPr>
-          <w:rFonts w:ascii="Calibri" w:hAnsi="Calibri" w:cs="Calibri"/>
-          <w:lang w:val="en-GB"/>
-        </w:rPr>
+      </w:pPr>
+      <w:r>
         <w:t>architectures designed for dense pixel reconstruction rather than semantic invariance.</w:t>
       </w:r>
+    </w:p>
+    <w:p>
+      <w:pPr>
+        <w:pStyle w:val="NoSpacing"/>
+      </w:pPr>
     </w:p>
     <w:p>
       <w:pPr>
@@ -4950,7 +4809,6 @@
           <w:noProof/>
           <w:lang w:val="en-GB"/>
         </w:rPr>
-        <w:lastRenderedPageBreak/>
         <w:drawing>
           <wp:inline distT="0" distB="0" distL="0" distR="0" wp14:anchorId="25585BF5" wp14:editId="267AB598">
             <wp:extent cx="4205383" cy="2341266"/>
@@ -4969,7 +4827,7 @@
                     </pic:cNvPicPr>
                   </pic:nvPicPr>
                   <pic:blipFill>
-                    <a:blip r:embed="rId13" cstate="print">
+                    <a:blip r:embed="rId16" cstate="print">
                       <a:extLst>
                         <a:ext uri="{28A0092B-C50C-407E-A947-70E740481C1C}">
                           <a14:useLocalDpi xmlns:a14="http://schemas.microsoft.com/office/drawing/2010/main" val="0"/>
@@ -5010,7 +4868,7 @@
           <w:lang w:val="en-GB"/>
         </w:rPr>
       </w:pPr>
-      <w:bookmarkStart w:id="17" w:name="_Toc226901862"/>
+      <w:bookmarkStart w:id="17" w:name="_Toc227455240"/>
       <w:r>
         <w:rPr>
           <w:rFonts w:ascii="Calibri" w:hAnsi="Calibri" w:cs="Calibri"/>
@@ -5077,12 +4935,13 @@
           <w:lang w:val="en-GB"/>
         </w:rPr>
       </w:pPr>
-      <w:bookmarkStart w:id="18" w:name="_Toc226901995"/>
-      <w:r>
-        <w:rPr>
-          <w:rFonts w:ascii="Calibri" w:hAnsi="Calibri" w:cs="Calibri"/>
-          <w:lang w:val="en-GB"/>
-        </w:rPr>
+      <w:bookmarkStart w:id="18" w:name="_Toc227455764"/>
+      <w:r>
+        <w:rPr>
+          <w:rFonts w:ascii="Calibri" w:hAnsi="Calibri" w:cs="Calibri"/>
+          <w:lang w:val="en-GB"/>
+        </w:rPr>
+        <w:lastRenderedPageBreak/>
         <w:t>Conclusion</w:t>
       </w:r>
       <w:bookmarkEnd w:id="18"/>
@@ -5197,37 +5056,18 @@
     </w:p>
     <w:p>
       <w:pPr>
-        <w:rPr>
-          <w:rFonts w:ascii="Calibri" w:eastAsiaTheme="majorEastAsia" w:hAnsi="Calibri" w:cs="Calibri"/>
-          <w:color w:val="0F4761" w:themeColor="accent1" w:themeShade="BF"/>
-          <w:sz w:val="40"/>
-          <w:szCs w:val="40"/>
-          <w:lang w:val="en-GB"/>
-        </w:rPr>
-      </w:pPr>
-      <w:r>
-        <w:rPr>
-          <w:rFonts w:ascii="Calibri" w:hAnsi="Calibri" w:cs="Calibri"/>
-          <w:lang w:val="en-GB"/>
-        </w:rPr>
-        <w:br w:type="page"/>
-      </w:r>
-    </w:p>
-    <w:p>
-      <w:pPr>
         <w:pStyle w:val="Heading1"/>
         <w:rPr>
           <w:rFonts w:ascii="Calibri" w:hAnsi="Calibri" w:cs="Calibri"/>
           <w:lang w:val="en-GB"/>
         </w:rPr>
       </w:pPr>
-      <w:bookmarkStart w:id="19" w:name="_Toc226901996"/>
-      <w:r>
-        <w:rPr>
-          <w:rFonts w:ascii="Calibri" w:hAnsi="Calibri" w:cs="Calibri"/>
-          <w:lang w:val="en-GB"/>
-        </w:rPr>
-        <w:lastRenderedPageBreak/>
+      <w:bookmarkStart w:id="19" w:name="_Toc227455765"/>
+      <w:r>
+        <w:rPr>
+          <w:rFonts w:ascii="Calibri" w:hAnsi="Calibri" w:cs="Calibri"/>
+          <w:lang w:val="en-GB"/>
+        </w:rPr>
         <w:t>References</w:t>
       </w:r>
       <w:bookmarkEnd w:id="19"/>
@@ -5384,11 +5224,11 @@
       </w:r>
     </w:p>
     <w:sectPr>
-      <w:headerReference w:type="default" r:id="rId14"/>
-      <w:footerReference w:type="default" r:id="rId15"/>
+      <w:headerReference w:type="first" r:id="rId17"/>
+      <w:footerReference w:type="first" r:id="rId18"/>
       <w:pgSz w:w="12240" w:h="15840"/>
       <w:pgMar w:top="1440" w:right="1440" w:bottom="1440" w:left="1440" w:header="720" w:footer="720" w:gutter="0"/>
-      <w:pgNumType w:start="0"/>
+      <w:pgNumType w:start="1"/>
       <w:cols w:space="720"/>
       <w:titlePg/>
       <w:docGrid w:linePitch="326"/>
@@ -5426,7 +5266,7 @@
 <w:ftr xmlns:wpc="http://schemas.microsoft.com/office/word/2010/wordprocessingCanvas" xmlns:cx="http://schemas.microsoft.com/office/drawing/2014/chartex" xmlns:cx1="http://schemas.microsoft.com/office/drawing/2015/9/8/chartex" xmlns:cx2="http://schemas.microsoft.com/office/drawing/2015/10/21/chartex" xmlns:cx3="http://schemas.microsoft.com/office/drawing/2016/5/9/chartex" xmlns:cx4="http://schemas.microsoft.com/office/drawing/2016/5/10/chartex" xmlns:cx5="http://schemas.microsoft.com/office/drawing/2016/5/11/chartex" xmlns:cx6="http://schemas.microsoft.com/office/drawing/2016/5/12/chartex" xmlns:cx7="http://schemas.microsoft.com/office/drawing/2016/5/13/chartex" xmlns:cx8="http://schemas.microsoft.com/office/drawing/2016/5/14/chartex" xmlns:mc="http://schemas.openxmlformats.org/markup-compatibility/2006" xmlns:aink="http://schemas.microsoft.com/office/drawing/2016/ink" xmlns:am3d="http://schemas.microsoft.com/office/drawing/2017/model3d" xmlns:o="urn:schemas-microsoft-com:office:office" xmlns:oel="http://schemas.microsoft.com/office/2019/extlst" xmlns:r="http://schemas.openxmlformats.org/officeDocument/2006/relationships" xmlns:m="http://schemas.openxmlformats.org/officeDocument/2006/math" xmlns:v="urn:schemas-microsoft-com:vml" xmlns:wp14="http://schemas.microsoft.com/office/word/2010/wordprocessingDrawing" xmlns:wp="http://schemas.openxmlformats.org/drawingml/2006/wordprocessingDrawing" xmlns:w10="urn:schemas-microsoft-com:office:word" xmlns:w="http://schemas.openxmlformats.org/wordprocessingml/2006/main" xmlns:w14="http://schemas.microsoft.com/office/word/2010/wordml" xmlns:w15="http://schemas.microsoft.com/office/word/2012/wordml" xmlns:w16cex="http://schemas.microsoft.com/office/word/2018/wordml/cex" xmlns:w16cid="http://schemas.microsoft.com/office/word/2016/wordml/cid" xmlns:w16="http://schemas.microsoft.com/office/word/2018/wordml" xmlns:w16du="http://schemas.microsoft.com/office/word/2023/wordml/word16du" xmlns:w16sdtdh="http://schemas.microsoft.com/office/word/2020/wordml/sdtdatahash" xmlns:w16sdtfl="http://schemas.microsoft.com/office/word/2024/wordml/sdtformatlock" xmlns:w16se="http://schemas.microsoft.com/office/word/2015/wordml/symex" xmlns:wpg="http://schemas.microsoft.com/office/word/2010/wordprocessingGroup" xmlns:wpi="http://schemas.microsoft.com/office/word/2010/wordprocessingInk" xmlns:wne="http://schemas.microsoft.com/office/word/2006/wordml" xmlns:wps="http://schemas.microsoft.com/office/word/2010/wordprocessingShape" mc:Ignorable="w14 w15 w16se w16cid w16 w16cex w16sdtdh w16sdtfl w16du wp14">
   <w:sdt>
     <w:sdtPr>
-      <w:id w:val="-248812520"/>
+      <w:id w:val="-165324367"/>
       <w:docPartObj>
         <w:docPartGallery w:val="Page Numbers (Bottom of Page)"/>
         <w:docPartUnique/>
@@ -5504,6 +5344,121 @@
 </w:ftr>
 </file>
 
+<file path=word/footer2.xml><?xml version="1.0" encoding="utf-8"?>
+<w:ftr xmlns:wpc="http://schemas.microsoft.com/office/word/2010/wordprocessingCanvas" xmlns:cx="http://schemas.microsoft.com/office/drawing/2014/chartex" xmlns:cx1="http://schemas.microsoft.com/office/drawing/2015/9/8/chartex" xmlns:cx2="http://schemas.microsoft.com/office/drawing/2015/10/21/chartex" xmlns:cx3="http://schemas.microsoft.com/office/drawing/2016/5/9/chartex" xmlns:cx4="http://schemas.microsoft.com/office/drawing/2016/5/10/chartex" xmlns:cx5="http://schemas.microsoft.com/office/drawing/2016/5/11/chartex" xmlns:cx6="http://schemas.microsoft.com/office/drawing/2016/5/12/chartex" xmlns:cx7="http://schemas.microsoft.com/office/drawing/2016/5/13/chartex" xmlns:cx8="http://schemas.microsoft.com/office/drawing/2016/5/14/chartex" xmlns:mc="http://schemas.openxmlformats.org/markup-compatibility/2006" xmlns:aink="http://schemas.microsoft.com/office/drawing/2016/ink" xmlns:am3d="http://schemas.microsoft.com/office/drawing/2017/model3d" xmlns:o="urn:schemas-microsoft-com:office:office" xmlns:oel="http://schemas.microsoft.com/office/2019/extlst" xmlns:r="http://schemas.openxmlformats.org/officeDocument/2006/relationships" xmlns:m="http://schemas.openxmlformats.org/officeDocument/2006/math" xmlns:v="urn:schemas-microsoft-com:vml" xmlns:wp14="http://schemas.microsoft.com/office/word/2010/wordprocessingDrawing" xmlns:wp="http://schemas.openxmlformats.org/drawingml/2006/wordprocessingDrawing" xmlns:w10="urn:schemas-microsoft-com:office:word" xmlns:w="http://schemas.openxmlformats.org/wordprocessingml/2006/main" xmlns:w14="http://schemas.microsoft.com/office/word/2010/wordml" xmlns:w15="http://schemas.microsoft.com/office/word/2012/wordml" xmlns:w16cex="http://schemas.microsoft.com/office/word/2018/wordml/cex" xmlns:w16cid="http://schemas.microsoft.com/office/word/2016/wordml/cid" xmlns:w16="http://schemas.microsoft.com/office/word/2018/wordml" xmlns:w16du="http://schemas.microsoft.com/office/word/2023/wordml/word16du" xmlns:w16sdtdh="http://schemas.microsoft.com/office/word/2020/wordml/sdtdatahash" xmlns:w16sdtfl="http://schemas.microsoft.com/office/word/2024/wordml/sdtformatlock" xmlns:w16se="http://schemas.microsoft.com/office/word/2015/wordml/symex" xmlns:wpg="http://schemas.microsoft.com/office/word/2010/wordprocessingGroup" xmlns:wpi="http://schemas.microsoft.com/office/word/2010/wordprocessingInk" xmlns:wne="http://schemas.microsoft.com/office/word/2006/wordml" xmlns:wps="http://schemas.microsoft.com/office/word/2010/wordprocessingShape" mc:Ignorable="w14 w15 w16se w16cid w16 w16cex w16sdtdh w16sdtfl w16du wp14">
+  <w:p>
+    <w:pPr>
+      <w:pStyle w:val="Footer"/>
+    </w:pPr>
+    <w:r>
+      <w:rPr>
+        <w:rFonts w:ascii="Arial" w:hAnsi="Arial" w:cs="Arial"/>
+        <w:i/>
+        <w:iCs/>
+        <w:sz w:val="20"/>
+        <w:szCs w:val="20"/>
+      </w:rPr>
+      <w:t xml:space="preserve">Modern </w:t>
+    </w:r>
+    <w:r>
+      <w:rPr>
+        <w:rFonts w:ascii="Arial" w:hAnsi="Arial" w:cs="Arial"/>
+        <w:i/>
+        <w:iCs/>
+        <w:sz w:val="20"/>
+        <w:szCs w:val="20"/>
+      </w:rPr>
+      <w:t xml:space="preserve">Computer </w:t>
+    </w:r>
+    <w:r>
+      <w:rPr>
+        <w:rFonts w:ascii="Arial" w:hAnsi="Arial" w:cs="Arial"/>
+        <w:i/>
+        <w:iCs/>
+        <w:sz w:val="20"/>
+        <w:szCs w:val="20"/>
+      </w:rPr>
+      <w:t>Vision Architecture: Backbones, Heads, and Pretraining</w:t>
+    </w:r>
+  </w:p>
+</w:ftr>
+</file>
+
+<file path=word/footer3.xml><?xml version="1.0" encoding="utf-8"?>
+<w:ftr xmlns:wpc="http://schemas.microsoft.com/office/word/2010/wordprocessingCanvas" xmlns:cx="http://schemas.microsoft.com/office/drawing/2014/chartex" xmlns:cx1="http://schemas.microsoft.com/office/drawing/2015/9/8/chartex" xmlns:cx2="http://schemas.microsoft.com/office/drawing/2015/10/21/chartex" xmlns:cx3="http://schemas.microsoft.com/office/drawing/2016/5/9/chartex" xmlns:cx4="http://schemas.microsoft.com/office/drawing/2016/5/10/chartex" xmlns:cx5="http://schemas.microsoft.com/office/drawing/2016/5/11/chartex" xmlns:cx6="http://schemas.microsoft.com/office/drawing/2016/5/12/chartex" xmlns:cx7="http://schemas.microsoft.com/office/drawing/2016/5/13/chartex" xmlns:cx8="http://schemas.microsoft.com/office/drawing/2016/5/14/chartex" xmlns:mc="http://schemas.openxmlformats.org/markup-compatibility/2006" xmlns:aink="http://schemas.microsoft.com/office/drawing/2016/ink" xmlns:am3d="http://schemas.microsoft.com/office/drawing/2017/model3d" xmlns:o="urn:schemas-microsoft-com:office:office" xmlns:oel="http://schemas.microsoft.com/office/2019/extlst" xmlns:r="http://schemas.openxmlformats.org/officeDocument/2006/relationships" xmlns:m="http://schemas.openxmlformats.org/officeDocument/2006/math" xmlns:v="urn:schemas-microsoft-com:vml" xmlns:wp14="http://schemas.microsoft.com/office/word/2010/wordprocessingDrawing" xmlns:wp="http://schemas.openxmlformats.org/drawingml/2006/wordprocessingDrawing" xmlns:w10="urn:schemas-microsoft-com:office:word" xmlns:w="http://schemas.openxmlformats.org/wordprocessingml/2006/main" xmlns:w14="http://schemas.microsoft.com/office/word/2010/wordml" xmlns:w15="http://schemas.microsoft.com/office/word/2012/wordml" xmlns:w16cex="http://schemas.microsoft.com/office/word/2018/wordml/cex" xmlns:w16cid="http://schemas.microsoft.com/office/word/2016/wordml/cid" xmlns:w16="http://schemas.microsoft.com/office/word/2018/wordml" xmlns:w16du="http://schemas.microsoft.com/office/word/2023/wordml/word16du" xmlns:w16sdtdh="http://schemas.microsoft.com/office/word/2020/wordml/sdtdatahash" xmlns:w16sdtfl="http://schemas.microsoft.com/office/word/2024/wordml/sdtformatlock" xmlns:w16se="http://schemas.microsoft.com/office/word/2015/wordml/symex" xmlns:wpg="http://schemas.microsoft.com/office/word/2010/wordprocessingGroup" xmlns:wpi="http://schemas.microsoft.com/office/word/2010/wordprocessingInk" xmlns:wne="http://schemas.microsoft.com/office/word/2006/wordml" xmlns:wps="http://schemas.microsoft.com/office/word/2010/wordprocessingShape" mc:Ignorable="w14 w15 w16se w16cid w16 w16cex w16sdtdh w16sdtfl w16du wp14">
+  <w:sdt>
+    <w:sdtPr>
+      <w:id w:val="-1952778146"/>
+      <w:docPartObj>
+        <w:docPartGallery w:val="Page Numbers (Bottom of Page)"/>
+        <w:docPartUnique/>
+      </w:docPartObj>
+    </w:sdtPr>
+    <w:sdtContent>
+      <w:p>
+        <w:pPr>
+          <w:pStyle w:val="Footer"/>
+          <w:jc w:val="right"/>
+        </w:pPr>
+        <w:r>
+          <w:fldChar w:fldCharType="begin"/>
+        </w:r>
+        <w:r>
+          <w:instrText>PAGE   \* MERGEFORMAT</w:instrText>
+        </w:r>
+        <w:r>
+          <w:fldChar w:fldCharType="separate"/>
+        </w:r>
+        <w:r>
+          <w:rPr>
+            <w:lang w:val="en-GB"/>
+          </w:rPr>
+          <w:t>2</w:t>
+        </w:r>
+        <w:r>
+          <w:fldChar w:fldCharType="end"/>
+        </w:r>
+      </w:p>
+    </w:sdtContent>
+  </w:sdt>
+  <w:p>
+    <w:pPr>
+      <w:pStyle w:val="Footer"/>
+    </w:pPr>
+    <w:r>
+      <w:rPr>
+        <w:rFonts w:ascii="Arial" w:hAnsi="Arial" w:cs="Arial"/>
+        <w:i/>
+        <w:iCs/>
+        <w:sz w:val="20"/>
+        <w:szCs w:val="20"/>
+      </w:rPr>
+      <w:t xml:space="preserve">Modern </w:t>
+    </w:r>
+    <w:r>
+      <w:rPr>
+        <w:rFonts w:ascii="Arial" w:hAnsi="Arial" w:cs="Arial"/>
+        <w:i/>
+        <w:iCs/>
+        <w:sz w:val="20"/>
+        <w:szCs w:val="20"/>
+      </w:rPr>
+      <w:t xml:space="preserve">Computer </w:t>
+    </w:r>
+    <w:r>
+      <w:rPr>
+        <w:rFonts w:ascii="Arial" w:hAnsi="Arial" w:cs="Arial"/>
+        <w:i/>
+        <w:iCs/>
+        <w:sz w:val="20"/>
+        <w:szCs w:val="20"/>
+      </w:rPr>
+      <w:t>Vision Architecture: Backbones, Heads, and Pretraining</w:t>
+    </w:r>
+  </w:p>
+</w:ftr>
+</file>
+
 <file path=word/footnotes.xml><?xml version="1.0" encoding="utf-8"?>
 <w:footnotes xmlns:wpc="http://schemas.microsoft.com/office/word/2010/wordprocessingCanvas" xmlns:cx="http://schemas.microsoft.com/office/drawing/2014/chartex" xmlns:cx1="http://schemas.microsoft.com/office/drawing/2015/9/8/chartex" xmlns:cx2="http://schemas.microsoft.com/office/drawing/2015/10/21/chartex" xmlns:cx3="http://schemas.microsoft.com/office/drawing/2016/5/9/chartex" xmlns:cx4="http://schemas.microsoft.com/office/drawing/2016/5/10/chartex" xmlns:cx5="http://schemas.microsoft.com/office/drawing/2016/5/11/chartex" xmlns:cx6="http://schemas.microsoft.com/office/drawing/2016/5/12/chartex" xmlns:cx7="http://schemas.microsoft.com/office/drawing/2016/5/13/chartex" xmlns:cx8="http://schemas.microsoft.com/office/drawing/2016/5/14/chartex" xmlns:mc="http://schemas.openxmlformats.org/markup-compatibility/2006" xmlns:aink="http://schemas.microsoft.com/office/drawing/2016/ink" xmlns:am3d="http://schemas.microsoft.com/office/drawing/2017/model3d" xmlns:o="urn:schemas-microsoft-com:office:office" xmlns:oel="http://schemas.microsoft.com/office/2019/extlst" xmlns:r="http://schemas.openxmlformats.org/officeDocument/2006/relationships" xmlns:m="http://schemas.openxmlformats.org/officeDocument/2006/math" xmlns:v="urn:schemas-microsoft-com:vml" xmlns:wp14="http://schemas.microsoft.com/office/word/2010/wordprocessingDrawing" xmlns:wp="http://schemas.openxmlformats.org/drawingml/2006/wordprocessingDrawing" xmlns:w10="urn:schemas-microsoft-com:office:word" xmlns:w="http://schemas.openxmlformats.org/wordprocessingml/2006/main" xmlns:w14="http://schemas.microsoft.com/office/word/2010/wordml" xmlns:w15="http://schemas.microsoft.com/office/word/2012/wordml" xmlns:w16cex="http://schemas.microsoft.com/office/word/2018/wordml/cex" xmlns:w16cid="http://schemas.microsoft.com/office/word/2016/wordml/cid" xmlns:w16="http://schemas.microsoft.com/office/word/2018/wordml" xmlns:w16du="http://schemas.microsoft.com/office/word/2023/wordml/word16du" xmlns:w16sdtdh="http://schemas.microsoft.com/office/word/2020/wordml/sdtdatahash" xmlns:w16sdtfl="http://schemas.microsoft.com/office/word/2024/wordml/sdtformatlock" xmlns:w16se="http://schemas.microsoft.com/office/word/2015/wordml/symex" xmlns:wpg="http://schemas.microsoft.com/office/word/2010/wordprocessingGroup" xmlns:wpi="http://schemas.microsoft.com/office/word/2010/wordprocessingInk" xmlns:wne="http://schemas.microsoft.com/office/word/2006/wordml" xmlns:wps="http://schemas.microsoft.com/office/word/2010/wordprocessingShape" mc:Ignorable="w14 w15 w16se w16cid w16 w16cex w16sdtdh w16sdtfl w16du wp14">
   <w:footnote w:type="separator" w:id="-1">
@@ -5577,6 +5532,28 @@
 </w:hdr>
 </file>
 
+<file path=word/header2.xml><?xml version="1.0" encoding="utf-8"?>
+<w:hdr xmlns:wpc="http://schemas.microsoft.com/office/word/2010/wordprocessingCanvas" xmlns:cx="http://schemas.microsoft.com/office/drawing/2014/chartex" xmlns:cx1="http://schemas.microsoft.com/office/drawing/2015/9/8/chartex" xmlns:cx2="http://schemas.microsoft.com/office/drawing/2015/10/21/chartex" xmlns:cx3="http://schemas.microsoft.com/office/drawing/2016/5/9/chartex" xmlns:cx4="http://schemas.microsoft.com/office/drawing/2016/5/10/chartex" xmlns:cx5="http://schemas.microsoft.com/office/drawing/2016/5/11/chartex" xmlns:cx6="http://schemas.microsoft.com/office/drawing/2016/5/12/chartex" xmlns:cx7="http://schemas.microsoft.com/office/drawing/2016/5/13/chartex" xmlns:cx8="http://schemas.microsoft.com/office/drawing/2016/5/14/chartex" xmlns:mc="http://schemas.openxmlformats.org/markup-compatibility/2006" xmlns:aink="http://schemas.microsoft.com/office/drawing/2016/ink" xmlns:am3d="http://schemas.microsoft.com/office/drawing/2017/model3d" xmlns:o="urn:schemas-microsoft-com:office:office" xmlns:oel="http://schemas.microsoft.com/office/2019/extlst" xmlns:r="http://schemas.openxmlformats.org/officeDocument/2006/relationships" xmlns:m="http://schemas.openxmlformats.org/officeDocument/2006/math" xmlns:v="urn:schemas-microsoft-com:vml" xmlns:wp14="http://schemas.microsoft.com/office/word/2010/wordprocessingDrawing" xmlns:wp="http://schemas.openxmlformats.org/drawingml/2006/wordprocessingDrawing" xmlns:w10="urn:schemas-microsoft-com:office:word" xmlns:w="http://schemas.openxmlformats.org/wordprocessingml/2006/main" xmlns:w14="http://schemas.microsoft.com/office/word/2010/wordml" xmlns:w15="http://schemas.microsoft.com/office/word/2012/wordml" xmlns:w16cex="http://schemas.microsoft.com/office/word/2018/wordml/cex" xmlns:w16cid="http://schemas.microsoft.com/office/word/2016/wordml/cid" xmlns:w16="http://schemas.microsoft.com/office/word/2018/wordml" xmlns:w16du="http://schemas.microsoft.com/office/word/2023/wordml/word16du" xmlns:w16sdtdh="http://schemas.microsoft.com/office/word/2020/wordml/sdtdatahash" xmlns:w16sdtfl="http://schemas.microsoft.com/office/word/2024/wordml/sdtformatlock" xmlns:w16se="http://schemas.microsoft.com/office/word/2015/wordml/symex" xmlns:wpg="http://schemas.microsoft.com/office/word/2010/wordprocessingGroup" xmlns:wpi="http://schemas.microsoft.com/office/word/2010/wordprocessingInk" xmlns:wne="http://schemas.microsoft.com/office/word/2006/wordml" xmlns:wps="http://schemas.microsoft.com/office/word/2010/wordprocessingShape" mc:Ignorable="w14 w15 w16se w16cid w16 w16cex w16sdtdh w16sdtfl w16du wp14">
+  <w:p>
+    <w:pPr>
+      <w:pStyle w:val="Header"/>
+      <w:jc w:val="right"/>
+      <w:rPr>
+        <w:i/>
+        <w:iCs/>
+      </w:rPr>
+    </w:pPr>
+    <w:r>
+      <w:rPr>
+        <w:i/>
+        <w:iCs/>
+      </w:rPr>
+      <w:t>Assignment 1 – Advanced Machine Learning</w:t>
+    </w:r>
+  </w:p>
+</w:hdr>
+</file>
+
 <file path=word/numbering.xml><?xml version="1.0" encoding="utf-8"?>
 <w:numbering xmlns:wpc="http://schemas.microsoft.com/office/word/2010/wordprocessingCanvas" xmlns:cx="http://schemas.microsoft.com/office/drawing/2014/chartex" xmlns:cx1="http://schemas.microsoft.com/office/drawing/2015/9/8/chartex" xmlns:cx2="http://schemas.microsoft.com/office/drawing/2015/10/21/chartex" xmlns:cx3="http://schemas.microsoft.com/office/drawing/2016/5/9/chartex" xmlns:cx4="http://schemas.microsoft.com/office/drawing/2016/5/10/chartex" xmlns:cx5="http://schemas.microsoft.com/office/drawing/2016/5/11/chartex" xmlns:cx6="http://schemas.microsoft.com/office/drawing/2016/5/12/chartex" xmlns:cx7="http://schemas.microsoft.com/office/drawing/2016/5/13/chartex" xmlns:cx8="http://schemas.microsoft.com/office/drawing/2016/5/14/chartex" xmlns:mc="http://schemas.openxmlformats.org/markup-compatibility/2006" xmlns:aink="http://schemas.microsoft.com/office/drawing/2016/ink" xmlns:am3d="http://schemas.microsoft.com/office/drawing/2017/model3d" xmlns:o="urn:schemas-microsoft-com:office:office" xmlns:oel="http://schemas.microsoft.com/office/2019/extlst" xmlns:r="http://schemas.openxmlformats.org/officeDocument/2006/relationships" xmlns:m="http://schemas.openxmlformats.org/officeDocument/2006/math" xmlns:v="urn:schemas-microsoft-com:vml" xmlns:wp14="http://schemas.microsoft.com/office/word/2010/wordprocessingDrawing" xmlns:wp="http://schemas.openxmlformats.org/drawingml/2006/wordprocessingDrawing" xmlns:w10="urn:schemas-microsoft-com:office:word" xmlns:w="http://schemas.openxmlformats.org/wordprocessingml/2006/main" xmlns:w14="http://schemas.microsoft.com/office/word/2010/wordml" xmlns:w15="http://schemas.microsoft.com/office/word/2012/wordml" xmlns:w16cex="http://schemas.microsoft.com/office/word/2018/wordml/cex" xmlns:w16cid="http://schemas.microsoft.com/office/word/2016/wordml/cid" xmlns:w16="http://schemas.microsoft.com/office/word/2018/wordml" xmlns:w16du="http://schemas.microsoft.com/office/word/2023/wordml/word16du" xmlns:w16sdtdh="http://schemas.microsoft.com/office/word/2020/wordml/sdtdatahash" xmlns:w16sdtfl="http://schemas.microsoft.com/office/word/2024/wordml/sdtformatlock" xmlns:w16se="http://schemas.microsoft.com/office/word/2015/wordml/symex" xmlns:wpg="http://schemas.microsoft.com/office/word/2010/wordprocessingGroup" xmlns:wpi="http://schemas.microsoft.com/office/word/2010/wordprocessingInk" xmlns:wne="http://schemas.microsoft.com/office/word/2006/wordml" xmlns:wps="http://schemas.microsoft.com/office/word/2010/wordprocessingShape" mc:Ignorable="w14 w15 w16se w16cid w16 w16cex w16sdtdh w16sdtfl w16du wp14">
   <w:abstractNum w:abstractNumId="0" w15:restartNumberingAfterBreak="0">
@@ -6290,6 +6267,345 @@
       <w:rPr>
         <w:rFonts w:ascii="Wingdings" w:hAnsi="Wingdings" w:hint="default"/>
         <w:sz w:val="20"/>
+      </w:rPr>
+    </w:lvl>
+  </w:abstractNum>
+  <w:abstractNum w:abstractNumId="6" w15:restartNumberingAfterBreak="0">
+    <w:nsid w:val="4CED6BD7"/>
+    <w:multiLevelType w:val="hybridMultilevel"/>
+    <w:tmpl w:val="CD2A44F6"/>
+    <w:lvl w:ilvl="0" w:tplc="08090001">
+      <w:start w:val="1"/>
+      <w:numFmt w:val="bullet"/>
+      <w:lvlText w:val=""/>
+      <w:lvlJc w:val="left"/>
+      <w:pPr>
+        <w:ind w:left="720" w:hanging="360"/>
+      </w:pPr>
+      <w:rPr>
+        <w:rFonts w:ascii="Symbol" w:hAnsi="Symbol" w:hint="default"/>
+      </w:rPr>
+    </w:lvl>
+    <w:lvl w:ilvl="1" w:tplc="08090003" w:tentative="1">
+      <w:start w:val="1"/>
+      <w:numFmt w:val="bullet"/>
+      <w:lvlText w:val="o"/>
+      <w:lvlJc w:val="left"/>
+      <w:pPr>
+        <w:ind w:left="1440" w:hanging="360"/>
+      </w:pPr>
+      <w:rPr>
+        <w:rFonts w:ascii="Courier New" w:hAnsi="Courier New" w:cs="Courier New" w:hint="default"/>
+      </w:rPr>
+    </w:lvl>
+    <w:lvl w:ilvl="2" w:tplc="08090005" w:tentative="1">
+      <w:start w:val="1"/>
+      <w:numFmt w:val="bullet"/>
+      <w:lvlText w:val=""/>
+      <w:lvlJc w:val="left"/>
+      <w:pPr>
+        <w:ind w:left="2160" w:hanging="360"/>
+      </w:pPr>
+      <w:rPr>
+        <w:rFonts w:ascii="Wingdings" w:hAnsi="Wingdings" w:hint="default"/>
+      </w:rPr>
+    </w:lvl>
+    <w:lvl w:ilvl="3" w:tplc="08090001" w:tentative="1">
+      <w:start w:val="1"/>
+      <w:numFmt w:val="bullet"/>
+      <w:lvlText w:val=""/>
+      <w:lvlJc w:val="left"/>
+      <w:pPr>
+        <w:ind w:left="2880" w:hanging="360"/>
+      </w:pPr>
+      <w:rPr>
+        <w:rFonts w:ascii="Symbol" w:hAnsi="Symbol" w:hint="default"/>
+      </w:rPr>
+    </w:lvl>
+    <w:lvl w:ilvl="4" w:tplc="08090003" w:tentative="1">
+      <w:start w:val="1"/>
+      <w:numFmt w:val="bullet"/>
+      <w:lvlText w:val="o"/>
+      <w:lvlJc w:val="left"/>
+      <w:pPr>
+        <w:ind w:left="3600" w:hanging="360"/>
+      </w:pPr>
+      <w:rPr>
+        <w:rFonts w:ascii="Courier New" w:hAnsi="Courier New" w:cs="Courier New" w:hint="default"/>
+      </w:rPr>
+    </w:lvl>
+    <w:lvl w:ilvl="5" w:tplc="08090005" w:tentative="1">
+      <w:start w:val="1"/>
+      <w:numFmt w:val="bullet"/>
+      <w:lvlText w:val=""/>
+      <w:lvlJc w:val="left"/>
+      <w:pPr>
+        <w:ind w:left="4320" w:hanging="360"/>
+      </w:pPr>
+      <w:rPr>
+        <w:rFonts w:ascii="Wingdings" w:hAnsi="Wingdings" w:hint="default"/>
+      </w:rPr>
+    </w:lvl>
+    <w:lvl w:ilvl="6" w:tplc="08090001" w:tentative="1">
+      <w:start w:val="1"/>
+      <w:numFmt w:val="bullet"/>
+      <w:lvlText w:val=""/>
+      <w:lvlJc w:val="left"/>
+      <w:pPr>
+        <w:ind w:left="5040" w:hanging="360"/>
+      </w:pPr>
+      <w:rPr>
+        <w:rFonts w:ascii="Symbol" w:hAnsi="Symbol" w:hint="default"/>
+      </w:rPr>
+    </w:lvl>
+    <w:lvl w:ilvl="7" w:tplc="08090003" w:tentative="1">
+      <w:start w:val="1"/>
+      <w:numFmt w:val="bullet"/>
+      <w:lvlText w:val="o"/>
+      <w:lvlJc w:val="left"/>
+      <w:pPr>
+        <w:ind w:left="5760" w:hanging="360"/>
+      </w:pPr>
+      <w:rPr>
+        <w:rFonts w:ascii="Courier New" w:hAnsi="Courier New" w:cs="Courier New" w:hint="default"/>
+      </w:rPr>
+    </w:lvl>
+    <w:lvl w:ilvl="8" w:tplc="08090005" w:tentative="1">
+      <w:start w:val="1"/>
+      <w:numFmt w:val="bullet"/>
+      <w:lvlText w:val=""/>
+      <w:lvlJc w:val="left"/>
+      <w:pPr>
+        <w:ind w:left="6480" w:hanging="360"/>
+      </w:pPr>
+      <w:rPr>
+        <w:rFonts w:ascii="Wingdings" w:hAnsi="Wingdings" w:hint="default"/>
+      </w:rPr>
+    </w:lvl>
+  </w:abstractNum>
+  <w:abstractNum w:abstractNumId="7" w15:restartNumberingAfterBreak="0">
+    <w:nsid w:val="573562B5"/>
+    <w:multiLevelType w:val="hybridMultilevel"/>
+    <w:tmpl w:val="F7424A7A"/>
+    <w:lvl w:ilvl="0" w:tplc="08090001">
+      <w:start w:val="1"/>
+      <w:numFmt w:val="bullet"/>
+      <w:lvlText w:val=""/>
+      <w:lvlJc w:val="left"/>
+      <w:pPr>
+        <w:ind w:left="720" w:hanging="360"/>
+      </w:pPr>
+      <w:rPr>
+        <w:rFonts w:ascii="Symbol" w:hAnsi="Symbol" w:hint="default"/>
+      </w:rPr>
+    </w:lvl>
+    <w:lvl w:ilvl="1" w:tplc="08090003" w:tentative="1">
+      <w:start w:val="1"/>
+      <w:numFmt w:val="bullet"/>
+      <w:lvlText w:val="o"/>
+      <w:lvlJc w:val="left"/>
+      <w:pPr>
+        <w:ind w:left="1440" w:hanging="360"/>
+      </w:pPr>
+      <w:rPr>
+        <w:rFonts w:ascii="Courier New" w:hAnsi="Courier New" w:cs="Courier New" w:hint="default"/>
+      </w:rPr>
+    </w:lvl>
+    <w:lvl w:ilvl="2" w:tplc="08090005" w:tentative="1">
+      <w:start w:val="1"/>
+      <w:numFmt w:val="bullet"/>
+      <w:lvlText w:val=""/>
+      <w:lvlJc w:val="left"/>
+      <w:pPr>
+        <w:ind w:left="2160" w:hanging="360"/>
+      </w:pPr>
+      <w:rPr>
+        <w:rFonts w:ascii="Wingdings" w:hAnsi="Wingdings" w:hint="default"/>
+      </w:rPr>
+    </w:lvl>
+    <w:lvl w:ilvl="3" w:tplc="08090001" w:tentative="1">
+      <w:start w:val="1"/>
+      <w:numFmt w:val="bullet"/>
+      <w:lvlText w:val=""/>
+      <w:lvlJc w:val="left"/>
+      <w:pPr>
+        <w:ind w:left="2880" w:hanging="360"/>
+      </w:pPr>
+      <w:rPr>
+        <w:rFonts w:ascii="Symbol" w:hAnsi="Symbol" w:hint="default"/>
+      </w:rPr>
+    </w:lvl>
+    <w:lvl w:ilvl="4" w:tplc="08090003" w:tentative="1">
+      <w:start w:val="1"/>
+      <w:numFmt w:val="bullet"/>
+      <w:lvlText w:val="o"/>
+      <w:lvlJc w:val="left"/>
+      <w:pPr>
+        <w:ind w:left="3600" w:hanging="360"/>
+      </w:pPr>
+      <w:rPr>
+        <w:rFonts w:ascii="Courier New" w:hAnsi="Courier New" w:cs="Courier New" w:hint="default"/>
+      </w:rPr>
+    </w:lvl>
+    <w:lvl w:ilvl="5" w:tplc="08090005" w:tentative="1">
+      <w:start w:val="1"/>
+      <w:numFmt w:val="bullet"/>
+      <w:lvlText w:val=""/>
+      <w:lvlJc w:val="left"/>
+      <w:pPr>
+        <w:ind w:left="4320" w:hanging="360"/>
+      </w:pPr>
+      <w:rPr>
+        <w:rFonts w:ascii="Wingdings" w:hAnsi="Wingdings" w:hint="default"/>
+      </w:rPr>
+    </w:lvl>
+    <w:lvl w:ilvl="6" w:tplc="08090001" w:tentative="1">
+      <w:start w:val="1"/>
+      <w:numFmt w:val="bullet"/>
+      <w:lvlText w:val=""/>
+      <w:lvlJc w:val="left"/>
+      <w:pPr>
+        <w:ind w:left="5040" w:hanging="360"/>
+      </w:pPr>
+      <w:rPr>
+        <w:rFonts w:ascii="Symbol" w:hAnsi="Symbol" w:hint="default"/>
+      </w:rPr>
+    </w:lvl>
+    <w:lvl w:ilvl="7" w:tplc="08090003" w:tentative="1">
+      <w:start w:val="1"/>
+      <w:numFmt w:val="bullet"/>
+      <w:lvlText w:val="o"/>
+      <w:lvlJc w:val="left"/>
+      <w:pPr>
+        <w:ind w:left="5760" w:hanging="360"/>
+      </w:pPr>
+      <w:rPr>
+        <w:rFonts w:ascii="Courier New" w:hAnsi="Courier New" w:cs="Courier New" w:hint="default"/>
+      </w:rPr>
+    </w:lvl>
+    <w:lvl w:ilvl="8" w:tplc="08090005" w:tentative="1">
+      <w:start w:val="1"/>
+      <w:numFmt w:val="bullet"/>
+      <w:lvlText w:val=""/>
+      <w:lvlJc w:val="left"/>
+      <w:pPr>
+        <w:ind w:left="6480" w:hanging="360"/>
+      </w:pPr>
+      <w:rPr>
+        <w:rFonts w:ascii="Wingdings" w:hAnsi="Wingdings" w:hint="default"/>
+      </w:rPr>
+    </w:lvl>
+  </w:abstractNum>
+  <w:abstractNum w:abstractNumId="8" w15:restartNumberingAfterBreak="0">
+    <w:nsid w:val="6AD404D0"/>
+    <w:multiLevelType w:val="hybridMultilevel"/>
+    <w:tmpl w:val="868C21B0"/>
+    <w:lvl w:ilvl="0" w:tplc="08090001">
+      <w:start w:val="1"/>
+      <w:numFmt w:val="bullet"/>
+      <w:lvlText w:val=""/>
+      <w:lvlJc w:val="left"/>
+      <w:pPr>
+        <w:ind w:left="720" w:hanging="360"/>
+      </w:pPr>
+      <w:rPr>
+        <w:rFonts w:ascii="Symbol" w:hAnsi="Symbol" w:hint="default"/>
+      </w:rPr>
+    </w:lvl>
+    <w:lvl w:ilvl="1" w:tplc="08090003" w:tentative="1">
+      <w:start w:val="1"/>
+      <w:numFmt w:val="bullet"/>
+      <w:lvlText w:val="o"/>
+      <w:lvlJc w:val="left"/>
+      <w:pPr>
+        <w:ind w:left="1440" w:hanging="360"/>
+      </w:pPr>
+      <w:rPr>
+        <w:rFonts w:ascii="Courier New" w:hAnsi="Courier New" w:cs="Courier New" w:hint="default"/>
+      </w:rPr>
+    </w:lvl>
+    <w:lvl w:ilvl="2" w:tplc="08090005" w:tentative="1">
+      <w:start w:val="1"/>
+      <w:numFmt w:val="bullet"/>
+      <w:lvlText w:val=""/>
+      <w:lvlJc w:val="left"/>
+      <w:pPr>
+        <w:ind w:left="2160" w:hanging="360"/>
+      </w:pPr>
+      <w:rPr>
+        <w:rFonts w:ascii="Wingdings" w:hAnsi="Wingdings" w:hint="default"/>
+      </w:rPr>
+    </w:lvl>
+    <w:lvl w:ilvl="3" w:tplc="08090001" w:tentative="1">
+      <w:start w:val="1"/>
+      <w:numFmt w:val="bullet"/>
+      <w:lvlText w:val=""/>
+      <w:lvlJc w:val="left"/>
+      <w:pPr>
+        <w:ind w:left="2880" w:hanging="360"/>
+      </w:pPr>
+      <w:rPr>
+        <w:rFonts w:ascii="Symbol" w:hAnsi="Symbol" w:hint="default"/>
+      </w:rPr>
+    </w:lvl>
+    <w:lvl w:ilvl="4" w:tplc="08090003" w:tentative="1">
+      <w:start w:val="1"/>
+      <w:numFmt w:val="bullet"/>
+      <w:lvlText w:val="o"/>
+      <w:lvlJc w:val="left"/>
+      <w:pPr>
+        <w:ind w:left="3600" w:hanging="360"/>
+      </w:pPr>
+      <w:rPr>
+        <w:rFonts w:ascii="Courier New" w:hAnsi="Courier New" w:cs="Courier New" w:hint="default"/>
+      </w:rPr>
+    </w:lvl>
+    <w:lvl w:ilvl="5" w:tplc="08090005" w:tentative="1">
+      <w:start w:val="1"/>
+      <w:numFmt w:val="bullet"/>
+      <w:lvlText w:val=""/>
+      <w:lvlJc w:val="left"/>
+      <w:pPr>
+        <w:ind w:left="4320" w:hanging="360"/>
+      </w:pPr>
+      <w:rPr>
+        <w:rFonts w:ascii="Wingdings" w:hAnsi="Wingdings" w:hint="default"/>
+      </w:rPr>
+    </w:lvl>
+    <w:lvl w:ilvl="6" w:tplc="08090001" w:tentative="1">
+      <w:start w:val="1"/>
+      <w:numFmt w:val="bullet"/>
+      <w:lvlText w:val=""/>
+      <w:lvlJc w:val="left"/>
+      <w:pPr>
+        <w:ind w:left="5040" w:hanging="360"/>
+      </w:pPr>
+      <w:rPr>
+        <w:rFonts w:ascii="Symbol" w:hAnsi="Symbol" w:hint="default"/>
+      </w:rPr>
+    </w:lvl>
+    <w:lvl w:ilvl="7" w:tplc="08090003" w:tentative="1">
+      <w:start w:val="1"/>
+      <w:numFmt w:val="bullet"/>
+      <w:lvlText w:val="o"/>
+      <w:lvlJc w:val="left"/>
+      <w:pPr>
+        <w:ind w:left="5760" w:hanging="360"/>
+      </w:pPr>
+      <w:rPr>
+        <w:rFonts w:ascii="Courier New" w:hAnsi="Courier New" w:cs="Courier New" w:hint="default"/>
+      </w:rPr>
+    </w:lvl>
+    <w:lvl w:ilvl="8" w:tplc="08090005" w:tentative="1">
+      <w:start w:val="1"/>
+      <w:numFmt w:val="bullet"/>
+      <w:lvlText w:val=""/>
+      <w:lvlJc w:val="left"/>
+      <w:pPr>
+        <w:ind w:left="6480" w:hanging="360"/>
+      </w:pPr>
+      <w:rPr>
+        <w:rFonts w:ascii="Wingdings" w:hAnsi="Wingdings" w:hint="default"/>
       </w:rPr>
     </w:lvl>
   </w:abstractNum>
@@ -6391,6 +6707,15 @@
   </w:num>
   <w:num w:numId="24" w16cid:durableId="6294388">
     <w:abstractNumId w:val="3"/>
+  </w:num>
+  <w:num w:numId="25" w16cid:durableId="670185791">
+    <w:abstractNumId w:val="8"/>
+  </w:num>
+  <w:num w:numId="26" w16cid:durableId="63073275">
+    <w:abstractNumId w:val="6"/>
+  </w:num>
+  <w:num w:numId="27" w16cid:durableId="1062560916">
+    <w:abstractNumId w:val="7"/>
   </w:num>
 </w:numbering>
 </file>
@@ -7983,6 +8308,8 @@
     <w:rsid w:val="009F2903"/>
     <w:rsid w:val="00AB5F70"/>
     <w:rsid w:val="00B05ADC"/>
+    <w:rsid w:val="00B37736"/>
+    <w:rsid w:val="00B81EF7"/>
     <w:rsid w:val="00B971C6"/>
     <w:rsid w:val="00D14F81"/>
     <w:rsid w:val="00EE1443"/>

--- a/report/assignment-1/Modern_Computer_Vision_Architecture.docx
+++ b/report/assignment-1/Modern_Computer_Vision_Architecture.docx
@@ -3153,7 +3153,7 @@
           <w:lang w:val="en-GB"/>
         </w:rPr>
         <w:drawing>
-          <wp:inline distT="0" distB="0" distL="0" distR="0" wp14:anchorId="41AD22F0" wp14:editId="37A4F8EF">
+          <wp:inline distT="0" distB="0" distL="0" distR="0" wp14:anchorId="41AD22F0" wp14:editId="3F573FD1">
             <wp:extent cx="3677697" cy="1320199"/>
             <wp:effectExtent l="0" t="0" r="0" b="0"/>
             <wp:docPr id="581286956" name="Picture 9"/>
@@ -3649,7 +3649,7 @@
           <w:lang w:val="en-GB"/>
         </w:rPr>
         <w:drawing>
-          <wp:inline distT="0" distB="0" distL="0" distR="0" wp14:anchorId="3C572B9E" wp14:editId="64595A14">
+          <wp:inline distT="0" distB="0" distL="0" distR="0" wp14:anchorId="3C572B9E" wp14:editId="5B1B3F46">
             <wp:extent cx="3971191" cy="1588477"/>
             <wp:effectExtent l="0" t="0" r="0" b="0"/>
             <wp:docPr id="2078392062" name="Picture 7"/>
@@ -5056,18 +5056,37 @@
     </w:p>
     <w:p>
       <w:pPr>
+        <w:rPr>
+          <w:rFonts w:ascii="Calibri" w:eastAsiaTheme="majorEastAsia" w:hAnsi="Calibri" w:cs="Calibri"/>
+          <w:color w:val="0F4761" w:themeColor="accent1" w:themeShade="BF"/>
+          <w:sz w:val="40"/>
+          <w:szCs w:val="40"/>
+          <w:lang w:val="en-GB"/>
+        </w:rPr>
+      </w:pPr>
+      <w:bookmarkStart w:id="19" w:name="_Toc227455765"/>
+      <w:r>
+        <w:rPr>
+          <w:rFonts w:ascii="Calibri" w:hAnsi="Calibri" w:cs="Calibri"/>
+          <w:lang w:val="en-GB"/>
+        </w:rPr>
+        <w:br w:type="page"/>
+      </w:r>
+    </w:p>
+    <w:p>
+      <w:pPr>
         <w:pStyle w:val="Heading1"/>
         <w:rPr>
           <w:rFonts w:ascii="Calibri" w:hAnsi="Calibri" w:cs="Calibri"/>
           <w:lang w:val="en-GB"/>
         </w:rPr>
       </w:pPr>
-      <w:bookmarkStart w:id="19" w:name="_Toc227455765"/>
-      <w:r>
-        <w:rPr>
-          <w:rFonts w:ascii="Calibri" w:hAnsi="Calibri" w:cs="Calibri"/>
-          <w:lang w:val="en-GB"/>
-        </w:rPr>
+      <w:r>
+        <w:rPr>
+          <w:rFonts w:ascii="Calibri" w:hAnsi="Calibri" w:cs="Calibri"/>
+          <w:lang w:val="en-GB"/>
+        </w:rPr>
+        <w:lastRenderedPageBreak/>
         <w:t>References</w:t>
       </w:r>
       <w:bookmarkEnd w:id="19"/>
@@ -5266,7 +5285,7 @@
 <w:ftr xmlns:wpc="http://schemas.microsoft.com/office/word/2010/wordprocessingCanvas" xmlns:cx="http://schemas.microsoft.com/office/drawing/2014/chartex" xmlns:cx1="http://schemas.microsoft.com/office/drawing/2015/9/8/chartex" xmlns:cx2="http://schemas.microsoft.com/office/drawing/2015/10/21/chartex" xmlns:cx3="http://schemas.microsoft.com/office/drawing/2016/5/9/chartex" xmlns:cx4="http://schemas.microsoft.com/office/drawing/2016/5/10/chartex" xmlns:cx5="http://schemas.microsoft.com/office/drawing/2016/5/11/chartex" xmlns:cx6="http://schemas.microsoft.com/office/drawing/2016/5/12/chartex" xmlns:cx7="http://schemas.microsoft.com/office/drawing/2016/5/13/chartex" xmlns:cx8="http://schemas.microsoft.com/office/drawing/2016/5/14/chartex" xmlns:mc="http://schemas.openxmlformats.org/markup-compatibility/2006" xmlns:aink="http://schemas.microsoft.com/office/drawing/2016/ink" xmlns:am3d="http://schemas.microsoft.com/office/drawing/2017/model3d" xmlns:o="urn:schemas-microsoft-com:office:office" xmlns:oel="http://schemas.microsoft.com/office/2019/extlst" xmlns:r="http://schemas.openxmlformats.org/officeDocument/2006/relationships" xmlns:m="http://schemas.openxmlformats.org/officeDocument/2006/math" xmlns:v="urn:schemas-microsoft-com:vml" xmlns:wp14="http://schemas.microsoft.com/office/word/2010/wordprocessingDrawing" xmlns:wp="http://schemas.openxmlformats.org/drawingml/2006/wordprocessingDrawing" xmlns:w10="urn:schemas-microsoft-com:office:word" xmlns:w="http://schemas.openxmlformats.org/wordprocessingml/2006/main" xmlns:w14="http://schemas.microsoft.com/office/word/2010/wordml" xmlns:w15="http://schemas.microsoft.com/office/word/2012/wordml" xmlns:w16cex="http://schemas.microsoft.com/office/word/2018/wordml/cex" xmlns:w16cid="http://schemas.microsoft.com/office/word/2016/wordml/cid" xmlns:w16="http://schemas.microsoft.com/office/word/2018/wordml" xmlns:w16du="http://schemas.microsoft.com/office/word/2023/wordml/word16du" xmlns:w16sdtdh="http://schemas.microsoft.com/office/word/2020/wordml/sdtdatahash" xmlns:w16sdtfl="http://schemas.microsoft.com/office/word/2024/wordml/sdtformatlock" xmlns:w16se="http://schemas.microsoft.com/office/word/2015/wordml/symex" xmlns:wpg="http://schemas.microsoft.com/office/word/2010/wordprocessingGroup" xmlns:wpi="http://schemas.microsoft.com/office/word/2010/wordprocessingInk" xmlns:wne="http://schemas.microsoft.com/office/word/2006/wordml" xmlns:wps="http://schemas.microsoft.com/office/word/2010/wordprocessingShape" mc:Ignorable="w14 w15 w16se w16cid w16 w16cex w16sdtdh w16sdtfl w16du wp14">
   <w:sdt>
     <w:sdtPr>
-      <w:id w:val="-165324367"/>
+      <w:id w:val="-177043155"/>
       <w:docPartObj>
         <w:docPartGallery w:val="Page Numbers (Bottom of Page)"/>
         <w:docPartUnique/>
@@ -5310,36 +5329,6 @@
         <w:szCs w:val="20"/>
       </w:rPr>
     </w:pPr>
-    <w:r>
-      <w:rPr>
-        <w:rFonts w:ascii="Arial" w:hAnsi="Arial" w:cs="Arial"/>
-        <w:i/>
-        <w:iCs/>
-        <w:sz w:val="20"/>
-        <w:szCs w:val="20"/>
-      </w:rPr>
-      <w:t xml:space="preserve">Modern </w:t>
-    </w:r>
-    <w:r>
-      <w:rPr>
-        <w:rFonts w:ascii="Arial" w:hAnsi="Arial" w:cs="Arial"/>
-        <w:i/>
-        <w:iCs/>
-        <w:sz w:val="20"/>
-        <w:szCs w:val="20"/>
-      </w:rPr>
-      <w:t xml:space="preserve">Computer </w:t>
-    </w:r>
-    <w:r>
-      <w:rPr>
-        <w:rFonts w:ascii="Arial" w:hAnsi="Arial" w:cs="Arial"/>
-        <w:i/>
-        <w:iCs/>
-        <w:sz w:val="20"/>
-        <w:szCs w:val="20"/>
-      </w:rPr>
-      <w:t>Vision Architecture: Backbones, Heads, and Pretraining</w:t>
-    </w:r>
   </w:p>
 </w:ftr>
 </file>
@@ -8298,6 +8287,7 @@
   <w:rsids>
     <w:rsidRoot w:val="009F2903"/>
     <w:rsid w:val="001C6DA3"/>
+    <w:rsid w:val="00223376"/>
     <w:rsid w:val="002F425A"/>
     <w:rsid w:val="004722B6"/>
     <w:rsid w:val="00523A1C"/>
@@ -8311,6 +8301,7 @@
     <w:rsid w:val="00B37736"/>
     <w:rsid w:val="00B81EF7"/>
     <w:rsid w:val="00B971C6"/>
+    <w:rsid w:val="00C416DC"/>
     <w:rsid w:val="00D14F81"/>
     <w:rsid w:val="00EE1443"/>
     <w:rsid w:val="00F34ADD"/>
